--- a/2022/Drafts/Compliance Documents/NRCA/2022 NRCA_Final/ADA 2022-NRCA-LTI-03-A-AutomaticDaylightingControl.docx
+++ b/2022/Drafts/Compliance Documents/NRCA/2022 NRCA_Final/ADA 2022-NRCA-LTI-03-A-AutomaticDaylightingControl.docx
@@ -5,14 +5,14 @@
     <w:tbl>
       <w:tblPr>
         <w:tblStyle w:val="TableGrid"/>
-        <w:tblW w:w="4906" w:type="pct"/>
+        <w:tblW w:w="5054" w:type="pct"/>
         <w:tblLook w:val="04A0" w:firstRow="1" w:lastRow="0" w:firstColumn="1" w:lastColumn="0" w:noHBand="0" w:noVBand="1"/>
         <w:tblCaption w:val="Project Title"/>
         <w:tblDescription w:val="Basic project information"/>
       </w:tblPr>
       <w:tblGrid>
-        <w:gridCol w:w="5410"/>
-        <w:gridCol w:w="5206"/>
+        <w:gridCol w:w="5250"/>
+        <w:gridCol w:w="5365"/>
       </w:tblGrid>
       <w:tr>
         <w:trPr>
@@ -22,7 +22,7 @@
         </w:trPr>
         <w:tc>
           <w:tcPr>
-            <w:tcW w:w="2548" w:type="pct"/>
+            <w:tcW w:w="2473" w:type="pct"/>
             <w:vAlign w:val="center"/>
           </w:tcPr>
           <w:p>
@@ -46,7 +46,7 @@
         </w:tc>
         <w:tc>
           <w:tcPr>
-            <w:tcW w:w="2452" w:type="pct"/>
+            <w:tcW w:w="2527" w:type="pct"/>
             <w:vAlign w:val="center"/>
           </w:tcPr>
           <w:p>
@@ -78,7 +78,7 @@
         </w:trPr>
         <w:tc>
           <w:tcPr>
-            <w:tcW w:w="2548" w:type="pct"/>
+            <w:tcW w:w="2473" w:type="pct"/>
             <w:vAlign w:val="center"/>
           </w:tcPr>
           <w:p>
@@ -156,7 +156,7 @@
         </w:tc>
         <w:tc>
           <w:tcPr>
-            <w:tcW w:w="2452" w:type="pct"/>
+            <w:tcW w:w="2527" w:type="pct"/>
             <w:vAlign w:val="center"/>
           </w:tcPr>
           <w:p>
@@ -246,7 +246,7 @@
         </w:trPr>
         <w:tc>
           <w:tcPr>
-            <w:tcW w:w="2548" w:type="pct"/>
+            <w:tcW w:w="2473" w:type="pct"/>
             <w:vAlign w:val="center"/>
           </w:tcPr>
           <w:p>
@@ -323,7 +323,7 @@
         </w:tc>
         <w:tc>
           <w:tcPr>
-            <w:tcW w:w="2452" w:type="pct"/>
+            <w:tcW w:w="2527" w:type="pct"/>
             <w:vAlign w:val="center"/>
           </w:tcPr>
           <w:p>
@@ -406,7 +406,7 @@
         </w:trPr>
         <w:tc>
           <w:tcPr>
-            <w:tcW w:w="2548" w:type="pct"/>
+            <w:tcW w:w="2473" w:type="pct"/>
             <w:vAlign w:val="center"/>
           </w:tcPr>
           <w:p>
@@ -543,7 +543,7 @@
         </w:tc>
         <w:tc>
           <w:tcPr>
-            <w:tcW w:w="2452" w:type="pct"/>
+            <w:tcW w:w="2527" w:type="pct"/>
             <w:vAlign w:val="center"/>
           </w:tcPr>
           <w:p>
@@ -646,14 +646,14 @@
       <w:tblPr>
         <w:tblStyle w:val="TableGrid"/>
         <w:tblpPr w:leftFromText="180" w:rightFromText="180" w:vertAnchor="text" w:horzAnchor="margin" w:tblpY="106"/>
-        <w:tblW w:w="4906" w:type="pct"/>
+        <w:tblW w:w="5054" w:type="pct"/>
         <w:tblLook w:val="0020" w:firstRow="1" w:lastRow="0" w:firstColumn="0" w:lastColumn="0" w:noHBand="0" w:noVBand="0"/>
         <w:tblCaption w:val="Construction Inspection and Functional Testing Compliance"/>
         <w:tblDescription w:val="Check if the unit passes construction inspection and fucntional testing"/>
       </w:tblPr>
       <w:tblGrid>
-        <w:gridCol w:w="6580"/>
-        <w:gridCol w:w="4036"/>
+        <w:gridCol w:w="6386"/>
+        <w:gridCol w:w="4229"/>
       </w:tblGrid>
       <w:tr>
         <w:trPr>
@@ -661,7 +661,7 @@
         </w:trPr>
         <w:tc>
           <w:tcPr>
-            <w:tcW w:w="3099" w:type="pct"/>
+            <w:tcW w:w="3008" w:type="pct"/>
             <w:vAlign w:val="center"/>
           </w:tcPr>
           <w:p>
@@ -848,7 +848,7 @@
         </w:tc>
         <w:tc>
           <w:tcPr>
-            <w:tcW w:w="1901" w:type="pct"/>
+            <w:tcW w:w="1992" w:type="pct"/>
             <w:vAlign w:val="center"/>
           </w:tcPr>
           <w:p>
@@ -1102,14 +1102,14 @@
       <w:tblPr>
         <w:tblStyle w:val="TableGrid"/>
         <w:tblpPr w:leftFromText="180" w:rightFromText="180" w:vertAnchor="text" w:horzAnchor="margin" w:tblpY="106"/>
-        <w:tblW w:w="4906" w:type="pct"/>
+        <w:tblW w:w="5054" w:type="pct"/>
         <w:tblLook w:val="0020" w:firstRow="1" w:lastRow="0" w:firstColumn="0" w:lastColumn="0" w:noHBand="0" w:noVBand="0"/>
         <w:tblCaption w:val="Indicate all control methods used for this project"/>
         <w:tblDescription w:val="Check box if it is continuous dimming contorls AND Check box if stepped switching / stepped dimming controls"/>
       </w:tblPr>
       <w:tblGrid>
-        <w:gridCol w:w="641"/>
-        <w:gridCol w:w="9975"/>
+        <w:gridCol w:w="622"/>
+        <w:gridCol w:w="9993"/>
       </w:tblGrid>
       <w:tr>
         <w:trPr>
@@ -1117,7 +1117,7 @@
         </w:trPr>
         <w:tc>
           <w:tcPr>
-            <w:tcW w:w="302" w:type="pct"/>
+            <w:tcW w:w="293" w:type="pct"/>
             <w:vAlign w:val="center"/>
           </w:tcPr>
           <w:p>
@@ -1178,7 +1178,7 @@
         </w:tc>
         <w:tc>
           <w:tcPr>
-            <w:tcW w:w="4698" w:type="pct"/>
+            <w:tcW w:w="4707" w:type="pct"/>
             <w:vAlign w:val="center"/>
           </w:tcPr>
           <w:p>
@@ -1221,7 +1221,7 @@
         </w:trPr>
         <w:tc>
           <w:tcPr>
-            <w:tcW w:w="302" w:type="pct"/>
+            <w:tcW w:w="293" w:type="pct"/>
             <w:vAlign w:val="center"/>
           </w:tcPr>
           <w:p>
@@ -1282,7 +1282,7 @@
         </w:tc>
         <w:tc>
           <w:tcPr>
-            <w:tcW w:w="4698" w:type="pct"/>
+            <w:tcW w:w="4707" w:type="pct"/>
             <w:vAlign w:val="center"/>
           </w:tcPr>
           <w:p>
@@ -1380,17 +1380,17 @@
     <w:tbl>
       <w:tblPr>
         <w:tblStyle w:val="TableGrid"/>
-        <w:tblW w:w="4906" w:type="pct"/>
+        <w:tblW w:w="5058" w:type="pct"/>
         <w:tblLayout w:type="fixed"/>
         <w:tblLook w:val="0020" w:firstRow="1" w:lastRow="0" w:firstColumn="0" w:lastColumn="0" w:noHBand="0" w:noVBand="0"/>
-        <w:tblCaption w:val="Automatic Daylighting Controls Construction Inspection"/>
-        <w:tblDescription w:val="Construction Inspection for automatic daylighting controls "/>
+        <w:tblCaption w:val="Automatic daylighting contorls construction inspection (NA7.6.1.1)"/>
+        <w:tblDescription w:val="Construction Inspection for automatic daylighting controls"/>
       </w:tblPr>
       <w:tblGrid>
-        <w:gridCol w:w="1266"/>
-        <w:gridCol w:w="1183"/>
-        <w:gridCol w:w="6262"/>
-        <w:gridCol w:w="1905"/>
+        <w:gridCol w:w="1230"/>
+        <w:gridCol w:w="1148"/>
+        <w:gridCol w:w="6077"/>
+        <w:gridCol w:w="2169"/>
       </w:tblGrid>
       <w:tr>
         <w:trPr>
@@ -1400,7 +1400,7 @@
         </w:trPr>
         <w:tc>
           <w:tcPr>
-            <w:tcW w:w="1266" w:type="dxa"/>
+            <w:tcW w:w="1230" w:type="dxa"/>
             <w:vAlign w:val="bottom"/>
           </w:tcPr>
           <w:p>
@@ -1441,7 +1441,7 @@
         </w:tc>
         <w:tc>
           <w:tcPr>
-            <w:tcW w:w="1183" w:type="dxa"/>
+            <w:tcW w:w="1148" w:type="dxa"/>
             <w:vAlign w:val="bottom"/>
           </w:tcPr>
           <w:p>
@@ -1473,7 +1473,7 @@
         </w:tc>
         <w:tc>
           <w:tcPr>
-            <w:tcW w:w="6261" w:type="dxa"/>
+            <w:tcW w:w="6077" w:type="dxa"/>
             <w:vAlign w:val="bottom"/>
           </w:tcPr>
           <w:p>
@@ -1504,7 +1504,7 @@
         </w:tc>
         <w:tc>
           <w:tcPr>
-            <w:tcW w:w="1905" w:type="dxa"/>
+            <w:tcW w:w="2169" w:type="dxa"/>
             <w:vAlign w:val="bottom"/>
           </w:tcPr>
           <w:p>
@@ -1552,7 +1552,7 @@
         </w:trPr>
         <w:tc>
           <w:tcPr>
-            <w:tcW w:w="1266" w:type="dxa"/>
+            <w:tcW w:w="1230" w:type="dxa"/>
             <w:vAlign w:val="center"/>
           </w:tcPr>
           <w:p>
@@ -1582,7 +1582,7 @@
         </w:tc>
         <w:tc>
           <w:tcPr>
-            <w:tcW w:w="1183" w:type="dxa"/>
+            <w:tcW w:w="1148" w:type="dxa"/>
             <w:vAlign w:val="center"/>
           </w:tcPr>
           <w:p>
@@ -1652,7 +1652,7 @@
         </w:tc>
         <w:tc>
           <w:tcPr>
-            <w:tcW w:w="6261" w:type="dxa"/>
+            <w:tcW w:w="6077" w:type="dxa"/>
             <w:vAlign w:val="center"/>
           </w:tcPr>
           <w:p>
@@ -1689,7 +1689,7 @@
         </w:tc>
         <w:tc>
           <w:tcPr>
-            <w:tcW w:w="1905" w:type="dxa"/>
+            <w:tcW w:w="2169" w:type="dxa"/>
             <w:vAlign w:val="center"/>
           </w:tcPr>
           <w:p>
@@ -1725,7 +1725,7 @@
         </w:trPr>
         <w:tc>
           <w:tcPr>
-            <w:tcW w:w="1266" w:type="dxa"/>
+            <w:tcW w:w="1230" w:type="dxa"/>
             <w:vAlign w:val="center"/>
           </w:tcPr>
           <w:p>
@@ -1755,7 +1755,7 @@
         </w:tc>
         <w:tc>
           <w:tcPr>
-            <w:tcW w:w="1183" w:type="dxa"/>
+            <w:tcW w:w="1148" w:type="dxa"/>
             <w:vAlign w:val="center"/>
           </w:tcPr>
           <w:p>
@@ -1825,7 +1825,7 @@
         </w:tc>
         <w:tc>
           <w:tcPr>
-            <w:tcW w:w="6261" w:type="dxa"/>
+            <w:tcW w:w="6077" w:type="dxa"/>
             <w:vAlign w:val="center"/>
           </w:tcPr>
           <w:p>
@@ -1848,8 +1848,18 @@
                 <w:bCs/>
                 <w:szCs w:val="24"/>
               </w:rPr>
-              <w:t>The daylit zones are shown on page(s) __________ of plans;</w:t>
-            </w:r>
+              <w:t xml:space="preserve">The daylit zones are shown on page(s) __________ of </w:t>
+            </w:r>
+            <w:proofErr w:type="gramStart"/>
+            <w:r>
+              <w:rPr>
+                <w:rFonts w:cs="Tahoma"/>
+                <w:bCs/>
+                <w:szCs w:val="24"/>
+              </w:rPr>
+              <w:t>plans;</w:t>
+            </w:r>
+            <w:proofErr w:type="gramEnd"/>
             <w:r>
               <w:rPr>
                 <w:rFonts w:cs="Tahoma"/>
@@ -1893,7 +1903,7 @@
         </w:tc>
         <w:tc>
           <w:tcPr>
-            <w:tcW w:w="1905" w:type="dxa"/>
+            <w:tcW w:w="2169" w:type="dxa"/>
             <w:vAlign w:val="center"/>
           </w:tcPr>
           <w:p>
@@ -1977,7 +1987,7 @@
         </w:trPr>
         <w:tc>
           <w:tcPr>
-            <w:tcW w:w="1266" w:type="dxa"/>
+            <w:tcW w:w="1230" w:type="dxa"/>
             <w:vAlign w:val="center"/>
           </w:tcPr>
           <w:p>
@@ -2007,7 +2017,7 @@
         </w:tc>
         <w:tc>
           <w:tcPr>
-            <w:tcW w:w="1183" w:type="dxa"/>
+            <w:tcW w:w="1148" w:type="dxa"/>
             <w:vAlign w:val="center"/>
           </w:tcPr>
           <w:p>
@@ -2080,36 +2090,90 @@
         </w:tc>
         <w:tc>
           <w:tcPr>
-            <w:tcW w:w="6261" w:type="dxa"/>
-            <w:vAlign w:val="center"/>
-          </w:tcPr>
-          <w:p>
-            <w:pPr>
-              <w:autoSpaceDE w:val="0"/>
-              <w:autoSpaceDN w:val="0"/>
-              <w:adjustRightInd w:val="0"/>
-              <w:spacing w:after="0" w:line="240" w:lineRule="auto"/>
-              <w:ind w:left="90"/>
-              <w:contextualSpacing/>
-              <w:rPr>
-                <w:rFonts w:cs="Tahoma"/>
-                <w:bCs/>
-                <w:szCs w:val="24"/>
-              </w:rPr>
-            </w:pPr>
-            <w:r>
-              <w:rPr>
-                <w:rFonts w:cs="Tahoma"/>
-                <w:bCs/>
-                <w:szCs w:val="24"/>
-              </w:rPr>
-              <w:t>The general lighting in skylit daylit zones, primary sidelit daylit zones and secondary sidelit daylit zones is controlled by automatic daylighting controls. In parking garages, the general lighting in the combined primary and secondary sidelit daylit zones is controlled by automatic daylighting controls.</w:t>
-            </w:r>
-          </w:p>
-        </w:tc>
-        <w:tc>
-          <w:tcPr>
-            <w:tcW w:w="1905" w:type="dxa"/>
+            <w:tcW w:w="6077" w:type="dxa"/>
+            <w:vAlign w:val="center"/>
+          </w:tcPr>
+          <w:p>
+            <w:pPr>
+              <w:autoSpaceDE w:val="0"/>
+              <w:autoSpaceDN w:val="0"/>
+              <w:adjustRightInd w:val="0"/>
+              <w:spacing w:after="0" w:line="240" w:lineRule="auto"/>
+              <w:ind w:left="90"/>
+              <w:contextualSpacing/>
+              <w:rPr>
+                <w:rFonts w:cs="Tahoma"/>
+                <w:bCs/>
+                <w:szCs w:val="24"/>
+              </w:rPr>
+            </w:pPr>
+            <w:r>
+              <w:rPr>
+                <w:rFonts w:cs="Tahoma"/>
+                <w:bCs/>
+                <w:szCs w:val="24"/>
+              </w:rPr>
+              <w:t xml:space="preserve">The general lighting in skylit daylit zones, primary </w:t>
+            </w:r>
+            <w:proofErr w:type="spellStart"/>
+            <w:r>
+              <w:rPr>
+                <w:rFonts w:cs="Tahoma"/>
+                <w:bCs/>
+                <w:szCs w:val="24"/>
+              </w:rPr>
+              <w:t>sidelit</w:t>
+            </w:r>
+            <w:proofErr w:type="spellEnd"/>
+            <w:r>
+              <w:rPr>
+                <w:rFonts w:cs="Tahoma"/>
+                <w:bCs/>
+                <w:szCs w:val="24"/>
+              </w:rPr>
+              <w:t xml:space="preserve"> daylit zones and secondary </w:t>
+            </w:r>
+            <w:proofErr w:type="spellStart"/>
+            <w:r>
+              <w:rPr>
+                <w:rFonts w:cs="Tahoma"/>
+                <w:bCs/>
+                <w:szCs w:val="24"/>
+              </w:rPr>
+              <w:t>sidelit</w:t>
+            </w:r>
+            <w:proofErr w:type="spellEnd"/>
+            <w:r>
+              <w:rPr>
+                <w:rFonts w:cs="Tahoma"/>
+                <w:bCs/>
+                <w:szCs w:val="24"/>
+              </w:rPr>
+              <w:t xml:space="preserve"> daylit zones is controlled by automatic daylighting controls. In parking garages, the general lighting in the combined primary and secondary </w:t>
+            </w:r>
+            <w:proofErr w:type="spellStart"/>
+            <w:r>
+              <w:rPr>
+                <w:rFonts w:cs="Tahoma"/>
+                <w:bCs/>
+                <w:szCs w:val="24"/>
+              </w:rPr>
+              <w:t>sidelit</w:t>
+            </w:r>
+            <w:proofErr w:type="spellEnd"/>
+            <w:r>
+              <w:rPr>
+                <w:rFonts w:cs="Tahoma"/>
+                <w:bCs/>
+                <w:szCs w:val="24"/>
+              </w:rPr>
+              <w:t xml:space="preserve"> daylit zones is controlled by automatic daylighting controls.</w:t>
+            </w:r>
+          </w:p>
+        </w:tc>
+        <w:tc>
+          <w:tcPr>
+            <w:tcW w:w="2169" w:type="dxa"/>
             <w:vAlign w:val="center"/>
           </w:tcPr>
           <w:p>
@@ -2193,7 +2257,7 @@
         </w:trPr>
         <w:tc>
           <w:tcPr>
-            <w:tcW w:w="1266" w:type="dxa"/>
+            <w:tcW w:w="1230" w:type="dxa"/>
             <w:vAlign w:val="center"/>
           </w:tcPr>
           <w:p>
@@ -2223,7 +2287,7 @@
         </w:tc>
         <w:tc>
           <w:tcPr>
-            <w:tcW w:w="1183" w:type="dxa"/>
+            <w:tcW w:w="1148" w:type="dxa"/>
             <w:vAlign w:val="center"/>
           </w:tcPr>
           <w:p>
@@ -2293,36 +2357,108 @@
         </w:tc>
         <w:tc>
           <w:tcPr>
-            <w:tcW w:w="6261" w:type="dxa"/>
-            <w:vAlign w:val="center"/>
-          </w:tcPr>
-          <w:p>
-            <w:pPr>
-              <w:autoSpaceDE w:val="0"/>
-              <w:autoSpaceDN w:val="0"/>
-              <w:adjustRightInd w:val="0"/>
-              <w:spacing w:after="0" w:line="240" w:lineRule="auto"/>
-              <w:ind w:left="90"/>
-              <w:contextualSpacing/>
-              <w:rPr>
-                <w:rFonts w:cs="Tahoma"/>
-                <w:bCs/>
-                <w:szCs w:val="24"/>
-              </w:rPr>
-            </w:pPr>
-            <w:r>
-              <w:rPr>
-                <w:rFonts w:cs="Tahoma"/>
-                <w:bCs/>
-                <w:szCs w:val="24"/>
-              </w:rPr>
-              <w:t>The automatic daylighting controls provide separate control for luminaires in each type of daylit zone. General lighting in overlapping skylit daylit zone and a sidelit daylit zone are controlled as part of the skylit zone. General lighting in both a primary sidelit daylit zone and secondary sidelit daylit zone are controlled as part of the primary sidelit daylit zone.</w:t>
-            </w:r>
-          </w:p>
-        </w:tc>
-        <w:tc>
-          <w:tcPr>
-            <w:tcW w:w="1905" w:type="dxa"/>
+            <w:tcW w:w="6077" w:type="dxa"/>
+            <w:vAlign w:val="center"/>
+          </w:tcPr>
+          <w:p>
+            <w:pPr>
+              <w:autoSpaceDE w:val="0"/>
+              <w:autoSpaceDN w:val="0"/>
+              <w:adjustRightInd w:val="0"/>
+              <w:spacing w:after="0" w:line="240" w:lineRule="auto"/>
+              <w:ind w:left="90"/>
+              <w:contextualSpacing/>
+              <w:rPr>
+                <w:rFonts w:cs="Tahoma"/>
+                <w:bCs/>
+                <w:szCs w:val="24"/>
+              </w:rPr>
+            </w:pPr>
+            <w:r>
+              <w:rPr>
+                <w:rFonts w:cs="Tahoma"/>
+                <w:bCs/>
+                <w:szCs w:val="24"/>
+              </w:rPr>
+              <w:t xml:space="preserve">The automatic daylighting controls provide separate control for luminaires in each type of daylit zone. General lighting in overlapping skylit daylit zone and a </w:t>
+            </w:r>
+            <w:proofErr w:type="spellStart"/>
+            <w:r>
+              <w:rPr>
+                <w:rFonts w:cs="Tahoma"/>
+                <w:bCs/>
+                <w:szCs w:val="24"/>
+              </w:rPr>
+              <w:t>sidelit</w:t>
+            </w:r>
+            <w:proofErr w:type="spellEnd"/>
+            <w:r>
+              <w:rPr>
+                <w:rFonts w:cs="Tahoma"/>
+                <w:bCs/>
+                <w:szCs w:val="24"/>
+              </w:rPr>
+              <w:t xml:space="preserve"> daylit zone are controlled as part of the skylit zone. General lighting in both a primary </w:t>
+            </w:r>
+            <w:proofErr w:type="spellStart"/>
+            <w:r>
+              <w:rPr>
+                <w:rFonts w:cs="Tahoma"/>
+                <w:bCs/>
+                <w:szCs w:val="24"/>
+              </w:rPr>
+              <w:t>sidelit</w:t>
+            </w:r>
+            <w:proofErr w:type="spellEnd"/>
+            <w:r>
+              <w:rPr>
+                <w:rFonts w:cs="Tahoma"/>
+                <w:bCs/>
+                <w:szCs w:val="24"/>
+              </w:rPr>
+              <w:t xml:space="preserve"> daylit zone and secondary </w:t>
+            </w:r>
+            <w:proofErr w:type="spellStart"/>
+            <w:r>
+              <w:rPr>
+                <w:rFonts w:cs="Tahoma"/>
+                <w:bCs/>
+                <w:szCs w:val="24"/>
+              </w:rPr>
+              <w:t>sidelit</w:t>
+            </w:r>
+            <w:proofErr w:type="spellEnd"/>
+            <w:r>
+              <w:rPr>
+                <w:rFonts w:cs="Tahoma"/>
+                <w:bCs/>
+                <w:szCs w:val="24"/>
+              </w:rPr>
+              <w:t xml:space="preserve"> daylit zone are controlled as part of the primary </w:t>
+            </w:r>
+            <w:proofErr w:type="spellStart"/>
+            <w:r>
+              <w:rPr>
+                <w:rFonts w:cs="Tahoma"/>
+                <w:bCs/>
+                <w:szCs w:val="24"/>
+              </w:rPr>
+              <w:t>sidelit</w:t>
+            </w:r>
+            <w:proofErr w:type="spellEnd"/>
+            <w:r>
+              <w:rPr>
+                <w:rFonts w:cs="Tahoma"/>
+                <w:bCs/>
+                <w:szCs w:val="24"/>
+              </w:rPr>
+              <w:t xml:space="preserve"> daylit zone.</w:t>
+            </w:r>
+          </w:p>
+        </w:tc>
+        <w:tc>
+          <w:tcPr>
+            <w:tcW w:w="2169" w:type="dxa"/>
             <w:vAlign w:val="center"/>
           </w:tcPr>
           <w:p>
@@ -2406,7 +2542,7 @@
         </w:trPr>
         <w:tc>
           <w:tcPr>
-            <w:tcW w:w="1266" w:type="dxa"/>
+            <w:tcW w:w="1230" w:type="dxa"/>
             <w:vAlign w:val="center"/>
           </w:tcPr>
           <w:p>
@@ -2436,7 +2572,7 @@
         </w:tc>
         <w:tc>
           <w:tcPr>
-            <w:tcW w:w="1183" w:type="dxa"/>
+            <w:tcW w:w="1148" w:type="dxa"/>
             <w:vAlign w:val="center"/>
           </w:tcPr>
           <w:p>
@@ -2506,7 +2642,7 @@
         </w:tc>
         <w:tc>
           <w:tcPr>
-            <w:tcW w:w="6261" w:type="dxa"/>
+            <w:tcW w:w="6077" w:type="dxa"/>
             <w:vAlign w:val="center"/>
           </w:tcPr>
           <w:p>
@@ -2535,7 +2671,7 @@
         </w:tc>
         <w:tc>
           <w:tcPr>
-            <w:tcW w:w="1905" w:type="dxa"/>
+            <w:tcW w:w="2169" w:type="dxa"/>
             <w:vAlign w:val="center"/>
           </w:tcPr>
           <w:p>
@@ -2627,7 +2763,7 @@
         </w:trPr>
         <w:tc>
           <w:tcPr>
-            <w:tcW w:w="1266" w:type="dxa"/>
+            <w:tcW w:w="1230" w:type="dxa"/>
             <w:vAlign w:val="center"/>
           </w:tcPr>
           <w:p>
@@ -2657,7 +2793,7 @@
         </w:tc>
         <w:tc>
           <w:tcPr>
-            <w:tcW w:w="1183" w:type="dxa"/>
+            <w:tcW w:w="1148" w:type="dxa"/>
             <w:vAlign w:val="center"/>
           </w:tcPr>
           <w:p>
@@ -2806,7 +2942,7 @@
         </w:tc>
         <w:tc>
           <w:tcPr>
-            <w:tcW w:w="6261" w:type="dxa"/>
+            <w:tcW w:w="6077" w:type="dxa"/>
             <w:vAlign w:val="center"/>
           </w:tcPr>
           <w:p>
@@ -2835,7 +2971,7 @@
         </w:tc>
         <w:tc>
           <w:tcPr>
-            <w:tcW w:w="1905" w:type="dxa"/>
+            <w:tcW w:w="2169" w:type="dxa"/>
             <w:vAlign w:val="center"/>
           </w:tcPr>
           <w:p>
@@ -3355,14 +3491,13 @@
         <w:tblW w:w="5054" w:type="pct"/>
         <w:tblLayout w:type="fixed"/>
         <w:tblLook w:val="0020" w:firstRow="1" w:lastRow="0" w:firstColumn="0" w:lastColumn="0" w:noHBand="0" w:noVBand="0"/>
-        <w:tblCaption w:val="Continuous Dimming Control Systems Functional Test"/>
-        <w:tblDescription w:val="Functional tests for continuous dimming control systems "/>
+        <w:tblCaption w:val="Continuous dimming control functional test"/>
       </w:tblPr>
       <w:tblGrid>
-        <w:gridCol w:w="1264"/>
-        <w:gridCol w:w="1666"/>
-        <w:gridCol w:w="5966"/>
-        <w:gridCol w:w="2040"/>
+        <w:gridCol w:w="1227"/>
+        <w:gridCol w:w="1617"/>
+        <w:gridCol w:w="5791"/>
+        <w:gridCol w:w="1980"/>
       </w:tblGrid>
       <w:tr>
         <w:trPr>
@@ -3901,7 +4036,25 @@
                 <w:bCs/>
                 <w:szCs w:val="24"/>
               </w:rPr>
-              <w:t xml:space="preserve">For parking garages, illuminance levels should be measured at the farthest edge of the secondary sidelit </w:t>
+              <w:t xml:space="preserve">For parking garages, illuminance levels should be measured at the farthest edge of the secondary </w:t>
+            </w:r>
+            <w:proofErr w:type="spellStart"/>
+            <w:r>
+              <w:rPr>
+                <w:rFonts w:cs="Tahoma"/>
+                <w:bCs/>
+                <w:szCs w:val="24"/>
+              </w:rPr>
+              <w:t>sidelit</w:t>
+            </w:r>
+            <w:proofErr w:type="spellEnd"/>
+            <w:r>
+              <w:rPr>
+                <w:rFonts w:cs="Tahoma"/>
+                <w:bCs/>
+                <w:szCs w:val="24"/>
+              </w:rPr>
+              <w:t xml:space="preserve"> </w:t>
             </w:r>
             <w:r>
               <w:rPr>
@@ -6987,6 +7140,7 @@
               </w:rPr>
               <w:t>Enter the total illuminance (combined daylight and electric light illuminance) in footcandles (fc) measured at the reference location if power estimation method (</w:t>
             </w:r>
+            <w:proofErr w:type="gramStart"/>
             <w:r>
               <w:rPr>
                 <w:rFonts w:cs="Tahoma"/>
@@ -6995,6 +7149,7 @@
               </w:rPr>
               <w:t>Step  1.1</w:t>
             </w:r>
+            <w:proofErr w:type="gramEnd"/>
             <w:r>
               <w:rPr>
                 <w:rFonts w:cs="Tahoma"/>
@@ -7053,7 +7208,25 @@
                 <w:bCs/>
                 <w:szCs w:val="24"/>
               </w:rPr>
-              <w:t xml:space="preserve"> Enter the measured power in Volt-Amps (VA) if power estimation method (</w:t>
+              <w:t xml:space="preserve"> </w:t>
+            </w:r>
+            <w:proofErr w:type="gramStart"/>
+            <w:r>
+              <w:rPr>
+                <w:rFonts w:cs="Tahoma"/>
+                <w:bCs/>
+                <w:szCs w:val="24"/>
+              </w:rPr>
+              <w:t>Enter</w:t>
+            </w:r>
+            <w:proofErr w:type="gramEnd"/>
+            <w:r>
+              <w:rPr>
+                <w:rFonts w:cs="Tahoma"/>
+                <w:bCs/>
+                <w:szCs w:val="24"/>
+              </w:rPr>
+              <w:t xml:space="preserve"> the measured power in Volt-Amps (VA) if power estimation method (</w:t>
             </w:r>
             <w:r>
               <w:rPr>
@@ -7773,7 +7946,25 @@
                 <w:bCs/>
                 <w:szCs w:val="24"/>
               </w:rPr>
-              <w:t xml:space="preserve"> Indicate not applicable (N/A) if power estimation method (</w:t>
+              <w:t xml:space="preserve"> </w:t>
+            </w:r>
+            <w:proofErr w:type="gramStart"/>
+            <w:r>
+              <w:rPr>
+                <w:rFonts w:cs="Tahoma"/>
+                <w:bCs/>
+                <w:szCs w:val="24"/>
+              </w:rPr>
+              <w:t>Indicate</w:t>
+            </w:r>
+            <w:proofErr w:type="gramEnd"/>
+            <w:r>
+              <w:rPr>
+                <w:rFonts w:cs="Tahoma"/>
+                <w:bCs/>
+                <w:szCs w:val="24"/>
+              </w:rPr>
+              <w:t xml:space="preserve"> not applicable (N/A) if power estimation method (</w:t>
             </w:r>
             <w:r>
               <w:rPr>
@@ -8111,7 +8302,25 @@
                 <w:bCs/>
                 <w:szCs w:val="24"/>
               </w:rPr>
-              <w:t xml:space="preserve"> Indicate not applicable (N/A) if power estimation method (</w:t>
+              <w:t xml:space="preserve"> </w:t>
+            </w:r>
+            <w:proofErr w:type="gramStart"/>
+            <w:r>
+              <w:rPr>
+                <w:rFonts w:cs="Tahoma"/>
+                <w:bCs/>
+                <w:szCs w:val="24"/>
+              </w:rPr>
+              <w:t>Indicate</w:t>
+            </w:r>
+            <w:proofErr w:type="gramEnd"/>
+            <w:r>
+              <w:rPr>
+                <w:rFonts w:cs="Tahoma"/>
+                <w:bCs/>
+                <w:szCs w:val="24"/>
+              </w:rPr>
+              <w:t xml:space="preserve"> not applicable (N/A) if power estimation method (</w:t>
             </w:r>
             <w:r>
               <w:rPr>
@@ -9108,7 +9317,15 @@
                 <w:bCs/>
                 <w:szCs w:val="24"/>
               </w:rPr>
-              <w:t>3.11</w:t>
+              <w:t>3.</w:t>
+            </w:r>
+            <w:r>
+              <w:rPr>
+                <w:rFonts w:cs="Tahoma"/>
+                <w:bCs/>
+                <w:szCs w:val="24"/>
+              </w:rPr>
+              <w:t>10</w:t>
             </w:r>
           </w:p>
         </w:tc>
@@ -9384,7 +9601,15 @@
                 <w:bCs/>
                 <w:szCs w:val="24"/>
               </w:rPr>
-              <w:t>3.12</w:t>
+              <w:t>3.</w:t>
+            </w:r>
+            <w:r>
+              <w:rPr>
+                <w:rFonts w:cs="Tahoma"/>
+                <w:bCs/>
+                <w:szCs w:val="24"/>
+              </w:rPr>
+              <w:t>11</w:t>
             </w:r>
           </w:p>
         </w:tc>
@@ -9894,7 +10119,15 @@
                 <w:bCs/>
                 <w:szCs w:val="24"/>
               </w:rPr>
-              <w:t>5.6</w:t>
+              <w:t>5.</w:t>
+            </w:r>
+            <w:r>
+              <w:rPr>
+                <w:rFonts w:cs="Tahoma"/>
+                <w:bCs/>
+                <w:szCs w:val="24"/>
+              </w:rPr>
+              <w:t>7</w:t>
             </w:r>
             <w:r>
               <w:rPr>
@@ -11190,8 +11423,66 @@
                 <w:bCs/>
                 <w:szCs w:val="24"/>
               </w:rPr>
-              <w:t>) is between 60 and 95%.</w:t>
-            </w:r>
+              <w:t>) is between 60 and 95%</w:t>
+            </w:r>
+            <w:r>
+              <w:rPr>
+                <w:rFonts w:cs="Tahoma"/>
+                <w:bCs/>
+                <w:szCs w:val="24"/>
+              </w:rPr>
+              <w:t xml:space="preserve">. </w:t>
+            </w:r>
+            <w:r>
+              <w:rPr>
+                <w:rFonts w:cs="Tahoma"/>
+                <w:bCs/>
+                <w:szCs w:val="24"/>
+              </w:rPr>
+              <w:t>Enter yes (</w:t>
+            </w:r>
+            <w:r>
+              <w:rPr>
+                <w:rFonts w:cs="Tahoma"/>
+                <w:bCs/>
+                <w:szCs w:val="24"/>
+              </w:rPr>
+              <w:t>Y), no (N),</w:t>
+            </w:r>
+            <w:r>
+              <w:rPr>
+                <w:rFonts w:cs="Tahoma"/>
+                <w:bCs/>
+                <w:szCs w:val="24"/>
+              </w:rPr>
+              <w:t xml:space="preserve"> or N</w:t>
+            </w:r>
+            <w:r>
+              <w:rPr>
+                <w:rFonts w:cs="Tahoma"/>
+                <w:bCs/>
+                <w:szCs w:val="24"/>
+              </w:rPr>
+              <w:t>/</w:t>
+            </w:r>
+            <w:proofErr w:type="gramStart"/>
+            <w:r>
+              <w:rPr>
+                <w:rFonts w:cs="Tahoma"/>
+                <w:bCs/>
+                <w:szCs w:val="24"/>
+              </w:rPr>
+              <w:t xml:space="preserve">A. </w:t>
+            </w:r>
+            <w:r>
+              <w:rPr>
+                <w:rFonts w:cs="Tahoma"/>
+                <w:bCs/>
+                <w:szCs w:val="24"/>
+              </w:rPr>
+              <w:t>.</w:t>
+            </w:r>
+            <w:proofErr w:type="gramEnd"/>
             <w:r>
               <w:rPr>
                 <w:rFonts w:cs="Tahoma"/>
@@ -12143,7 +12434,47 @@
                 <w:bCs/>
                 <w:szCs w:val="24"/>
               </w:rPr>
-              <w:t>y) no (n),</w:t>
+              <w:t>Y</w:t>
+            </w:r>
+            <w:r>
+              <w:rPr>
+                <w:rFonts w:cs="Tahoma"/>
+                <w:bCs/>
+                <w:szCs w:val="24"/>
+              </w:rPr>
+              <w:t>)</w:t>
+            </w:r>
+            <w:r>
+              <w:rPr>
+                <w:rFonts w:cs="Tahoma"/>
+                <w:bCs/>
+                <w:szCs w:val="24"/>
+              </w:rPr>
+              <w:t>,</w:t>
+            </w:r>
+            <w:r>
+              <w:rPr>
+                <w:rFonts w:cs="Tahoma"/>
+                <w:bCs/>
+                <w:szCs w:val="24"/>
+              </w:rPr>
+              <w:t xml:space="preserve"> no (</w:t>
+            </w:r>
+            <w:r>
+              <w:rPr>
+                <w:rFonts w:cs="Tahoma"/>
+                <w:bCs/>
+                <w:szCs w:val="24"/>
+              </w:rPr>
+              <w:t>N</w:t>
+            </w:r>
+            <w:r>
+              <w:rPr>
+                <w:rFonts w:cs="Tahoma"/>
+                <w:bCs/>
+                <w:szCs w:val="24"/>
+              </w:rPr>
+              <w:t>),</w:t>
             </w:r>
             <w:r>
               <w:rPr>
@@ -12807,7 +13138,25 @@
                 <w:bCs/>
                 <w:szCs w:val="24"/>
               </w:rPr>
-              <w:t>Measure the outdoor horizontal illuminance level and the daylight illuminance level, and do not proceed until the aforementioned illuminance criteria are met.</w:t>
+              <w:t xml:space="preserve">Measure the outdoor horizontal illuminance level and the daylight illuminance level, and do not proceed until the </w:t>
+            </w:r>
+            <w:proofErr w:type="gramStart"/>
+            <w:r>
+              <w:rPr>
+                <w:rFonts w:cs="Tahoma"/>
+                <w:bCs/>
+                <w:szCs w:val="24"/>
+              </w:rPr>
+              <w:t>aforementioned illuminance</w:t>
+            </w:r>
+            <w:proofErr w:type="gramEnd"/>
+            <w:r>
+              <w:rPr>
+                <w:rFonts w:cs="Tahoma"/>
+                <w:bCs/>
+                <w:szCs w:val="24"/>
+              </w:rPr>
+              <w:t xml:space="preserve"> criteria are met.</w:t>
             </w:r>
           </w:p>
         </w:tc>
@@ -12874,546 +13223,6 @@
                 <w:szCs w:val="24"/>
               </w:rPr>
               <w:t>5.1</w:t>
-            </w:r>
-          </w:p>
-        </w:tc>
-        <w:tc>
-          <w:tcPr>
-            <w:tcW w:w="1617" w:type="dxa"/>
-            <w:vAlign w:val="center"/>
-          </w:tcPr>
-          <w:p>
-            <w:pPr>
-              <w:autoSpaceDE w:val="0"/>
-              <w:autoSpaceDN w:val="0"/>
-              <w:adjustRightInd w:val="0"/>
-              <w:spacing w:after="0" w:line="240" w:lineRule="auto"/>
-              <w:ind w:left="90"/>
-              <w:contextualSpacing/>
-              <w:rPr>
-                <w:rFonts w:cs="Tahoma"/>
-                <w:bCs/>
-                <w:szCs w:val="24"/>
-              </w:rPr>
-            </w:pPr>
-            <w:r>
-              <w:rPr>
-                <w:rFonts w:cs="Tahoma"/>
-                <w:bCs/>
-                <w:szCs w:val="24"/>
-              </w:rPr>
-              <w:fldChar w:fldCharType="begin">
-                <w:ffData>
-                  <w:name w:val="VAV_OSA"/>
-                  <w:enabled/>
-                  <w:calcOnExit w:val="0"/>
-                  <w:textInput>
-                    <w:default w:val="Enter Value"/>
-                  </w:textInput>
-                </w:ffData>
-              </w:fldChar>
-            </w:r>
-            <w:r>
-              <w:rPr>
-                <w:rFonts w:cs="Tahoma"/>
-                <w:bCs/>
-                <w:szCs w:val="24"/>
-              </w:rPr>
-              <w:instrText xml:space="preserve"> FORMTEXT </w:instrText>
-            </w:r>
-            <w:r>
-              <w:rPr>
-                <w:rFonts w:cs="Tahoma"/>
-                <w:bCs/>
-                <w:szCs w:val="24"/>
-              </w:rPr>
-            </w:r>
-            <w:r>
-              <w:rPr>
-                <w:rFonts w:cs="Tahoma"/>
-                <w:bCs/>
-                <w:szCs w:val="24"/>
-              </w:rPr>
-              <w:fldChar w:fldCharType="separate"/>
-            </w:r>
-            <w:r>
-              <w:rPr>
-                <w:rFonts w:cs="Tahoma"/>
-                <w:bCs/>
-                <w:szCs w:val="24"/>
-              </w:rPr>
-              <w:t>Enter Value</w:t>
-            </w:r>
-            <w:r>
-              <w:rPr>
-                <w:rFonts w:cs="Tahoma"/>
-                <w:bCs/>
-                <w:szCs w:val="24"/>
-              </w:rPr>
-              <w:fldChar w:fldCharType="end"/>
-            </w:r>
-          </w:p>
-        </w:tc>
-        <w:tc>
-          <w:tcPr>
-            <w:tcW w:w="5791" w:type="dxa"/>
-            <w:vAlign w:val="center"/>
-          </w:tcPr>
-          <w:p>
-            <w:pPr>
-              <w:autoSpaceDE w:val="0"/>
-              <w:autoSpaceDN w:val="0"/>
-              <w:adjustRightInd w:val="0"/>
-              <w:spacing w:after="0" w:line="240" w:lineRule="auto"/>
-              <w:ind w:left="90"/>
-              <w:contextualSpacing/>
-              <w:rPr>
-                <w:rFonts w:cs="Tahoma"/>
-                <w:bCs/>
-                <w:szCs w:val="24"/>
-              </w:rPr>
-            </w:pPr>
-            <w:r>
-              <w:rPr>
-                <w:rFonts w:cs="Tahoma"/>
-                <w:bCs/>
-                <w:szCs w:val="24"/>
-              </w:rPr>
-              <w:t xml:space="preserve">Turn off electric lighting. </w:t>
-            </w:r>
-            <w:r>
-              <w:rPr>
-                <w:rFonts w:cs="Tahoma"/>
-                <w:bCs/>
-                <w:szCs w:val="24"/>
-              </w:rPr>
-              <w:t>Enter the daylight illuminance (light level without electric light) in footcandles (fc) measured at the reference location.</w:t>
-            </w:r>
-            <w:r>
-              <w:rPr>
-                <w:rFonts w:cs="Tahoma"/>
-                <w:bCs/>
-                <w:szCs w:val="24"/>
-              </w:rPr>
-              <w:t xml:space="preserve"> </w:t>
-            </w:r>
-          </w:p>
-        </w:tc>
-        <w:tc>
-          <w:tcPr>
-            <w:tcW w:w="1980" w:type="dxa"/>
-            <w:vAlign w:val="center"/>
-          </w:tcPr>
-          <w:p>
-            <w:pPr>
-              <w:autoSpaceDE w:val="0"/>
-              <w:autoSpaceDN w:val="0"/>
-              <w:adjustRightInd w:val="0"/>
-              <w:spacing w:after="0" w:line="240" w:lineRule="auto"/>
-              <w:ind w:left="90"/>
-              <w:contextualSpacing/>
-              <w:jc w:val="center"/>
-              <w:rPr>
-                <w:rFonts w:cs="Tahoma"/>
-                <w:bCs/>
-                <w:szCs w:val="24"/>
-              </w:rPr>
-            </w:pPr>
-            <w:r>
-              <w:rPr>
-                <w:rFonts w:cs="Tahoma"/>
-                <w:bCs/>
-                <w:szCs w:val="24"/>
-              </w:rPr>
-              <w:t>N/A</w:t>
-            </w:r>
-          </w:p>
-        </w:tc>
-      </w:tr>
-      <w:tr>
-        <w:trPr>
-          <w:cantSplit/>
-          <w:trHeight w:val="288"/>
-        </w:trPr>
-        <w:tc>
-          <w:tcPr>
-            <w:tcW w:w="1227" w:type="dxa"/>
-            <w:vAlign w:val="center"/>
-          </w:tcPr>
-          <w:p>
-            <w:pPr>
-              <w:autoSpaceDE w:val="0"/>
-              <w:autoSpaceDN w:val="0"/>
-              <w:adjustRightInd w:val="0"/>
-              <w:spacing w:after="0" w:line="240" w:lineRule="auto"/>
-              <w:ind w:left="90"/>
-              <w:contextualSpacing/>
-              <w:jc w:val="center"/>
-              <w:rPr>
-                <w:rFonts w:cs="Tahoma"/>
-                <w:bCs/>
-                <w:szCs w:val="24"/>
-              </w:rPr>
-            </w:pPr>
-            <w:r>
-              <w:rPr>
-                <w:rFonts w:cs="Tahoma"/>
-                <w:bCs/>
-                <w:szCs w:val="24"/>
-              </w:rPr>
-              <w:t>5.2</w:t>
-            </w:r>
-          </w:p>
-        </w:tc>
-        <w:tc>
-          <w:tcPr>
-            <w:tcW w:w="1617" w:type="dxa"/>
-            <w:vAlign w:val="center"/>
-          </w:tcPr>
-          <w:p>
-            <w:pPr>
-              <w:autoSpaceDE w:val="0"/>
-              <w:autoSpaceDN w:val="0"/>
-              <w:adjustRightInd w:val="0"/>
-              <w:spacing w:after="0" w:line="240" w:lineRule="auto"/>
-              <w:ind w:left="90"/>
-              <w:contextualSpacing/>
-              <w:rPr>
-                <w:rFonts w:cs="Tahoma"/>
-                <w:bCs/>
-                <w:szCs w:val="24"/>
-              </w:rPr>
-            </w:pPr>
-            <w:r>
-              <w:rPr>
-                <w:rFonts w:cs="Tahoma"/>
-                <w:bCs/>
-                <w:szCs w:val="24"/>
-              </w:rPr>
-              <w:fldChar w:fldCharType="begin">
-                <w:ffData>
-                  <w:name w:val="VAV_OSA"/>
-                  <w:enabled/>
-                  <w:calcOnExit w:val="0"/>
-                  <w:textInput>
-                    <w:default w:val="Enter Value"/>
-                  </w:textInput>
-                </w:ffData>
-              </w:fldChar>
-            </w:r>
-            <w:r>
-              <w:rPr>
-                <w:rFonts w:cs="Tahoma"/>
-                <w:bCs/>
-                <w:szCs w:val="24"/>
-              </w:rPr>
-              <w:instrText xml:space="preserve"> FORMTEXT </w:instrText>
-            </w:r>
-            <w:r>
-              <w:rPr>
-                <w:rFonts w:cs="Tahoma"/>
-                <w:bCs/>
-                <w:szCs w:val="24"/>
-              </w:rPr>
-            </w:r>
-            <w:r>
-              <w:rPr>
-                <w:rFonts w:cs="Tahoma"/>
-                <w:bCs/>
-                <w:szCs w:val="24"/>
-              </w:rPr>
-              <w:fldChar w:fldCharType="separate"/>
-            </w:r>
-            <w:r>
-              <w:rPr>
-                <w:rFonts w:cs="Tahoma"/>
-                <w:bCs/>
-                <w:szCs w:val="24"/>
-              </w:rPr>
-              <w:t>Enter Value</w:t>
-            </w:r>
-            <w:r>
-              <w:rPr>
-                <w:rFonts w:cs="Tahoma"/>
-                <w:bCs/>
-                <w:szCs w:val="24"/>
-              </w:rPr>
-              <w:fldChar w:fldCharType="end"/>
-            </w:r>
-          </w:p>
-        </w:tc>
-        <w:tc>
-          <w:tcPr>
-            <w:tcW w:w="5791" w:type="dxa"/>
-            <w:vAlign w:val="center"/>
-          </w:tcPr>
-          <w:p>
-            <w:pPr>
-              <w:autoSpaceDE w:val="0"/>
-              <w:autoSpaceDN w:val="0"/>
-              <w:adjustRightInd w:val="0"/>
-              <w:spacing w:after="0" w:line="240" w:lineRule="auto"/>
-              <w:ind w:left="90"/>
-              <w:contextualSpacing/>
-              <w:rPr>
-                <w:rFonts w:cs="Tahoma"/>
-                <w:bCs/>
-                <w:szCs w:val="24"/>
-              </w:rPr>
-            </w:pPr>
-            <w:r>
-              <w:rPr>
-                <w:rFonts w:cs="Tahoma"/>
-                <w:bCs/>
-                <w:szCs w:val="24"/>
-              </w:rPr>
-              <w:t xml:space="preserve">Turn on electric lighting. </w:t>
-            </w:r>
-            <w:r>
-              <w:rPr>
-                <w:rFonts w:cs="Tahoma"/>
-                <w:bCs/>
-                <w:szCs w:val="24"/>
-              </w:rPr>
-              <w:t>Enter the total illuminance (combined daylight and electric light illuminance) in footcandles (fc) measured at the reference location.</w:t>
-            </w:r>
-          </w:p>
-        </w:tc>
-        <w:tc>
-          <w:tcPr>
-            <w:tcW w:w="1980" w:type="dxa"/>
-            <w:vAlign w:val="center"/>
-          </w:tcPr>
-          <w:p>
-            <w:pPr>
-              <w:autoSpaceDE w:val="0"/>
-              <w:autoSpaceDN w:val="0"/>
-              <w:adjustRightInd w:val="0"/>
-              <w:spacing w:after="0" w:line="240" w:lineRule="auto"/>
-              <w:ind w:left="90"/>
-              <w:contextualSpacing/>
-              <w:jc w:val="center"/>
-              <w:rPr>
-                <w:rFonts w:cs="Tahoma"/>
-                <w:bCs/>
-                <w:szCs w:val="24"/>
-              </w:rPr>
-            </w:pPr>
-            <w:r>
-              <w:rPr>
-                <w:rFonts w:cs="Tahoma"/>
-                <w:bCs/>
-                <w:szCs w:val="24"/>
-              </w:rPr>
-              <w:t>NA7.6.1.4(e)2</w:t>
-            </w:r>
-          </w:p>
-        </w:tc>
-      </w:tr>
-      <w:tr>
-        <w:trPr>
-          <w:cantSplit/>
-          <w:trHeight w:val="288"/>
-        </w:trPr>
-        <w:tc>
-          <w:tcPr>
-            <w:tcW w:w="1227" w:type="dxa"/>
-            <w:vAlign w:val="center"/>
-          </w:tcPr>
-          <w:p>
-            <w:pPr>
-              <w:autoSpaceDE w:val="0"/>
-              <w:autoSpaceDN w:val="0"/>
-              <w:adjustRightInd w:val="0"/>
-              <w:spacing w:after="0" w:line="240" w:lineRule="auto"/>
-              <w:ind w:left="90"/>
-              <w:contextualSpacing/>
-              <w:jc w:val="center"/>
-              <w:rPr>
-                <w:rFonts w:cs="Tahoma"/>
-                <w:bCs/>
-                <w:szCs w:val="24"/>
-              </w:rPr>
-            </w:pPr>
-            <w:r>
-              <w:rPr>
-                <w:rFonts w:cs="Tahoma"/>
-                <w:bCs/>
-                <w:szCs w:val="24"/>
-              </w:rPr>
-              <w:t>5.3</w:t>
-            </w:r>
-          </w:p>
-        </w:tc>
-        <w:tc>
-          <w:tcPr>
-            <w:tcW w:w="1617" w:type="dxa"/>
-            <w:vAlign w:val="center"/>
-          </w:tcPr>
-          <w:p>
-            <w:pPr>
-              <w:autoSpaceDE w:val="0"/>
-              <w:autoSpaceDN w:val="0"/>
-              <w:adjustRightInd w:val="0"/>
-              <w:spacing w:after="0" w:line="240" w:lineRule="auto"/>
-              <w:ind w:left="90"/>
-              <w:contextualSpacing/>
-              <w:rPr>
-                <w:rFonts w:cs="Tahoma"/>
-                <w:bCs/>
-                <w:szCs w:val="24"/>
-              </w:rPr>
-            </w:pPr>
-            <w:r>
-              <w:rPr>
-                <w:rFonts w:cs="Tahoma"/>
-                <w:bCs/>
-                <w:szCs w:val="24"/>
-              </w:rPr>
-              <w:fldChar w:fldCharType="begin">
-                <w:ffData>
-                  <w:name w:val="VAV_OSA"/>
-                  <w:enabled/>
-                  <w:calcOnExit w:val="0"/>
-                  <w:textInput>
-                    <w:default w:val="Enter Value"/>
-                  </w:textInput>
-                </w:ffData>
-              </w:fldChar>
-            </w:r>
-            <w:r>
-              <w:rPr>
-                <w:rFonts w:cs="Tahoma"/>
-                <w:bCs/>
-                <w:szCs w:val="24"/>
-              </w:rPr>
-              <w:instrText xml:space="preserve"> FORMTEXT </w:instrText>
-            </w:r>
-            <w:r>
-              <w:rPr>
-                <w:rFonts w:cs="Tahoma"/>
-                <w:bCs/>
-                <w:szCs w:val="24"/>
-              </w:rPr>
-            </w:r>
-            <w:r>
-              <w:rPr>
-                <w:rFonts w:cs="Tahoma"/>
-                <w:bCs/>
-                <w:szCs w:val="24"/>
-              </w:rPr>
-              <w:fldChar w:fldCharType="separate"/>
-            </w:r>
-            <w:r>
-              <w:rPr>
-                <w:rFonts w:cs="Tahoma"/>
-                <w:bCs/>
-                <w:szCs w:val="24"/>
-              </w:rPr>
-              <w:t>Enter Value</w:t>
-            </w:r>
-            <w:r>
-              <w:rPr>
-                <w:rFonts w:cs="Tahoma"/>
-                <w:bCs/>
-                <w:szCs w:val="24"/>
-              </w:rPr>
-              <w:fldChar w:fldCharType="end"/>
-            </w:r>
-          </w:p>
-        </w:tc>
-        <w:tc>
-          <w:tcPr>
-            <w:tcW w:w="5791" w:type="dxa"/>
-            <w:vAlign w:val="center"/>
-          </w:tcPr>
-          <w:p>
-            <w:pPr>
-              <w:autoSpaceDE w:val="0"/>
-              <w:autoSpaceDN w:val="0"/>
-              <w:adjustRightInd w:val="0"/>
-              <w:spacing w:after="0" w:line="240" w:lineRule="auto"/>
-              <w:ind w:left="90"/>
-              <w:contextualSpacing/>
-              <w:rPr>
-                <w:rFonts w:cs="Tahoma"/>
-                <w:bCs/>
-                <w:szCs w:val="24"/>
-              </w:rPr>
-            </w:pPr>
-            <w:r>
-              <w:rPr>
-                <w:rFonts w:cs="Tahoma"/>
-                <w:bCs/>
-                <w:szCs w:val="24"/>
-              </w:rPr>
-              <w:t>Calculate the partial daylight combined illuminance maximum (PDCIM). (Step 2.2 + [0.40 x Step 5.1])</w:t>
-            </w:r>
-          </w:p>
-        </w:tc>
-        <w:tc>
-          <w:tcPr>
-            <w:tcW w:w="1980" w:type="dxa"/>
-            <w:vAlign w:val="center"/>
-          </w:tcPr>
-          <w:p>
-            <w:pPr>
-              <w:autoSpaceDE w:val="0"/>
-              <w:autoSpaceDN w:val="0"/>
-              <w:adjustRightInd w:val="0"/>
-              <w:spacing w:after="0" w:line="240" w:lineRule="auto"/>
-              <w:ind w:left="90"/>
-              <w:contextualSpacing/>
-              <w:jc w:val="center"/>
-              <w:rPr>
-                <w:rFonts w:cs="Tahoma"/>
-                <w:bCs/>
-                <w:szCs w:val="24"/>
-              </w:rPr>
-            </w:pPr>
-            <w:r>
-              <w:rPr>
-                <w:rFonts w:cs="Tahoma"/>
-                <w:bCs/>
-                <w:szCs w:val="24"/>
-              </w:rPr>
-              <w:t>N/A</w:t>
-            </w:r>
-          </w:p>
-        </w:tc>
-      </w:tr>
-      <w:tr>
-        <w:trPr>
-          <w:cantSplit/>
-          <w:trHeight w:val="288"/>
-        </w:trPr>
-        <w:tc>
-          <w:tcPr>
-            <w:tcW w:w="1227" w:type="dxa"/>
-            <w:vAlign w:val="center"/>
-          </w:tcPr>
-          <w:p>
-            <w:pPr>
-              <w:autoSpaceDE w:val="0"/>
-              <w:autoSpaceDN w:val="0"/>
-              <w:adjustRightInd w:val="0"/>
-              <w:spacing w:after="0" w:line="240" w:lineRule="auto"/>
-              <w:ind w:left="90"/>
-              <w:contextualSpacing/>
-              <w:jc w:val="center"/>
-              <w:rPr>
-                <w:rFonts w:cs="Tahoma"/>
-                <w:bCs/>
-                <w:szCs w:val="24"/>
-              </w:rPr>
-            </w:pPr>
-            <w:r>
-              <w:rPr>
-                <w:rFonts w:cs="Tahoma"/>
-                <w:bCs/>
-                <w:szCs w:val="24"/>
-              </w:rPr>
-              <w:t>5.4</w:t>
             </w:r>
           </w:p>
         </w:tc>
@@ -13591,7 +13400,71 @@
                 <w:bCs/>
                 <w:szCs w:val="24"/>
               </w:rPr>
-              <w:t xml:space="preserve">The total illuminance (Step 5.5) is greater than or equal to the reference illuminance (Step 2.2) and less than or equal to the PDCIM (Step 5.6). </w:t>
+              <w:t>There are 0 control steps between ON and OFF. (</w:t>
+            </w:r>
+            <w:r>
+              <w:rPr>
+                <w:rFonts w:cs="Tahoma"/>
+                <w:bCs/>
+                <w:szCs w:val="24"/>
+              </w:rPr>
+              <w:t>If yes, i</w:t>
+            </w:r>
+            <w:r>
+              <w:rPr>
+                <w:rFonts w:cs="Tahoma"/>
+                <w:bCs/>
+                <w:szCs w:val="24"/>
+              </w:rPr>
+              <w:t xml:space="preserve">ndicate not applicable (N/A) for </w:t>
+            </w:r>
+            <w:r>
+              <w:rPr>
+                <w:rFonts w:cs="Tahoma"/>
+                <w:bCs/>
+                <w:szCs w:val="24"/>
+              </w:rPr>
+              <w:t>Steps</w:t>
+            </w:r>
+            <w:r>
+              <w:rPr>
+                <w:rFonts w:cs="Tahoma"/>
+                <w:bCs/>
+                <w:szCs w:val="24"/>
+              </w:rPr>
+              <w:t xml:space="preserve"> </w:t>
+            </w:r>
+            <w:r>
+              <w:rPr>
+                <w:rFonts w:cs="Tahoma"/>
+                <w:bCs/>
+                <w:szCs w:val="24"/>
+              </w:rPr>
+              <w:t>5.2</w:t>
+            </w:r>
+            <w:r>
+              <w:rPr>
+                <w:rFonts w:cs="Tahoma"/>
+                <w:bCs/>
+                <w:szCs w:val="24"/>
+              </w:rPr>
+              <w:t xml:space="preserve"> through </w:t>
+            </w:r>
+            <w:r>
+              <w:rPr>
+                <w:rFonts w:cs="Tahoma"/>
+                <w:bCs/>
+                <w:szCs w:val="24"/>
+              </w:rPr>
+              <w:t>5.5</w:t>
+            </w:r>
+            <w:r>
+              <w:rPr>
+                <w:rFonts w:cs="Tahoma"/>
+                <w:bCs/>
+                <w:szCs w:val="24"/>
+              </w:rPr>
+              <w:t>)</w:t>
             </w:r>
           </w:p>
         </w:tc>
@@ -13621,7 +13494,7 @@
                 <w:bCs/>
                 <w:szCs w:val="24"/>
               </w:rPr>
-              <w:t>NA7.6.1.4(e)3</w:t>
+              <w:t>N/A</w:t>
             </w:r>
           </w:p>
         </w:tc>
@@ -13657,7 +13530,751 @@
                 <w:bCs/>
                 <w:szCs w:val="24"/>
               </w:rPr>
+              <w:t>5.2</w:t>
+            </w:r>
+          </w:p>
+        </w:tc>
+        <w:tc>
+          <w:tcPr>
+            <w:tcW w:w="1617" w:type="dxa"/>
+            <w:vAlign w:val="center"/>
+          </w:tcPr>
+          <w:p>
+            <w:pPr>
+              <w:autoSpaceDE w:val="0"/>
+              <w:autoSpaceDN w:val="0"/>
+              <w:adjustRightInd w:val="0"/>
+              <w:spacing w:after="0" w:line="240" w:lineRule="auto"/>
+              <w:ind w:left="90"/>
+              <w:contextualSpacing/>
+              <w:rPr>
+                <w:rFonts w:cs="Tahoma"/>
+                <w:bCs/>
+                <w:szCs w:val="24"/>
+              </w:rPr>
+            </w:pPr>
+            <w:r>
+              <w:rPr>
+                <w:rFonts w:cs="Tahoma"/>
+                <w:bCs/>
+                <w:szCs w:val="24"/>
+              </w:rPr>
+              <w:fldChar w:fldCharType="begin">
+                <w:ffData>
+                  <w:name w:val="VAV_OSA"/>
+                  <w:enabled/>
+                  <w:calcOnExit w:val="0"/>
+                  <w:textInput>
+                    <w:default w:val="Enter Value"/>
+                  </w:textInput>
+                </w:ffData>
+              </w:fldChar>
+            </w:r>
+            <w:r>
+              <w:rPr>
+                <w:rFonts w:cs="Tahoma"/>
+                <w:bCs/>
+                <w:szCs w:val="24"/>
+              </w:rPr>
+              <w:instrText xml:space="preserve"> FORMTEXT </w:instrText>
+            </w:r>
+            <w:r>
+              <w:rPr>
+                <w:rFonts w:cs="Tahoma"/>
+                <w:bCs/>
+                <w:szCs w:val="24"/>
+              </w:rPr>
+            </w:r>
+            <w:r>
+              <w:rPr>
+                <w:rFonts w:cs="Tahoma"/>
+                <w:bCs/>
+                <w:szCs w:val="24"/>
+              </w:rPr>
+              <w:fldChar w:fldCharType="separate"/>
+            </w:r>
+            <w:r>
+              <w:rPr>
+                <w:rFonts w:cs="Tahoma"/>
+                <w:bCs/>
+                <w:szCs w:val="24"/>
+              </w:rPr>
+              <w:t>Enter Value</w:t>
+            </w:r>
+            <w:r>
+              <w:rPr>
+                <w:rFonts w:cs="Tahoma"/>
+                <w:bCs/>
+                <w:szCs w:val="24"/>
+              </w:rPr>
+              <w:fldChar w:fldCharType="end"/>
+            </w:r>
+          </w:p>
+        </w:tc>
+        <w:tc>
+          <w:tcPr>
+            <w:tcW w:w="5791" w:type="dxa"/>
+            <w:vAlign w:val="center"/>
+          </w:tcPr>
+          <w:p>
+            <w:pPr>
+              <w:autoSpaceDE w:val="0"/>
+              <w:autoSpaceDN w:val="0"/>
+              <w:adjustRightInd w:val="0"/>
+              <w:spacing w:after="0" w:line="240" w:lineRule="auto"/>
+              <w:ind w:left="90"/>
+              <w:contextualSpacing/>
+              <w:rPr>
+                <w:rFonts w:cs="Tahoma"/>
+                <w:bCs/>
+                <w:szCs w:val="24"/>
+              </w:rPr>
+            </w:pPr>
+            <w:r>
+              <w:rPr>
+                <w:rFonts w:cs="Tahoma"/>
+                <w:bCs/>
+                <w:szCs w:val="24"/>
+              </w:rPr>
+              <w:t xml:space="preserve">Turn off electric lighting. </w:t>
+            </w:r>
+            <w:r>
+              <w:rPr>
+                <w:rFonts w:cs="Tahoma"/>
+                <w:bCs/>
+                <w:szCs w:val="24"/>
+              </w:rPr>
+              <w:t>Enter the daylight illuminance (light level without electric light) in footcandles (fc) measured at the reference location.</w:t>
+            </w:r>
+            <w:r>
+              <w:rPr>
+                <w:rFonts w:cs="Tahoma"/>
+                <w:bCs/>
+                <w:szCs w:val="24"/>
+              </w:rPr>
+              <w:t xml:space="preserve"> </w:t>
+            </w:r>
+          </w:p>
+        </w:tc>
+        <w:tc>
+          <w:tcPr>
+            <w:tcW w:w="1980" w:type="dxa"/>
+            <w:vAlign w:val="center"/>
+          </w:tcPr>
+          <w:p>
+            <w:pPr>
+              <w:autoSpaceDE w:val="0"/>
+              <w:autoSpaceDN w:val="0"/>
+              <w:adjustRightInd w:val="0"/>
+              <w:spacing w:after="0" w:line="240" w:lineRule="auto"/>
+              <w:ind w:left="90"/>
+              <w:contextualSpacing/>
+              <w:jc w:val="center"/>
+              <w:rPr>
+                <w:rFonts w:cs="Tahoma"/>
+                <w:bCs/>
+                <w:szCs w:val="24"/>
+              </w:rPr>
+            </w:pPr>
+            <w:r>
+              <w:rPr>
+                <w:rFonts w:cs="Tahoma"/>
+                <w:bCs/>
+                <w:szCs w:val="24"/>
+              </w:rPr>
+              <w:t>N/A</w:t>
+            </w:r>
+          </w:p>
+        </w:tc>
+      </w:tr>
+      <w:tr>
+        <w:trPr>
+          <w:cantSplit/>
+          <w:trHeight w:val="288"/>
+        </w:trPr>
+        <w:tc>
+          <w:tcPr>
+            <w:tcW w:w="1227" w:type="dxa"/>
+            <w:vAlign w:val="center"/>
+          </w:tcPr>
+          <w:p>
+            <w:pPr>
+              <w:autoSpaceDE w:val="0"/>
+              <w:autoSpaceDN w:val="0"/>
+              <w:adjustRightInd w:val="0"/>
+              <w:spacing w:after="0" w:line="240" w:lineRule="auto"/>
+              <w:ind w:left="90"/>
+              <w:contextualSpacing/>
+              <w:jc w:val="center"/>
+              <w:rPr>
+                <w:rFonts w:cs="Tahoma"/>
+                <w:bCs/>
+                <w:szCs w:val="24"/>
+              </w:rPr>
+            </w:pPr>
+            <w:r>
+              <w:rPr>
+                <w:rFonts w:cs="Tahoma"/>
+                <w:bCs/>
+                <w:szCs w:val="24"/>
+              </w:rPr>
+              <w:t>5.3</w:t>
+            </w:r>
+          </w:p>
+        </w:tc>
+        <w:tc>
+          <w:tcPr>
+            <w:tcW w:w="1617" w:type="dxa"/>
+            <w:vAlign w:val="center"/>
+          </w:tcPr>
+          <w:p>
+            <w:pPr>
+              <w:autoSpaceDE w:val="0"/>
+              <w:autoSpaceDN w:val="0"/>
+              <w:adjustRightInd w:val="0"/>
+              <w:spacing w:after="0" w:line="240" w:lineRule="auto"/>
+              <w:ind w:left="90"/>
+              <w:contextualSpacing/>
+              <w:rPr>
+                <w:rFonts w:cs="Tahoma"/>
+                <w:bCs/>
+                <w:szCs w:val="24"/>
+              </w:rPr>
+            </w:pPr>
+            <w:r>
+              <w:rPr>
+                <w:rFonts w:cs="Tahoma"/>
+                <w:bCs/>
+                <w:szCs w:val="24"/>
+              </w:rPr>
+              <w:fldChar w:fldCharType="begin">
+                <w:ffData>
+                  <w:name w:val="VAV_OSA"/>
+                  <w:enabled/>
+                  <w:calcOnExit w:val="0"/>
+                  <w:textInput>
+                    <w:default w:val="Enter Value"/>
+                  </w:textInput>
+                </w:ffData>
+              </w:fldChar>
+            </w:r>
+            <w:r>
+              <w:rPr>
+                <w:rFonts w:cs="Tahoma"/>
+                <w:bCs/>
+                <w:szCs w:val="24"/>
+              </w:rPr>
+              <w:instrText xml:space="preserve"> FORMTEXT </w:instrText>
+            </w:r>
+            <w:r>
+              <w:rPr>
+                <w:rFonts w:cs="Tahoma"/>
+                <w:bCs/>
+                <w:szCs w:val="24"/>
+              </w:rPr>
+            </w:r>
+            <w:r>
+              <w:rPr>
+                <w:rFonts w:cs="Tahoma"/>
+                <w:bCs/>
+                <w:szCs w:val="24"/>
+              </w:rPr>
+              <w:fldChar w:fldCharType="separate"/>
+            </w:r>
+            <w:r>
+              <w:rPr>
+                <w:rFonts w:cs="Tahoma"/>
+                <w:bCs/>
+                <w:szCs w:val="24"/>
+              </w:rPr>
+              <w:t>Enter Value</w:t>
+            </w:r>
+            <w:r>
+              <w:rPr>
+                <w:rFonts w:cs="Tahoma"/>
+                <w:bCs/>
+                <w:szCs w:val="24"/>
+              </w:rPr>
+              <w:fldChar w:fldCharType="end"/>
+            </w:r>
+          </w:p>
+        </w:tc>
+        <w:tc>
+          <w:tcPr>
+            <w:tcW w:w="5791" w:type="dxa"/>
+            <w:vAlign w:val="center"/>
+          </w:tcPr>
+          <w:p>
+            <w:pPr>
+              <w:autoSpaceDE w:val="0"/>
+              <w:autoSpaceDN w:val="0"/>
+              <w:adjustRightInd w:val="0"/>
+              <w:spacing w:after="0" w:line="240" w:lineRule="auto"/>
+              <w:ind w:left="90"/>
+              <w:contextualSpacing/>
+              <w:rPr>
+                <w:rFonts w:cs="Tahoma"/>
+                <w:bCs/>
+                <w:szCs w:val="24"/>
+              </w:rPr>
+            </w:pPr>
+            <w:r>
+              <w:rPr>
+                <w:rFonts w:cs="Tahoma"/>
+                <w:bCs/>
+                <w:szCs w:val="24"/>
+              </w:rPr>
+              <w:t xml:space="preserve">Turn on electric lighting. </w:t>
+            </w:r>
+            <w:r>
+              <w:rPr>
+                <w:rFonts w:cs="Tahoma"/>
+                <w:bCs/>
+                <w:szCs w:val="24"/>
+              </w:rPr>
+              <w:t>Enter the total illuminance (combined daylight and electric light illuminance) in footcandles (fc) measured at the reference location.</w:t>
+            </w:r>
+          </w:p>
+        </w:tc>
+        <w:tc>
+          <w:tcPr>
+            <w:tcW w:w="1980" w:type="dxa"/>
+            <w:vAlign w:val="center"/>
+          </w:tcPr>
+          <w:p>
+            <w:pPr>
+              <w:autoSpaceDE w:val="0"/>
+              <w:autoSpaceDN w:val="0"/>
+              <w:adjustRightInd w:val="0"/>
+              <w:spacing w:after="0" w:line="240" w:lineRule="auto"/>
+              <w:ind w:left="90"/>
+              <w:contextualSpacing/>
+              <w:jc w:val="center"/>
+              <w:rPr>
+                <w:rFonts w:cs="Tahoma"/>
+                <w:bCs/>
+                <w:szCs w:val="24"/>
+              </w:rPr>
+            </w:pPr>
+            <w:r>
+              <w:rPr>
+                <w:rFonts w:cs="Tahoma"/>
+                <w:bCs/>
+                <w:szCs w:val="24"/>
+              </w:rPr>
+              <w:t>NA7.6.1.4(e)2</w:t>
+            </w:r>
+          </w:p>
+        </w:tc>
+      </w:tr>
+      <w:tr>
+        <w:trPr>
+          <w:cantSplit/>
+          <w:trHeight w:val="288"/>
+        </w:trPr>
+        <w:tc>
+          <w:tcPr>
+            <w:tcW w:w="1227" w:type="dxa"/>
+            <w:vAlign w:val="center"/>
+          </w:tcPr>
+          <w:p>
+            <w:pPr>
+              <w:autoSpaceDE w:val="0"/>
+              <w:autoSpaceDN w:val="0"/>
+              <w:adjustRightInd w:val="0"/>
+              <w:spacing w:after="0" w:line="240" w:lineRule="auto"/>
+              <w:ind w:left="90"/>
+              <w:contextualSpacing/>
+              <w:jc w:val="center"/>
+              <w:rPr>
+                <w:rFonts w:cs="Tahoma"/>
+                <w:bCs/>
+                <w:szCs w:val="24"/>
+              </w:rPr>
+            </w:pPr>
+            <w:r>
+              <w:rPr>
+                <w:rFonts w:cs="Tahoma"/>
+                <w:bCs/>
+                <w:szCs w:val="24"/>
+              </w:rPr>
+              <w:t>5.4</w:t>
+            </w:r>
+          </w:p>
+        </w:tc>
+        <w:tc>
+          <w:tcPr>
+            <w:tcW w:w="1617" w:type="dxa"/>
+            <w:vAlign w:val="center"/>
+          </w:tcPr>
+          <w:p>
+            <w:pPr>
+              <w:autoSpaceDE w:val="0"/>
+              <w:autoSpaceDN w:val="0"/>
+              <w:adjustRightInd w:val="0"/>
+              <w:spacing w:after="0" w:line="240" w:lineRule="auto"/>
+              <w:ind w:left="90"/>
+              <w:contextualSpacing/>
+              <w:rPr>
+                <w:rFonts w:cs="Tahoma"/>
+                <w:bCs/>
+                <w:szCs w:val="24"/>
+              </w:rPr>
+            </w:pPr>
+            <w:r>
+              <w:rPr>
+                <w:rFonts w:cs="Tahoma"/>
+                <w:bCs/>
+                <w:szCs w:val="24"/>
+              </w:rPr>
+              <w:fldChar w:fldCharType="begin">
+                <w:ffData>
+                  <w:name w:val="VAV_OSA"/>
+                  <w:enabled/>
+                  <w:calcOnExit w:val="0"/>
+                  <w:textInput>
+                    <w:default w:val="Enter Value"/>
+                  </w:textInput>
+                </w:ffData>
+              </w:fldChar>
+            </w:r>
+            <w:r>
+              <w:rPr>
+                <w:rFonts w:cs="Tahoma"/>
+                <w:bCs/>
+                <w:szCs w:val="24"/>
+              </w:rPr>
+              <w:instrText xml:space="preserve"> FORMTEXT </w:instrText>
+            </w:r>
+            <w:r>
+              <w:rPr>
+                <w:rFonts w:cs="Tahoma"/>
+                <w:bCs/>
+                <w:szCs w:val="24"/>
+              </w:rPr>
+            </w:r>
+            <w:r>
+              <w:rPr>
+                <w:rFonts w:cs="Tahoma"/>
+                <w:bCs/>
+                <w:szCs w:val="24"/>
+              </w:rPr>
+              <w:fldChar w:fldCharType="separate"/>
+            </w:r>
+            <w:r>
+              <w:rPr>
+                <w:rFonts w:cs="Tahoma"/>
+                <w:bCs/>
+                <w:szCs w:val="24"/>
+              </w:rPr>
+              <w:t>Enter Value</w:t>
+            </w:r>
+            <w:r>
+              <w:rPr>
+                <w:rFonts w:cs="Tahoma"/>
+                <w:bCs/>
+                <w:szCs w:val="24"/>
+              </w:rPr>
+              <w:fldChar w:fldCharType="end"/>
+            </w:r>
+          </w:p>
+        </w:tc>
+        <w:tc>
+          <w:tcPr>
+            <w:tcW w:w="5791" w:type="dxa"/>
+            <w:vAlign w:val="center"/>
+          </w:tcPr>
+          <w:p>
+            <w:pPr>
+              <w:autoSpaceDE w:val="0"/>
+              <w:autoSpaceDN w:val="0"/>
+              <w:adjustRightInd w:val="0"/>
+              <w:spacing w:after="0" w:line="240" w:lineRule="auto"/>
+              <w:ind w:left="90"/>
+              <w:contextualSpacing/>
+              <w:rPr>
+                <w:rFonts w:cs="Tahoma"/>
+                <w:bCs/>
+                <w:szCs w:val="24"/>
+              </w:rPr>
+            </w:pPr>
+            <w:r>
+              <w:rPr>
+                <w:rFonts w:cs="Tahoma"/>
+                <w:bCs/>
+                <w:szCs w:val="24"/>
+              </w:rPr>
+              <w:t>Calculate the partial daylight combined illuminance maximum (PDCIM). (Step 2.2 + [0.40 x Step 5.2])</w:t>
+            </w:r>
+          </w:p>
+        </w:tc>
+        <w:tc>
+          <w:tcPr>
+            <w:tcW w:w="1980" w:type="dxa"/>
+            <w:vAlign w:val="center"/>
+          </w:tcPr>
+          <w:p>
+            <w:pPr>
+              <w:autoSpaceDE w:val="0"/>
+              <w:autoSpaceDN w:val="0"/>
+              <w:adjustRightInd w:val="0"/>
+              <w:spacing w:after="0" w:line="240" w:lineRule="auto"/>
+              <w:ind w:left="90"/>
+              <w:contextualSpacing/>
+              <w:jc w:val="center"/>
+              <w:rPr>
+                <w:rFonts w:cs="Tahoma"/>
+                <w:bCs/>
+                <w:szCs w:val="24"/>
+              </w:rPr>
+            </w:pPr>
+            <w:r>
+              <w:rPr>
+                <w:rFonts w:cs="Tahoma"/>
+                <w:bCs/>
+                <w:szCs w:val="24"/>
+              </w:rPr>
+              <w:t>N/A</w:t>
+            </w:r>
+          </w:p>
+        </w:tc>
+      </w:tr>
+      <w:tr>
+        <w:trPr>
+          <w:cantSplit/>
+          <w:trHeight w:val="288"/>
+        </w:trPr>
+        <w:tc>
+          <w:tcPr>
+            <w:tcW w:w="1227" w:type="dxa"/>
+            <w:vAlign w:val="center"/>
+          </w:tcPr>
+          <w:p>
+            <w:pPr>
+              <w:autoSpaceDE w:val="0"/>
+              <w:autoSpaceDN w:val="0"/>
+              <w:adjustRightInd w:val="0"/>
+              <w:spacing w:after="0" w:line="240" w:lineRule="auto"/>
+              <w:ind w:left="90"/>
+              <w:contextualSpacing/>
+              <w:jc w:val="center"/>
+              <w:rPr>
+                <w:rFonts w:cs="Tahoma"/>
+                <w:bCs/>
+                <w:szCs w:val="24"/>
+              </w:rPr>
+            </w:pPr>
+            <w:r>
+              <w:rPr>
+                <w:rFonts w:cs="Tahoma"/>
+                <w:bCs/>
+                <w:szCs w:val="24"/>
+              </w:rPr>
               <w:t>5.5</w:t>
+            </w:r>
+          </w:p>
+        </w:tc>
+        <w:tc>
+          <w:tcPr>
+            <w:tcW w:w="1617" w:type="dxa"/>
+            <w:vAlign w:val="center"/>
+          </w:tcPr>
+          <w:p>
+            <w:pPr>
+              <w:autoSpaceDE w:val="0"/>
+              <w:autoSpaceDN w:val="0"/>
+              <w:adjustRightInd w:val="0"/>
+              <w:spacing w:after="0" w:line="240" w:lineRule="auto"/>
+              <w:ind w:left="90"/>
+              <w:contextualSpacing/>
+              <w:rPr>
+                <w:rFonts w:cs="Tahoma"/>
+                <w:bCs/>
+                <w:szCs w:val="24"/>
+              </w:rPr>
+            </w:pPr>
+            <w:r>
+              <w:rPr>
+                <w:rFonts w:cs="Tahoma"/>
+                <w:bCs/>
+                <w:szCs w:val="24"/>
+              </w:rPr>
+              <w:fldChar w:fldCharType="begin">
+                <w:ffData>
+                  <w:name w:val="VAV_OSA"/>
+                  <w:enabled/>
+                  <w:calcOnExit w:val="0"/>
+                  <w:textInput>
+                    <w:default w:val="Enter Value"/>
+                  </w:textInput>
+                </w:ffData>
+              </w:fldChar>
+            </w:r>
+            <w:r>
+              <w:rPr>
+                <w:rFonts w:cs="Tahoma"/>
+                <w:bCs/>
+                <w:szCs w:val="24"/>
+              </w:rPr>
+              <w:instrText xml:space="preserve"> FORMTEXT </w:instrText>
+            </w:r>
+            <w:r>
+              <w:rPr>
+                <w:rFonts w:cs="Tahoma"/>
+                <w:bCs/>
+                <w:szCs w:val="24"/>
+              </w:rPr>
+            </w:r>
+            <w:r>
+              <w:rPr>
+                <w:rFonts w:cs="Tahoma"/>
+                <w:bCs/>
+                <w:szCs w:val="24"/>
+              </w:rPr>
+              <w:fldChar w:fldCharType="separate"/>
+            </w:r>
+            <w:r>
+              <w:rPr>
+                <w:rFonts w:cs="Tahoma"/>
+                <w:bCs/>
+                <w:szCs w:val="24"/>
+              </w:rPr>
+              <w:t>Enter Value</w:t>
+            </w:r>
+            <w:r>
+              <w:rPr>
+                <w:rFonts w:cs="Tahoma"/>
+                <w:bCs/>
+                <w:szCs w:val="24"/>
+              </w:rPr>
+              <w:fldChar w:fldCharType="end"/>
+            </w:r>
+          </w:p>
+        </w:tc>
+        <w:tc>
+          <w:tcPr>
+            <w:tcW w:w="5791" w:type="dxa"/>
+            <w:vAlign w:val="center"/>
+          </w:tcPr>
+          <w:p>
+            <w:pPr>
+              <w:autoSpaceDE w:val="0"/>
+              <w:autoSpaceDN w:val="0"/>
+              <w:adjustRightInd w:val="0"/>
+              <w:spacing w:after="0" w:line="240" w:lineRule="auto"/>
+              <w:ind w:left="90"/>
+              <w:contextualSpacing/>
+              <w:rPr>
+                <w:rFonts w:cs="Tahoma"/>
+                <w:bCs/>
+                <w:szCs w:val="24"/>
+              </w:rPr>
+            </w:pPr>
+            <w:r>
+              <w:rPr>
+                <w:rFonts w:cs="Tahoma"/>
+                <w:bCs/>
+                <w:szCs w:val="24"/>
+              </w:rPr>
+              <w:t xml:space="preserve">The total illuminance (Step 5.3) is greater than or equal to the reference illuminance (Step 2.2) and less than or equal to the PDCIM (Step 5.4). </w:t>
+            </w:r>
+            <w:r>
+              <w:rPr>
+                <w:rFonts w:cs="Tahoma"/>
+                <w:bCs/>
+                <w:szCs w:val="24"/>
+              </w:rPr>
+              <w:t>Enter yes (</w:t>
+            </w:r>
+            <w:r>
+              <w:rPr>
+                <w:rFonts w:cs="Tahoma"/>
+                <w:bCs/>
+                <w:szCs w:val="24"/>
+              </w:rPr>
+              <w:t>Y), no (N),</w:t>
+            </w:r>
+            <w:r>
+              <w:rPr>
+                <w:rFonts w:cs="Tahoma"/>
+                <w:bCs/>
+                <w:szCs w:val="24"/>
+              </w:rPr>
+              <w:t xml:space="preserve"> or N</w:t>
+            </w:r>
+            <w:r>
+              <w:rPr>
+                <w:rFonts w:cs="Tahoma"/>
+                <w:bCs/>
+                <w:szCs w:val="24"/>
+              </w:rPr>
+              <w:t>/A.</w:t>
+            </w:r>
+          </w:p>
+        </w:tc>
+        <w:tc>
+          <w:tcPr>
+            <w:tcW w:w="1980" w:type="dxa"/>
+            <w:vAlign w:val="center"/>
+          </w:tcPr>
+          <w:p>
+            <w:pPr>
+              <w:autoSpaceDE w:val="0"/>
+              <w:autoSpaceDN w:val="0"/>
+              <w:adjustRightInd w:val="0"/>
+              <w:spacing w:after="0" w:line="240" w:lineRule="auto"/>
+              <w:ind w:left="90"/>
+              <w:contextualSpacing/>
+              <w:jc w:val="center"/>
+              <w:rPr>
+                <w:rFonts w:cs="Tahoma"/>
+                <w:bCs/>
+                <w:szCs w:val="24"/>
+              </w:rPr>
+            </w:pPr>
+            <w:r>
+              <w:rPr>
+                <w:rFonts w:cs="Tahoma"/>
+                <w:bCs/>
+                <w:szCs w:val="24"/>
+              </w:rPr>
+              <w:t>NA7.6.1.4(e)3</w:t>
+            </w:r>
+          </w:p>
+        </w:tc>
+      </w:tr>
+      <w:tr>
+        <w:trPr>
+          <w:cantSplit/>
+          <w:trHeight w:val="288"/>
+        </w:trPr>
+        <w:tc>
+          <w:tcPr>
+            <w:tcW w:w="1227" w:type="dxa"/>
+            <w:vAlign w:val="center"/>
+          </w:tcPr>
+          <w:p>
+            <w:pPr>
+              <w:autoSpaceDE w:val="0"/>
+              <w:autoSpaceDN w:val="0"/>
+              <w:adjustRightInd w:val="0"/>
+              <w:spacing w:after="0" w:line="240" w:lineRule="auto"/>
+              <w:ind w:left="90"/>
+              <w:contextualSpacing/>
+              <w:jc w:val="center"/>
+              <w:rPr>
+                <w:rFonts w:cs="Tahoma"/>
+                <w:bCs/>
+                <w:szCs w:val="24"/>
+              </w:rPr>
+            </w:pPr>
+            <w:r>
+              <w:rPr>
+                <w:rFonts w:cs="Tahoma"/>
+                <w:bCs/>
+                <w:szCs w:val="24"/>
+              </w:rPr>
+              <w:t>5.6</w:t>
             </w:r>
           </w:p>
         </w:tc>
@@ -13845,6 +14462,14 @@
               </w:rPr>
               <w:t>ight output is stable with no visible flicker.</w:t>
             </w:r>
+            <w:r>
+              <w:rPr>
+                <w:rFonts w:cs="Tahoma"/>
+                <w:bCs/>
+                <w:szCs w:val="24"/>
+              </w:rPr>
+              <w:t xml:space="preserve"> </w:t>
+            </w:r>
           </w:p>
         </w:tc>
         <w:tc>
@@ -13909,7 +14534,7 @@
                 <w:bCs/>
                 <w:szCs w:val="24"/>
               </w:rPr>
-              <w:t>5.6</w:t>
+              <w:t>5.7</w:t>
             </w:r>
           </w:p>
         </w:tc>
@@ -14153,6 +14778,7 @@
                 <w:bCs/>
                 <w:szCs w:val="24"/>
               </w:rPr>
+              <w:lastRenderedPageBreak/>
               <w:t>N/A</w:t>
             </w:r>
           </w:p>
@@ -14374,16 +15000,23 @@
         <w:contextualSpacing/>
         <w:jc w:val="center"/>
       </w:pPr>
+    </w:p>
+    <w:p>
+      <w:pPr>
+        <w:spacing w:after="0" w:line="240" w:lineRule="auto"/>
+        <w:ind w:left="90"/>
+        <w:contextualSpacing/>
+        <w:jc w:val="center"/>
+      </w:pPr>
       <w:r>
         <w:rPr>
           <w:noProof/>
         </w:rPr>
-        <w:lastRenderedPageBreak/>
         <w:drawing>
           <wp:inline distT="0" distB="0" distL="0" distR="0" wp14:anchorId="073CEC26" wp14:editId="2365396B">
             <wp:extent cx="5124450" cy="3152633"/>
             <wp:effectExtent l="0" t="0" r="0" b="10160"/>
-            <wp:docPr id="3" name="Chart 3" descr="This chart shows the default values for light output (percentage) versus rated power (percentage) for HID, Fluorescent and LED luminaires. This chart is used in step 3.7 for determining the default luminaire fraction of rated power based on measured light output.">
+            <wp:docPr id="3" name="Chart 3" descr="P327#yIS1">
               <a:extLst xmlns:a="http://schemas.openxmlformats.org/drawingml/2006/main">
                 <a:ext uri="{FF2B5EF4-FFF2-40B4-BE49-F238E27FC236}">
                   <a16:creationId xmlns:a16="http://schemas.microsoft.com/office/drawing/2014/main" id="{766100D5-2D4D-4D8E-8EC8-696A42F9A98E}"/>
@@ -14915,10 +15548,10 @@
         <w:tblDescription w:val="Table B-2: Stepped Switching or Stepped Dimming Control Systems Functional Testing (NA7.6.1.2.2)"/>
       </w:tblPr>
       <w:tblGrid>
-        <w:gridCol w:w="1264"/>
-        <w:gridCol w:w="1666"/>
-        <w:gridCol w:w="5966"/>
-        <w:gridCol w:w="2040"/>
+        <w:gridCol w:w="1227"/>
+        <w:gridCol w:w="1617"/>
+        <w:gridCol w:w="5791"/>
+        <w:gridCol w:w="1980"/>
       </w:tblGrid>
       <w:tr>
         <w:trPr>
@@ -15414,7 +16047,23 @@
                 <w:rFonts w:cs="Tahoma"/>
                 <w:szCs w:val="24"/>
               </w:rPr>
-              <w:t xml:space="preserve"> levels should be measured at the farthest edge of the secondary sidelit daylit zone away from the opening or glazing.</w:t>
+              <w:t xml:space="preserve"> levels should be measured at the farthest edge of the secondary </w:t>
+            </w:r>
+            <w:proofErr w:type="spellStart"/>
+            <w:r>
+              <w:rPr>
+                <w:rFonts w:cs="Tahoma"/>
+                <w:szCs w:val="24"/>
+              </w:rPr>
+              <w:t>sidelit</w:t>
+            </w:r>
+            <w:proofErr w:type="spellEnd"/>
+            <w:r>
+              <w:rPr>
+                <w:rFonts w:cs="Tahoma"/>
+                <w:szCs w:val="24"/>
+              </w:rPr>
+              <w:t xml:space="preserve"> daylit zone away from the opening or glazing.</w:t>
             </w:r>
           </w:p>
         </w:tc>
@@ -15908,6 +16557,7 @@
                 <w:bCs/>
                 <w:szCs w:val="24"/>
               </w:rPr>
+              <w:lastRenderedPageBreak/>
               <w:t>2</w:t>
             </w:r>
           </w:p>
@@ -16180,16 +16830,14 @@
               </w:rPr>
               <w:t xml:space="preserve"> manual measurement (Night), </w:t>
             </w:r>
-            <w:proofErr w:type="gramStart"/>
-            <w:r>
-              <w:rPr>
-                <w:rFonts w:cs="Tahoma"/>
-                <w:bCs/>
-                <w:szCs w:val="24"/>
-              </w:rPr>
-              <w:t>night time</w:t>
-            </w:r>
-            <w:proofErr w:type="gramEnd"/>
+            <w:r>
+              <w:rPr>
+                <w:rFonts w:cs="Tahoma"/>
+                <w:bCs/>
+                <w:szCs w:val="24"/>
+              </w:rPr>
+              <w:t>nighttime</w:t>
+            </w:r>
             <w:r>
               <w:rPr>
                 <w:rFonts w:cs="Tahoma"/>
@@ -16262,7 +16910,6 @@
                 <w:bCs/>
                 <w:szCs w:val="24"/>
               </w:rPr>
-              <w:lastRenderedPageBreak/>
               <w:t>2.2</w:t>
             </w:r>
           </w:p>
@@ -18601,6 +19248,7 @@
                 <w:bCs/>
                 <w:szCs w:val="24"/>
               </w:rPr>
+              <w:lastRenderedPageBreak/>
               <w:t>3.5</w:t>
             </w:r>
           </w:p>
@@ -19123,7 +19771,6 @@
                 <w:bCs/>
                 <w:szCs w:val="24"/>
               </w:rPr>
-              <w:lastRenderedPageBreak/>
               <w:t>3.7</w:t>
             </w:r>
           </w:p>
@@ -20629,7 +21276,15 @@
                 <w:bCs/>
                 <w:szCs w:val="24"/>
               </w:rPr>
-              <w:t>on</w:t>
+              <w:t>o</w:t>
+            </w:r>
+            <w:r>
+              <w:rPr>
+                <w:rFonts w:cs="Tahoma"/>
+                <w:bCs/>
+                <w:szCs w:val="24"/>
+              </w:rPr>
+              <w:t>ff</w:t>
             </w:r>
             <w:r>
               <w:rPr>
@@ -21145,7 +21800,23 @@
                 <w:bCs/>
                 <w:szCs w:val="24"/>
               </w:rPr>
-              <w:t>teps 4.3 through 4.25.)</w:t>
+              <w:t>teps 4.3 through 4.2</w:t>
+            </w:r>
+            <w:r>
+              <w:rPr>
+                <w:rFonts w:cs="Tahoma"/>
+                <w:bCs/>
+                <w:szCs w:val="24"/>
+              </w:rPr>
+              <w:t>6</w:t>
+            </w:r>
+            <w:r>
+              <w:rPr>
+                <w:rFonts w:cs="Tahoma"/>
+                <w:bCs/>
+                <w:szCs w:val="24"/>
+              </w:rPr>
+              <w:t>.)</w:t>
             </w:r>
           </w:p>
         </w:tc>
@@ -21211,6 +21882,7 @@
                 <w:bCs/>
                 <w:szCs w:val="24"/>
               </w:rPr>
+              <w:lastRenderedPageBreak/>
               <w:t>4.3</w:t>
             </w:r>
           </w:p>
@@ -21697,7 +22369,6 @@
                 <w:bCs/>
                 <w:szCs w:val="24"/>
               </w:rPr>
-              <w:lastRenderedPageBreak/>
               <w:t>4.6</w:t>
             </w:r>
           </w:p>
@@ -22678,7 +23349,15 @@
                 <w:bCs/>
                 <w:szCs w:val="24"/>
               </w:rPr>
-              <w:t>4.9</w:t>
+              <w:t>4.</w:t>
+            </w:r>
+            <w:r>
+              <w:rPr>
+                <w:rFonts w:cs="Tahoma"/>
+                <w:bCs/>
+                <w:szCs w:val="24"/>
+              </w:rPr>
+              <w:t>10</w:t>
             </w:r>
           </w:p>
         </w:tc>
@@ -22891,7 +23570,15 @@
                 <w:bCs/>
                 <w:szCs w:val="24"/>
               </w:rPr>
-              <w:t>4.10</w:t>
+              <w:t>4.1</w:t>
+            </w:r>
+            <w:r>
+              <w:rPr>
+                <w:rFonts w:cs="Tahoma"/>
+                <w:bCs/>
+                <w:szCs w:val="24"/>
+              </w:rPr>
+              <w:t>1</w:t>
             </w:r>
           </w:p>
         </w:tc>
@@ -23015,7 +23702,15 @@
                 <w:bCs/>
                 <w:szCs w:val="24"/>
               </w:rPr>
-              <w:t>4.11</w:t>
+              <w:t>4.1</w:t>
+            </w:r>
+            <w:r>
+              <w:rPr>
+                <w:rFonts w:cs="Tahoma"/>
+                <w:bCs/>
+                <w:szCs w:val="24"/>
+              </w:rPr>
+              <w:t>2</w:t>
             </w:r>
           </w:p>
         </w:tc>
@@ -23225,7 +23920,55 @@
                 <w:bCs/>
                 <w:szCs w:val="24"/>
               </w:rPr>
-              <w:t>ndicate not applicable (N/A) for steps 4.12 through 4.25.)</w:t>
+              <w:t>ndicate not applicable (N/A) for steps 4.</w:t>
+            </w:r>
+            <w:r>
+              <w:rPr>
+                <w:rFonts w:cs="Tahoma"/>
+                <w:bCs/>
+                <w:szCs w:val="24"/>
+              </w:rPr>
+              <w:t>1</w:t>
+            </w:r>
+            <w:r>
+              <w:rPr>
+                <w:rFonts w:cs="Tahoma"/>
+                <w:bCs/>
+                <w:szCs w:val="24"/>
+              </w:rPr>
+              <w:t>3</w:t>
+            </w:r>
+            <w:r>
+              <w:rPr>
+                <w:rFonts w:cs="Tahoma"/>
+                <w:bCs/>
+                <w:szCs w:val="24"/>
+              </w:rPr>
+              <w:t xml:space="preserve"> </w:t>
+            </w:r>
+            <w:r>
+              <w:rPr>
+                <w:rFonts w:cs="Tahoma"/>
+                <w:bCs/>
+                <w:szCs w:val="24"/>
+              </w:rPr>
+              <w:t>through 4.2</w:t>
+            </w:r>
+            <w:r>
+              <w:rPr>
+                <w:rFonts w:cs="Tahoma"/>
+                <w:bCs/>
+                <w:szCs w:val="24"/>
+              </w:rPr>
+              <w:t>6</w:t>
+            </w:r>
+            <w:r>
+              <w:rPr>
+                <w:rFonts w:cs="Tahoma"/>
+                <w:bCs/>
+                <w:szCs w:val="24"/>
+              </w:rPr>
+              <w:t>.)</w:t>
             </w:r>
           </w:p>
         </w:tc>
@@ -23291,7 +24034,15 @@
                 <w:bCs/>
                 <w:szCs w:val="24"/>
               </w:rPr>
-              <w:t>4.12</w:t>
+              <w:t>4.1</w:t>
+            </w:r>
+            <w:r>
+              <w:rPr>
+                <w:rFonts w:cs="Tahoma"/>
+                <w:bCs/>
+                <w:szCs w:val="24"/>
+              </w:rPr>
+              <w:t>3</w:t>
             </w:r>
           </w:p>
         </w:tc>
@@ -23480,7 +24231,15 @@
                 <w:bCs/>
                 <w:szCs w:val="24"/>
               </w:rPr>
-              <w:t>4.13</w:t>
+              <w:t>4.1</w:t>
+            </w:r>
+            <w:r>
+              <w:rPr>
+                <w:rFonts w:cs="Tahoma"/>
+                <w:bCs/>
+                <w:szCs w:val="24"/>
+              </w:rPr>
+              <w:t>4</w:t>
             </w:r>
           </w:p>
         </w:tc>
@@ -23611,7 +24370,15 @@
                 <w:bCs/>
                 <w:szCs w:val="24"/>
               </w:rPr>
-              <w:t>4.12</w:t>
+              <w:t>4.</w:t>
+            </w:r>
+            <w:r>
+              <w:rPr>
+                <w:rFonts w:cs="Tahoma"/>
+                <w:bCs/>
+                <w:szCs w:val="24"/>
+              </w:rPr>
+              <w:t>13</w:t>
             </w:r>
             <w:r>
               <w:rPr>
@@ -23805,7 +24572,15 @@
                 <w:bCs/>
                 <w:szCs w:val="24"/>
               </w:rPr>
-              <w:t>4.14</w:t>
+              <w:t>4.1</w:t>
+            </w:r>
+            <w:r>
+              <w:rPr>
+                <w:rFonts w:cs="Tahoma"/>
+                <w:bCs/>
+                <w:szCs w:val="24"/>
+              </w:rPr>
+              <w:t>5</w:t>
             </w:r>
           </w:p>
         </w:tc>
@@ -23936,15 +24711,31 @@
                 <w:bCs/>
                 <w:szCs w:val="24"/>
               </w:rPr>
-              <w:t>4.12</w:t>
-            </w:r>
-            <w:r>
-              <w:rPr>
-                <w:rFonts w:cs="Tahoma"/>
-                <w:bCs/>
-                <w:szCs w:val="24"/>
-              </w:rPr>
-              <w:t xml:space="preserve"> / </w:t>
+              <w:t>4.</w:t>
+            </w:r>
+            <w:r>
+              <w:rPr>
+                <w:rFonts w:cs="Tahoma"/>
+                <w:bCs/>
+                <w:szCs w:val="24"/>
+              </w:rPr>
+              <w:t>13</w:t>
+            </w:r>
+            <w:r>
+              <w:rPr>
+                <w:rFonts w:cs="Tahoma"/>
+                <w:bCs/>
+                <w:szCs w:val="24"/>
+              </w:rPr>
+              <w:t xml:space="preserve"> </w:t>
+            </w:r>
+            <w:r>
+              <w:rPr>
+                <w:rFonts w:cs="Tahoma"/>
+                <w:bCs/>
+                <w:szCs w:val="24"/>
+              </w:rPr>
+              <w:t xml:space="preserve">/ </w:t>
             </w:r>
             <w:r>
               <w:rPr>
@@ -24042,7 +24833,15 @@
                 <w:bCs/>
                 <w:szCs w:val="24"/>
               </w:rPr>
-              <w:t>4.15</w:t>
+              <w:t>4.1</w:t>
+            </w:r>
+            <w:r>
+              <w:rPr>
+                <w:rFonts w:cs="Tahoma"/>
+                <w:bCs/>
+                <w:szCs w:val="24"/>
+              </w:rPr>
+              <w:t>6</w:t>
             </w:r>
           </w:p>
         </w:tc>
@@ -24173,7 +24972,15 @@
                 <w:bCs/>
                 <w:szCs w:val="24"/>
               </w:rPr>
-              <w:t>4.14</w:t>
+              <w:t>4.</w:t>
+            </w:r>
+            <w:r>
+              <w:rPr>
+                <w:rFonts w:cs="Tahoma"/>
+                <w:bCs/>
+                <w:szCs w:val="24"/>
+              </w:rPr>
+              <w:t>15</w:t>
             </w:r>
             <w:r>
               <w:rPr>
@@ -24287,7 +25094,16 @@
                 <w:bCs/>
                 <w:szCs w:val="24"/>
               </w:rPr>
-              <w:t>4.16</w:t>
+              <w:lastRenderedPageBreak/>
+              <w:t>4.1</w:t>
+            </w:r>
+            <w:r>
+              <w:rPr>
+                <w:rFonts w:cs="Tahoma"/>
+                <w:bCs/>
+                <w:szCs w:val="24"/>
+              </w:rPr>
+              <w:t>7</w:t>
             </w:r>
           </w:p>
         </w:tc>
@@ -24460,7 +25276,15 @@
                 <w:bCs/>
                 <w:szCs w:val="24"/>
               </w:rPr>
-              <w:t>4.17</w:t>
+              <w:t>4.1</w:t>
+            </w:r>
+            <w:r>
+              <w:rPr>
+                <w:rFonts w:cs="Tahoma"/>
+                <w:bCs/>
+                <w:szCs w:val="24"/>
+              </w:rPr>
+              <w:t>8</w:t>
             </w:r>
           </w:p>
         </w:tc>
@@ -24673,7 +25497,15 @@
                 <w:bCs/>
                 <w:szCs w:val="24"/>
               </w:rPr>
-              <w:t>4.18</w:t>
+              <w:t>4.1</w:t>
+            </w:r>
+            <w:r>
+              <w:rPr>
+                <w:rFonts w:cs="Tahoma"/>
+                <w:bCs/>
+                <w:szCs w:val="24"/>
+              </w:rPr>
+              <w:t>9</w:t>
             </w:r>
           </w:p>
         </w:tc>
@@ -24797,7 +25629,15 @@
                 <w:bCs/>
                 <w:szCs w:val="24"/>
               </w:rPr>
-              <w:t>4.19</w:t>
+              <w:t>4.</w:t>
+            </w:r>
+            <w:r>
+              <w:rPr>
+                <w:rFonts w:cs="Tahoma"/>
+                <w:bCs/>
+                <w:szCs w:val="24"/>
+              </w:rPr>
+              <w:t>20</w:t>
             </w:r>
           </w:p>
         </w:tc>
@@ -25023,7 +25863,63 @@
                 <w:bCs/>
                 <w:szCs w:val="24"/>
               </w:rPr>
-              <w:t>teps 4.20 through 4.25.)</w:t>
+              <w:t>teps 4.</w:t>
+            </w:r>
+            <w:r>
+              <w:rPr>
+                <w:rFonts w:cs="Tahoma"/>
+                <w:bCs/>
+                <w:szCs w:val="24"/>
+              </w:rPr>
+              <w:t>2</w:t>
+            </w:r>
+            <w:r>
+              <w:rPr>
+                <w:rFonts w:cs="Tahoma"/>
+                <w:bCs/>
+                <w:szCs w:val="24"/>
+              </w:rPr>
+              <w:t>1</w:t>
+            </w:r>
+            <w:r>
+              <w:rPr>
+                <w:rFonts w:cs="Tahoma"/>
+                <w:bCs/>
+                <w:szCs w:val="24"/>
+              </w:rPr>
+              <w:t xml:space="preserve"> </w:t>
+            </w:r>
+            <w:r>
+              <w:rPr>
+                <w:rFonts w:cs="Tahoma"/>
+                <w:bCs/>
+                <w:szCs w:val="24"/>
+              </w:rPr>
+              <w:t>through 4.</w:t>
+            </w:r>
+            <w:r>
+              <w:rPr>
+                <w:rFonts w:cs="Tahoma"/>
+                <w:bCs/>
+                <w:szCs w:val="24"/>
+              </w:rPr>
+              <w:t>2</w:t>
+            </w:r>
+            <w:r>
+              <w:rPr>
+                <w:rFonts w:cs="Tahoma"/>
+                <w:bCs/>
+                <w:szCs w:val="24"/>
+              </w:rPr>
+              <w:t>6</w:t>
+            </w:r>
+            <w:r>
+              <w:rPr>
+                <w:rFonts w:cs="Tahoma"/>
+                <w:bCs/>
+                <w:szCs w:val="24"/>
+              </w:rPr>
+              <w:t>.)</w:t>
             </w:r>
           </w:p>
         </w:tc>
@@ -25089,8 +25985,15 @@
                 <w:bCs/>
                 <w:szCs w:val="24"/>
               </w:rPr>
-              <w:lastRenderedPageBreak/>
-              <w:t>4.20</w:t>
+              <w:t>4.</w:t>
+            </w:r>
+            <w:r>
+              <w:rPr>
+                <w:rFonts w:cs="Tahoma"/>
+                <w:bCs/>
+                <w:szCs w:val="24"/>
+              </w:rPr>
+              <w:t>21</w:t>
             </w:r>
           </w:p>
         </w:tc>
@@ -25263,7 +26166,15 @@
                 <w:bCs/>
                 <w:szCs w:val="24"/>
               </w:rPr>
-              <w:t>4.21</w:t>
+              <w:t>4.</w:t>
+            </w:r>
+            <w:r>
+              <w:rPr>
+                <w:rFonts w:cs="Tahoma"/>
+                <w:bCs/>
+                <w:szCs w:val="24"/>
+              </w:rPr>
+              <w:t>22</w:t>
             </w:r>
           </w:p>
         </w:tc>
@@ -25394,7 +26305,15 @@
                 <w:bCs/>
                 <w:szCs w:val="24"/>
               </w:rPr>
-              <w:t>4.20</w:t>
+              <w:t>4.</w:t>
+            </w:r>
+            <w:r>
+              <w:rPr>
+                <w:rFonts w:cs="Tahoma"/>
+                <w:bCs/>
+                <w:szCs w:val="24"/>
+              </w:rPr>
+              <w:t>21</w:t>
             </w:r>
             <w:r>
               <w:rPr>
@@ -25564,7 +26483,15 @@
                 <w:bCs/>
                 <w:szCs w:val="24"/>
               </w:rPr>
-              <w:t>4.22</w:t>
+              <w:t>4.</w:t>
+            </w:r>
+            <w:r>
+              <w:rPr>
+                <w:rFonts w:cs="Tahoma"/>
+                <w:bCs/>
+                <w:szCs w:val="24"/>
+              </w:rPr>
+              <w:t>23</w:t>
             </w:r>
           </w:p>
         </w:tc>
@@ -25695,15 +26622,31 @@
                 <w:bCs/>
                 <w:szCs w:val="24"/>
               </w:rPr>
-              <w:t>4.20</w:t>
-            </w:r>
-            <w:r>
-              <w:rPr>
-                <w:rFonts w:cs="Tahoma"/>
-                <w:bCs/>
-                <w:szCs w:val="24"/>
-              </w:rPr>
-              <w:t xml:space="preserve"> / </w:t>
+              <w:t>4.</w:t>
+            </w:r>
+            <w:r>
+              <w:rPr>
+                <w:rFonts w:cs="Tahoma"/>
+                <w:bCs/>
+                <w:szCs w:val="24"/>
+              </w:rPr>
+              <w:t>21</w:t>
+            </w:r>
+            <w:r>
+              <w:rPr>
+                <w:rFonts w:cs="Tahoma"/>
+                <w:bCs/>
+                <w:szCs w:val="24"/>
+              </w:rPr>
+              <w:t xml:space="preserve"> </w:t>
+            </w:r>
+            <w:r>
+              <w:rPr>
+                <w:rFonts w:cs="Tahoma"/>
+                <w:bCs/>
+                <w:szCs w:val="24"/>
+              </w:rPr>
+              <w:t xml:space="preserve">/ </w:t>
             </w:r>
             <w:r>
               <w:rPr>
@@ -25801,7 +26744,15 @@
                 <w:bCs/>
                 <w:szCs w:val="24"/>
               </w:rPr>
-              <w:t>4.23</w:t>
+              <w:t>4.</w:t>
+            </w:r>
+            <w:r>
+              <w:rPr>
+                <w:rFonts w:cs="Tahoma"/>
+                <w:bCs/>
+                <w:szCs w:val="24"/>
+              </w:rPr>
+              <w:t>24</w:t>
             </w:r>
           </w:p>
         </w:tc>
@@ -25932,7 +26883,15 @@
                 <w:bCs/>
                 <w:szCs w:val="24"/>
               </w:rPr>
-              <w:t>4.22</w:t>
+              <w:t>4.</w:t>
+            </w:r>
+            <w:r>
+              <w:rPr>
+                <w:rFonts w:cs="Tahoma"/>
+                <w:bCs/>
+                <w:szCs w:val="24"/>
+              </w:rPr>
+              <w:t>23</w:t>
             </w:r>
             <w:r>
               <w:rPr>
@@ -26022,7 +26981,15 @@
                 <w:bCs/>
                 <w:szCs w:val="24"/>
               </w:rPr>
-              <w:t>4.24</w:t>
+              <w:t>4.</w:t>
+            </w:r>
+            <w:r>
+              <w:rPr>
+                <w:rFonts w:cs="Tahoma"/>
+                <w:bCs/>
+                <w:szCs w:val="24"/>
+              </w:rPr>
+              <w:t>25</w:t>
             </w:r>
           </w:p>
         </w:tc>
@@ -26195,7 +27162,15 @@
                 <w:bCs/>
                 <w:szCs w:val="24"/>
               </w:rPr>
-              <w:t>4.25</w:t>
+              <w:t>4.</w:t>
+            </w:r>
+            <w:r>
+              <w:rPr>
+                <w:rFonts w:cs="Tahoma"/>
+                <w:bCs/>
+                <w:szCs w:val="24"/>
+              </w:rPr>
+              <w:t>26</w:t>
             </w:r>
           </w:p>
         </w:tc>
@@ -26384,7 +27359,15 @@
                 <w:bCs/>
                 <w:szCs w:val="24"/>
               </w:rPr>
-              <w:t>4.26</w:t>
+              <w:t>4.</w:t>
+            </w:r>
+            <w:r>
+              <w:rPr>
+                <w:rFonts w:cs="Tahoma"/>
+                <w:bCs/>
+                <w:szCs w:val="24"/>
+              </w:rPr>
+              <w:t>27</w:t>
             </w:r>
           </w:p>
         </w:tc>
@@ -26618,12 +27601,10 @@
           <w:szCs w:val="24"/>
         </w:rPr>
         <w:sectPr>
-          <w:headerReference w:type="even" r:id="rId12"/>
-          <w:headerReference w:type="default" r:id="rId13"/>
-          <w:footerReference w:type="default" r:id="rId14"/>
-          <w:headerReference w:type="first" r:id="rId15"/>
+          <w:headerReference w:type="default" r:id="rId12"/>
+          <w:footerReference w:type="default" r:id="rId13"/>
           <w:pgSz w:w="12240" w:h="15840"/>
-          <w:pgMar w:top="994" w:right="504" w:bottom="806" w:left="907" w:header="274" w:footer="576" w:gutter="0"/>
+          <w:pgMar w:top="720" w:right="720" w:bottom="720" w:left="1008" w:header="270" w:footer="576" w:gutter="0"/>
           <w:pgNumType w:start="1"/>
           <w:cols w:space="720"/>
           <w:docGrid w:linePitch="360"/>
@@ -28981,7 +29962,7 @@
     </w:p>
     <w:sectPr>
       <w:pgSz w:w="15840" w:h="12240" w:orient="landscape"/>
-      <w:pgMar w:top="259" w:right="518" w:bottom="864" w:left="605" w:header="274" w:footer="576" w:gutter="0"/>
+      <w:pgMar w:top="1008" w:right="720" w:bottom="990" w:left="720" w:header="270" w:footer="576" w:gutter="0"/>
       <w:cols w:space="720"/>
       <w:docGrid w:linePitch="360"/>
     </w:sectPr>
@@ -29202,52 +30183,6 @@
 <w:hdr xmlns:wpc="http://schemas.microsoft.com/office/word/2010/wordprocessingCanvas" xmlns:cx="http://schemas.microsoft.com/office/drawing/2014/chartex" xmlns:cx1="http://schemas.microsoft.com/office/drawing/2015/9/8/chartex" xmlns:cx2="http://schemas.microsoft.com/office/drawing/2015/10/21/chartex" xmlns:cx3="http://schemas.microsoft.com/office/drawing/2016/5/9/chartex" xmlns:cx4="http://schemas.microsoft.com/office/drawing/2016/5/10/chartex" xmlns:cx5="http://schemas.microsoft.com/office/drawing/2016/5/11/chartex" xmlns:cx6="http://schemas.microsoft.com/office/drawing/2016/5/12/chartex" xmlns:cx7="http://schemas.microsoft.com/office/drawing/2016/5/13/chartex" xmlns:cx8="http://schemas.microsoft.com/office/drawing/2016/5/14/chartex" xmlns:mc="http://schemas.openxmlformats.org/markup-compatibility/2006" xmlns:aink="http://schemas.microsoft.com/office/drawing/2016/ink" xmlns:am3d="http://schemas.microsoft.com/office/drawing/2017/model3d" xmlns:o="urn:schemas-microsoft-com:office:office" xmlns:oel="http://schemas.microsoft.com/office/2019/extlst" xmlns:r="http://schemas.openxmlformats.org/officeDocument/2006/relationships" xmlns:m="http://schemas.openxmlformats.org/officeDocument/2006/math" xmlns:v="urn:schemas-microsoft-com:vml" xmlns:wp14="http://schemas.microsoft.com/office/word/2010/wordprocessingDrawing" xmlns:wp="http://schemas.openxmlformats.org/drawingml/2006/wordprocessingDrawing" xmlns:w10="urn:schemas-microsoft-com:office:word" xmlns:w="http://schemas.openxmlformats.org/wordprocessingml/2006/main" xmlns:w14="http://schemas.microsoft.com/office/word/2010/wordml" xmlns:w15="http://schemas.microsoft.com/office/word/2012/wordml" xmlns:w16cex="http://schemas.microsoft.com/office/word/2018/wordml/cex" xmlns:w16cid="http://schemas.microsoft.com/office/word/2016/wordml/cid" xmlns:w16="http://schemas.microsoft.com/office/word/2018/wordml" xmlns:w16sdtdh="http://schemas.microsoft.com/office/word/2020/wordml/sdtdatahash" xmlns:w16se="http://schemas.microsoft.com/office/word/2015/wordml/symex" xmlns:wpg="http://schemas.microsoft.com/office/word/2010/wordprocessingGroup" xmlns:wpi="http://schemas.microsoft.com/office/word/2010/wordprocessingInk" xmlns:wne="http://schemas.microsoft.com/office/word/2006/wordml" xmlns:wps="http://schemas.microsoft.com/office/word/2010/wordprocessingShape" mc:Ignorable="w14 w15 w16se w16cid w16 w16cex w16sdtdh wp14">
   <w:p>
     <w:pPr>
-      <w:pStyle w:val="Header"/>
-    </w:pPr>
-    <w:r>
-      <w:rPr>
-        <w:noProof/>
-      </w:rPr>
-      <w:pict w14:anchorId="00C06717">
-        <v:shapetype id="_x0000_t136" coordsize="21600,21600" o:spt="136" adj="10800" path="m@7,l@8,m@5,21600l@6,21600e">
-          <v:formulas>
-            <v:f eqn="sum #0 0 10800"/>
-            <v:f eqn="prod #0 2 1"/>
-            <v:f eqn="sum 21600 0 @1"/>
-            <v:f eqn="sum 0 0 @2"/>
-            <v:f eqn="sum 21600 0 @3"/>
-            <v:f eqn="if @0 @3 0"/>
-            <v:f eqn="if @0 21600 @1"/>
-            <v:f eqn="if @0 0 @2"/>
-            <v:f eqn="if @0 @4 21600"/>
-            <v:f eqn="mid @5 @6"/>
-            <v:f eqn="mid @8 @5"/>
-            <v:f eqn="mid @7 @8"/>
-            <v:f eqn="mid @6 @7"/>
-            <v:f eqn="sum @6 0 @5"/>
-          </v:formulas>
-          <v:path textpathok="t" o:connecttype="custom" o:connectlocs="@9,0;@10,10800;@11,21600;@12,10800" o:connectangles="270,180,90,0"/>
-          <v:textpath on="t" fitshape="t"/>
-          <v:handles>
-            <v:h position="#0,bottomRight" xrange="6629,14971"/>
-          </v:handles>
-          <o:lock v:ext="edit" text="t" shapetype="t"/>
-        </v:shapetype>
-        <v:shape id="PowerPlusWaterMarkObject600708876" o:spid="_x0000_s2050" type="#_x0000_t136" style="position:absolute;margin-left:0;margin-top:0;width:458.05pt;height:305.35pt;rotation:315;z-index:-251653120;mso-position-horizontal:center;mso-position-horizontal-relative:margin;mso-position-vertical:center;mso-position-vertical-relative:margin" o:allowincell="f" fillcolor="silver" stroked="f">
-          <v:fill opacity=".5"/>
-          <v:textpath style="font-family:&quot;Tahoma&quot;;font-size:1pt" string="Final"/>
-          <w10:wrap anchorx="margin" anchory="margin"/>
-        </v:shape>
-      </w:pict>
-    </w:r>
-  </w:p>
-</w:hdr>
-</file>
-
-<file path=word/header2.xml><?xml version="1.0" encoding="utf-8"?>
-<w:hdr xmlns:wpc="http://schemas.microsoft.com/office/word/2010/wordprocessingCanvas" xmlns:cx="http://schemas.microsoft.com/office/drawing/2014/chartex" xmlns:cx1="http://schemas.microsoft.com/office/drawing/2015/9/8/chartex" xmlns:cx2="http://schemas.microsoft.com/office/drawing/2015/10/21/chartex" xmlns:cx3="http://schemas.microsoft.com/office/drawing/2016/5/9/chartex" xmlns:cx4="http://schemas.microsoft.com/office/drawing/2016/5/10/chartex" xmlns:cx5="http://schemas.microsoft.com/office/drawing/2016/5/11/chartex" xmlns:cx6="http://schemas.microsoft.com/office/drawing/2016/5/12/chartex" xmlns:cx7="http://schemas.microsoft.com/office/drawing/2016/5/13/chartex" xmlns:cx8="http://schemas.microsoft.com/office/drawing/2016/5/14/chartex" xmlns:mc="http://schemas.openxmlformats.org/markup-compatibility/2006" xmlns:aink="http://schemas.microsoft.com/office/drawing/2016/ink" xmlns:am3d="http://schemas.microsoft.com/office/drawing/2017/model3d" xmlns:o="urn:schemas-microsoft-com:office:office" xmlns:oel="http://schemas.microsoft.com/office/2019/extlst" xmlns:r="http://schemas.openxmlformats.org/officeDocument/2006/relationships" xmlns:m="http://schemas.openxmlformats.org/officeDocument/2006/math" xmlns:v="urn:schemas-microsoft-com:vml" xmlns:wp14="http://schemas.microsoft.com/office/word/2010/wordprocessingDrawing" xmlns:wp="http://schemas.openxmlformats.org/drawingml/2006/wordprocessingDrawing" xmlns:w10="urn:schemas-microsoft-com:office:word" xmlns:w="http://schemas.openxmlformats.org/wordprocessingml/2006/main" xmlns:w14="http://schemas.microsoft.com/office/word/2010/wordml" xmlns:w15="http://schemas.microsoft.com/office/word/2012/wordml" xmlns:w16cex="http://schemas.microsoft.com/office/word/2018/wordml/cex" xmlns:w16cid="http://schemas.microsoft.com/office/word/2016/wordml/cid" xmlns:w16="http://schemas.microsoft.com/office/word/2018/wordml" xmlns:w16sdtdh="http://schemas.microsoft.com/office/word/2020/wordml/sdtdatahash" xmlns:w16se="http://schemas.microsoft.com/office/word/2015/wordml/symex" xmlns:wpg="http://schemas.microsoft.com/office/word/2010/wordprocessingGroup" xmlns:wpi="http://schemas.microsoft.com/office/word/2010/wordprocessingInk" xmlns:wne="http://schemas.microsoft.com/office/word/2006/wordml" xmlns:wps="http://schemas.microsoft.com/office/word/2010/wordprocessingShape" mc:Ignorable="w14 w15 w16se w16cid w16 w16cex w16sdtdh wp14">
-  <w:p>
-    <w:pPr>
       <w:tabs>
         <w:tab w:val="left" w:pos="810"/>
         <w:tab w:val="left" w:pos="3690"/>
@@ -29261,42 +30196,6 @@
         <w:szCs w:val="24"/>
       </w:rPr>
     </w:pPr>
-    <w:r>
-      <w:rPr>
-        <w:noProof/>
-      </w:rPr>
-      <w:pict w14:anchorId="5D2F2F46">
-        <v:shapetype id="_x0000_t136" coordsize="21600,21600" o:spt="136" adj="10800" path="m@7,l@8,m@5,21600l@6,21600e">
-          <v:formulas>
-            <v:f eqn="sum #0 0 10800"/>
-            <v:f eqn="prod #0 2 1"/>
-            <v:f eqn="sum 21600 0 @1"/>
-            <v:f eqn="sum 0 0 @2"/>
-            <v:f eqn="sum 21600 0 @3"/>
-            <v:f eqn="if @0 @3 0"/>
-            <v:f eqn="if @0 21600 @1"/>
-            <v:f eqn="if @0 0 @2"/>
-            <v:f eqn="if @0 @4 21600"/>
-            <v:f eqn="mid @5 @6"/>
-            <v:f eqn="mid @8 @5"/>
-            <v:f eqn="mid @7 @8"/>
-            <v:f eqn="mid @6 @7"/>
-            <v:f eqn="sum @6 0 @5"/>
-          </v:formulas>
-          <v:path textpathok="t" o:connecttype="custom" o:connectlocs="@9,0;@10,10800;@11,21600;@12,10800" o:connectangles="270,180,90,0"/>
-          <v:textpath on="t" fitshape="t"/>
-          <v:handles>
-            <v:h position="#0,bottomRight" xrange="6629,14971"/>
-          </v:handles>
-          <o:lock v:ext="edit" text="t" shapetype="t"/>
-        </v:shapetype>
-        <v:shape id="PowerPlusWaterMarkObject600708877" o:spid="_x0000_s2051" type="#_x0000_t136" style="position:absolute;left:0;text-align:left;margin-left:0;margin-top:0;width:458.05pt;height:305.35pt;rotation:315;z-index:-251651072;mso-position-horizontal:center;mso-position-horizontal-relative:margin;mso-position-vertical:center;mso-position-vertical-relative:margin" o:allowincell="f" fillcolor="silver" stroked="f">
-          <v:fill opacity=".5"/>
-          <v:textpath style="font-family:&quot;Tahoma&quot;;font-size:1pt" string="Final"/>
-          <w10:wrap anchorx="margin" anchory="margin"/>
-        </v:shape>
-      </w:pict>
-    </w:r>
     <w:r>
       <w:rPr>
         <w:noProof/>
@@ -29479,55 +30378,204 @@
 </w:hdr>
 </file>
 
-<file path=word/header3.xml><?xml version="1.0" encoding="utf-8"?>
-<w:hdr xmlns:wpc="http://schemas.microsoft.com/office/word/2010/wordprocessingCanvas" xmlns:cx="http://schemas.microsoft.com/office/drawing/2014/chartex" xmlns:cx1="http://schemas.microsoft.com/office/drawing/2015/9/8/chartex" xmlns:cx2="http://schemas.microsoft.com/office/drawing/2015/10/21/chartex" xmlns:cx3="http://schemas.microsoft.com/office/drawing/2016/5/9/chartex" xmlns:cx4="http://schemas.microsoft.com/office/drawing/2016/5/10/chartex" xmlns:cx5="http://schemas.microsoft.com/office/drawing/2016/5/11/chartex" xmlns:cx6="http://schemas.microsoft.com/office/drawing/2016/5/12/chartex" xmlns:cx7="http://schemas.microsoft.com/office/drawing/2016/5/13/chartex" xmlns:cx8="http://schemas.microsoft.com/office/drawing/2016/5/14/chartex" xmlns:mc="http://schemas.openxmlformats.org/markup-compatibility/2006" xmlns:aink="http://schemas.microsoft.com/office/drawing/2016/ink" xmlns:am3d="http://schemas.microsoft.com/office/drawing/2017/model3d" xmlns:o="urn:schemas-microsoft-com:office:office" xmlns:oel="http://schemas.microsoft.com/office/2019/extlst" xmlns:r="http://schemas.openxmlformats.org/officeDocument/2006/relationships" xmlns:m="http://schemas.openxmlformats.org/officeDocument/2006/math" xmlns:v="urn:schemas-microsoft-com:vml" xmlns:wp14="http://schemas.microsoft.com/office/word/2010/wordprocessingDrawing" xmlns:wp="http://schemas.openxmlformats.org/drawingml/2006/wordprocessingDrawing" xmlns:w10="urn:schemas-microsoft-com:office:word" xmlns:w="http://schemas.openxmlformats.org/wordprocessingml/2006/main" xmlns:w14="http://schemas.microsoft.com/office/word/2010/wordml" xmlns:w15="http://schemas.microsoft.com/office/word/2012/wordml" xmlns:w16cex="http://schemas.microsoft.com/office/word/2018/wordml/cex" xmlns:w16cid="http://schemas.microsoft.com/office/word/2016/wordml/cid" xmlns:w16="http://schemas.microsoft.com/office/word/2018/wordml" xmlns:w16sdtdh="http://schemas.microsoft.com/office/word/2020/wordml/sdtdatahash" xmlns:w16se="http://schemas.microsoft.com/office/word/2015/wordml/symex" xmlns:wpg="http://schemas.microsoft.com/office/word/2010/wordprocessingGroup" xmlns:wpi="http://schemas.microsoft.com/office/word/2010/wordprocessingInk" xmlns:wne="http://schemas.microsoft.com/office/word/2006/wordml" xmlns:wps="http://schemas.microsoft.com/office/word/2010/wordprocessingShape" mc:Ignorable="w14 w15 w16se w16cid w16 w16cex w16sdtdh wp14">
-  <w:p>
-    <w:pPr>
-      <w:pStyle w:val="Header"/>
-    </w:pPr>
-    <w:r>
-      <w:rPr>
-        <w:noProof/>
-      </w:rPr>
-      <w:pict w14:anchorId="169E5E48">
-        <v:shapetype id="_x0000_t136" coordsize="21600,21600" o:spt="136" adj="10800" path="m@7,l@8,m@5,21600l@6,21600e">
-          <v:formulas>
-            <v:f eqn="sum #0 0 10800"/>
-            <v:f eqn="prod #0 2 1"/>
-            <v:f eqn="sum 21600 0 @1"/>
-            <v:f eqn="sum 0 0 @2"/>
-            <v:f eqn="sum 21600 0 @3"/>
-            <v:f eqn="if @0 @3 0"/>
-            <v:f eqn="if @0 21600 @1"/>
-            <v:f eqn="if @0 0 @2"/>
-            <v:f eqn="if @0 @4 21600"/>
-            <v:f eqn="mid @5 @6"/>
-            <v:f eqn="mid @8 @5"/>
-            <v:f eqn="mid @7 @8"/>
-            <v:f eqn="mid @6 @7"/>
-            <v:f eqn="sum @6 0 @5"/>
-          </v:formulas>
-          <v:path textpathok="t" o:connecttype="custom" o:connectlocs="@9,0;@10,10800;@11,21600;@12,10800" o:connectangles="270,180,90,0"/>
-          <v:textpath on="t" fitshape="t"/>
-          <v:handles>
-            <v:h position="#0,bottomRight" xrange="6629,14971"/>
-          </v:handles>
-          <o:lock v:ext="edit" text="t" shapetype="t"/>
-        </v:shapetype>
-        <v:shape id="PowerPlusWaterMarkObject600708875" o:spid="_x0000_s2049" type="#_x0000_t136" style="position:absolute;margin-left:0;margin-top:0;width:458.05pt;height:305.35pt;rotation:315;z-index:-251655168;mso-position-horizontal:center;mso-position-horizontal-relative:margin;mso-position-vertical:center;mso-position-vertical-relative:margin" o:allowincell="f" fillcolor="silver" stroked="f">
-          <v:fill opacity=".5"/>
-          <v:textpath style="font-family:&quot;Tahoma&quot;;font-size:1pt" string="Final"/>
-          <w10:wrap anchorx="margin" anchory="margin"/>
-        </v:shape>
-      </w:pict>
-    </w:r>
-  </w:p>
-</w:hdr>
-</file>
-
 <file path=word/numbering.xml><?xml version="1.0" encoding="utf-8"?>
 <w:numbering xmlns:wpc="http://schemas.microsoft.com/office/word/2010/wordprocessingCanvas" xmlns:cx="http://schemas.microsoft.com/office/drawing/2014/chartex" xmlns:cx1="http://schemas.microsoft.com/office/drawing/2015/9/8/chartex" xmlns:cx2="http://schemas.microsoft.com/office/drawing/2015/10/21/chartex" xmlns:cx3="http://schemas.microsoft.com/office/drawing/2016/5/9/chartex" xmlns:cx4="http://schemas.microsoft.com/office/drawing/2016/5/10/chartex" xmlns:cx5="http://schemas.microsoft.com/office/drawing/2016/5/11/chartex" xmlns:cx6="http://schemas.microsoft.com/office/drawing/2016/5/12/chartex" xmlns:cx7="http://schemas.microsoft.com/office/drawing/2016/5/13/chartex" xmlns:cx8="http://schemas.microsoft.com/office/drawing/2016/5/14/chartex" xmlns:mc="http://schemas.openxmlformats.org/markup-compatibility/2006" xmlns:aink="http://schemas.microsoft.com/office/drawing/2016/ink" xmlns:am3d="http://schemas.microsoft.com/office/drawing/2017/model3d" xmlns:o="urn:schemas-microsoft-com:office:office" xmlns:oel="http://schemas.microsoft.com/office/2019/extlst" xmlns:r="http://schemas.openxmlformats.org/officeDocument/2006/relationships" xmlns:m="http://schemas.openxmlformats.org/officeDocument/2006/math" xmlns:v="urn:schemas-microsoft-com:vml" xmlns:wp14="http://schemas.microsoft.com/office/word/2010/wordprocessingDrawing" xmlns:wp="http://schemas.openxmlformats.org/drawingml/2006/wordprocessingDrawing" xmlns:w10="urn:schemas-microsoft-com:office:word" xmlns:w="http://schemas.openxmlformats.org/wordprocessingml/2006/main" xmlns:w14="http://schemas.microsoft.com/office/word/2010/wordml" xmlns:w15="http://schemas.microsoft.com/office/word/2012/wordml" xmlns:w16cex="http://schemas.microsoft.com/office/word/2018/wordml/cex" xmlns:w16cid="http://schemas.microsoft.com/office/word/2016/wordml/cid" xmlns:w16="http://schemas.microsoft.com/office/word/2018/wordml" xmlns:w16sdtdh="http://schemas.microsoft.com/office/word/2020/wordml/sdtdatahash" xmlns:w16se="http://schemas.microsoft.com/office/word/2015/wordml/symex" xmlns:wpg="http://schemas.microsoft.com/office/word/2010/wordprocessingGroup" xmlns:wpi="http://schemas.microsoft.com/office/word/2010/wordprocessingInk" xmlns:wne="http://schemas.microsoft.com/office/word/2006/wordml" xmlns:wps="http://schemas.microsoft.com/office/word/2010/wordprocessingShape" mc:Ignorable="w14 w15 w16se w16cid w16 w16cex w16sdtdh wp14">
   <w:abstractNum w:abstractNumId="0" w15:restartNumberingAfterBreak="0">
+    <w:nsid w:val="FFFFFF7C"/>
+    <w:multiLevelType w:val="singleLevel"/>
+    <w:tmpl w:val="54F0E152"/>
+    <w:lvl w:ilvl="0">
+      <w:start w:val="1"/>
+      <w:numFmt w:val="decimal"/>
+      <w:pStyle w:val="ListNumber5"/>
+      <w:lvlText w:val="%1."/>
+      <w:lvlJc w:val="left"/>
+      <w:pPr>
+        <w:tabs>
+          <w:tab w:val="num" w:pos="1800"/>
+        </w:tabs>
+        <w:ind w:left="1800" w:hanging="360"/>
+      </w:pPr>
+    </w:lvl>
+  </w:abstractNum>
+  <w:abstractNum w:abstractNumId="1" w15:restartNumberingAfterBreak="0">
+    <w:nsid w:val="FFFFFF7D"/>
+    <w:multiLevelType w:val="singleLevel"/>
+    <w:tmpl w:val="5D760F32"/>
+    <w:lvl w:ilvl="0">
+      <w:start w:val="1"/>
+      <w:numFmt w:val="decimal"/>
+      <w:pStyle w:val="ListNumber4"/>
+      <w:lvlText w:val="%1."/>
+      <w:lvlJc w:val="left"/>
+      <w:pPr>
+        <w:tabs>
+          <w:tab w:val="num" w:pos="1440"/>
+        </w:tabs>
+        <w:ind w:left="1440" w:hanging="360"/>
+      </w:pPr>
+    </w:lvl>
+  </w:abstractNum>
+  <w:abstractNum w:abstractNumId="2" w15:restartNumberingAfterBreak="0">
+    <w:nsid w:val="FFFFFF7E"/>
+    <w:multiLevelType w:val="singleLevel"/>
+    <w:tmpl w:val="707A5B74"/>
+    <w:lvl w:ilvl="0">
+      <w:start w:val="1"/>
+      <w:numFmt w:val="decimal"/>
+      <w:pStyle w:val="ListNumber3"/>
+      <w:lvlText w:val="%1."/>
+      <w:lvlJc w:val="left"/>
+      <w:pPr>
+        <w:tabs>
+          <w:tab w:val="num" w:pos="1080"/>
+        </w:tabs>
+        <w:ind w:left="1080" w:hanging="360"/>
+      </w:pPr>
+    </w:lvl>
+  </w:abstractNum>
+  <w:abstractNum w:abstractNumId="3" w15:restartNumberingAfterBreak="0">
+    <w:nsid w:val="FFFFFF7F"/>
+    <w:multiLevelType w:val="singleLevel"/>
+    <w:tmpl w:val="7DCED74C"/>
+    <w:lvl w:ilvl="0">
+      <w:start w:val="1"/>
+      <w:numFmt w:val="decimal"/>
+      <w:pStyle w:val="ListNumber2"/>
+      <w:lvlText w:val="%1."/>
+      <w:lvlJc w:val="left"/>
+      <w:pPr>
+        <w:tabs>
+          <w:tab w:val="num" w:pos="720"/>
+        </w:tabs>
+        <w:ind w:left="720" w:hanging="360"/>
+      </w:pPr>
+    </w:lvl>
+  </w:abstractNum>
+  <w:abstractNum w:abstractNumId="4" w15:restartNumberingAfterBreak="0">
+    <w:nsid w:val="FFFFFF80"/>
+    <w:multiLevelType w:val="singleLevel"/>
+    <w:tmpl w:val="C402229E"/>
+    <w:lvl w:ilvl="0">
+      <w:start w:val="1"/>
+      <w:numFmt w:val="bullet"/>
+      <w:pStyle w:val="ListBullet5"/>
+      <w:lvlText w:val=""/>
+      <w:lvlJc w:val="left"/>
+      <w:pPr>
+        <w:tabs>
+          <w:tab w:val="num" w:pos="1800"/>
+        </w:tabs>
+        <w:ind w:left="1800" w:hanging="360"/>
+      </w:pPr>
+      <w:rPr>
+        <w:rFonts w:ascii="Symbol" w:hAnsi="Symbol" w:hint="default"/>
+      </w:rPr>
+    </w:lvl>
+  </w:abstractNum>
+  <w:abstractNum w:abstractNumId="5" w15:restartNumberingAfterBreak="0">
+    <w:nsid w:val="FFFFFF81"/>
+    <w:multiLevelType w:val="singleLevel"/>
+    <w:tmpl w:val="744884EA"/>
+    <w:lvl w:ilvl="0">
+      <w:start w:val="1"/>
+      <w:numFmt w:val="bullet"/>
+      <w:pStyle w:val="ListBullet4"/>
+      <w:lvlText w:val=""/>
+      <w:lvlJc w:val="left"/>
+      <w:pPr>
+        <w:tabs>
+          <w:tab w:val="num" w:pos="1440"/>
+        </w:tabs>
+        <w:ind w:left="1440" w:hanging="360"/>
+      </w:pPr>
+      <w:rPr>
+        <w:rFonts w:ascii="Symbol" w:hAnsi="Symbol" w:hint="default"/>
+      </w:rPr>
+    </w:lvl>
+  </w:abstractNum>
+  <w:abstractNum w:abstractNumId="6" w15:restartNumberingAfterBreak="0">
+    <w:nsid w:val="FFFFFF82"/>
+    <w:multiLevelType w:val="singleLevel"/>
+    <w:tmpl w:val="7CB831BE"/>
+    <w:lvl w:ilvl="0">
+      <w:start w:val="1"/>
+      <w:numFmt w:val="bullet"/>
+      <w:pStyle w:val="ListBullet3"/>
+      <w:lvlText w:val=""/>
+      <w:lvlJc w:val="left"/>
+      <w:pPr>
+        <w:tabs>
+          <w:tab w:val="num" w:pos="1080"/>
+        </w:tabs>
+        <w:ind w:left="1080" w:hanging="360"/>
+      </w:pPr>
+      <w:rPr>
+        <w:rFonts w:ascii="Symbol" w:hAnsi="Symbol" w:hint="default"/>
+      </w:rPr>
+    </w:lvl>
+  </w:abstractNum>
+  <w:abstractNum w:abstractNumId="7" w15:restartNumberingAfterBreak="0">
+    <w:nsid w:val="FFFFFF83"/>
+    <w:multiLevelType w:val="singleLevel"/>
+    <w:tmpl w:val="F3C21898"/>
+    <w:lvl w:ilvl="0">
+      <w:start w:val="1"/>
+      <w:numFmt w:val="bullet"/>
+      <w:pStyle w:val="ListBullet2"/>
+      <w:lvlText w:val=""/>
+      <w:lvlJc w:val="left"/>
+      <w:pPr>
+        <w:tabs>
+          <w:tab w:val="num" w:pos="720"/>
+        </w:tabs>
+        <w:ind w:left="720" w:hanging="360"/>
+      </w:pPr>
+      <w:rPr>
+        <w:rFonts w:ascii="Symbol" w:hAnsi="Symbol" w:hint="default"/>
+      </w:rPr>
+    </w:lvl>
+  </w:abstractNum>
+  <w:abstractNum w:abstractNumId="8" w15:restartNumberingAfterBreak="0">
+    <w:nsid w:val="FFFFFF88"/>
+    <w:multiLevelType w:val="singleLevel"/>
+    <w:tmpl w:val="07EE7690"/>
+    <w:lvl w:ilvl="0">
+      <w:start w:val="1"/>
+      <w:numFmt w:val="decimal"/>
+      <w:pStyle w:val="ListNumber"/>
+      <w:lvlText w:val="%1."/>
+      <w:lvlJc w:val="left"/>
+      <w:pPr>
+        <w:tabs>
+          <w:tab w:val="num" w:pos="360"/>
+        </w:tabs>
+        <w:ind w:left="360" w:hanging="360"/>
+      </w:pPr>
+    </w:lvl>
+  </w:abstractNum>
+  <w:abstractNum w:abstractNumId="9" w15:restartNumberingAfterBreak="0">
+    <w:nsid w:val="FFFFFF89"/>
+    <w:multiLevelType w:val="singleLevel"/>
+    <w:tmpl w:val="A1D29782"/>
+    <w:lvl w:ilvl="0">
+      <w:start w:val="1"/>
+      <w:numFmt w:val="bullet"/>
+      <w:pStyle w:val="ListBullet"/>
+      <w:lvlText w:val=""/>
+      <w:lvlJc w:val="left"/>
+      <w:pPr>
+        <w:tabs>
+          <w:tab w:val="num" w:pos="360"/>
+        </w:tabs>
+        <w:ind w:left="360" w:hanging="360"/>
+      </w:pPr>
+      <w:rPr>
+        <w:rFonts w:ascii="Symbol" w:hAnsi="Symbol" w:hint="default"/>
+      </w:rPr>
+    </w:lvl>
+  </w:abstractNum>
+  <w:abstractNum w:abstractNumId="10" w15:restartNumberingAfterBreak="0">
     <w:nsid w:val="07FA4295"/>
     <w:multiLevelType w:val="hybridMultilevel"/>
     <w:tmpl w:val="CD2C9A7C"/>
@@ -29617,7 +30665,7 @@
       </w:pPr>
     </w:lvl>
   </w:abstractNum>
-  <w:abstractNum w:abstractNumId="1" w15:restartNumberingAfterBreak="0">
+  <w:abstractNum w:abstractNumId="11" w15:restartNumberingAfterBreak="0">
     <w:nsid w:val="10B9411A"/>
     <w:multiLevelType w:val="hybridMultilevel"/>
     <w:tmpl w:val="88021B3A"/>
@@ -29703,7 +30751,7 @@
       </w:pPr>
     </w:lvl>
   </w:abstractNum>
-  <w:abstractNum w:abstractNumId="2" w15:restartNumberingAfterBreak="0">
+  <w:abstractNum w:abstractNumId="12" w15:restartNumberingAfterBreak="0">
     <w:nsid w:val="1136666F"/>
     <w:multiLevelType w:val="hybridMultilevel"/>
     <w:tmpl w:val="85B4D764"/>
@@ -29816,7 +30864,7 @@
       </w:rPr>
     </w:lvl>
   </w:abstractNum>
-  <w:abstractNum w:abstractNumId="3" w15:restartNumberingAfterBreak="0">
+  <w:abstractNum w:abstractNumId="13" w15:restartNumberingAfterBreak="0">
     <w:nsid w:val="1AB241DA"/>
     <w:multiLevelType w:val="multilevel"/>
     <w:tmpl w:val="B070252E"/>
@@ -29957,7 +31005,7 @@
       </w:rPr>
     </w:lvl>
   </w:abstractNum>
-  <w:abstractNum w:abstractNumId="4" w15:restartNumberingAfterBreak="0">
+  <w:abstractNum w:abstractNumId="14" w15:restartNumberingAfterBreak="0">
     <w:nsid w:val="22B22CF7"/>
     <w:multiLevelType w:val="hybridMultilevel"/>
     <w:tmpl w:val="D55817E4"/>
@@ -30046,7 +31094,7 @@
       </w:pPr>
     </w:lvl>
   </w:abstractNum>
-  <w:abstractNum w:abstractNumId="5" w15:restartNumberingAfterBreak="0">
+  <w:abstractNum w:abstractNumId="15" w15:restartNumberingAfterBreak="0">
     <w:nsid w:val="23D72DE3"/>
     <w:multiLevelType w:val="hybridMultilevel"/>
     <w:tmpl w:val="481E0A08"/>
@@ -30160,7 +31208,7 @@
       </w:rPr>
     </w:lvl>
   </w:abstractNum>
-  <w:abstractNum w:abstractNumId="6" w15:restartNumberingAfterBreak="0">
+  <w:abstractNum w:abstractNumId="16" w15:restartNumberingAfterBreak="0">
     <w:nsid w:val="346B187C"/>
     <w:multiLevelType w:val="hybridMultilevel"/>
     <w:tmpl w:val="2AECFA68"/>
@@ -30273,7 +31321,7 @@
       </w:rPr>
     </w:lvl>
   </w:abstractNum>
-  <w:abstractNum w:abstractNumId="7" w15:restartNumberingAfterBreak="0">
+  <w:abstractNum w:abstractNumId="17" w15:restartNumberingAfterBreak="0">
     <w:nsid w:val="3A975F9D"/>
     <w:multiLevelType w:val="hybridMultilevel"/>
     <w:tmpl w:val="BCF809AE"/>
@@ -30386,7 +31434,7 @@
       </w:rPr>
     </w:lvl>
   </w:abstractNum>
-  <w:abstractNum w:abstractNumId="8" w15:restartNumberingAfterBreak="0">
+  <w:abstractNum w:abstractNumId="18" w15:restartNumberingAfterBreak="0">
     <w:nsid w:val="3BAA1BAF"/>
     <w:multiLevelType w:val="hybridMultilevel"/>
     <w:tmpl w:val="1728BAC0"/>
@@ -30499,7 +31547,7 @@
       </w:rPr>
     </w:lvl>
   </w:abstractNum>
-  <w:abstractNum w:abstractNumId="9" w15:restartNumberingAfterBreak="0">
+  <w:abstractNum w:abstractNumId="19" w15:restartNumberingAfterBreak="0">
     <w:nsid w:val="41367938"/>
     <w:multiLevelType w:val="hybridMultilevel"/>
     <w:tmpl w:val="438E216E"/>
@@ -30612,7 +31660,7 @@
       </w:rPr>
     </w:lvl>
   </w:abstractNum>
-  <w:abstractNum w:abstractNumId="10" w15:restartNumberingAfterBreak="0">
+  <w:abstractNum w:abstractNumId="20" w15:restartNumberingAfterBreak="0">
     <w:nsid w:val="42D70575"/>
     <w:multiLevelType w:val="hybridMultilevel"/>
     <w:tmpl w:val="009237D4"/>
@@ -30701,7 +31749,7 @@
       </w:pPr>
     </w:lvl>
   </w:abstractNum>
-  <w:abstractNum w:abstractNumId="11" w15:restartNumberingAfterBreak="0">
+  <w:abstractNum w:abstractNumId="21" w15:restartNumberingAfterBreak="0">
     <w:nsid w:val="48F647CE"/>
     <w:multiLevelType w:val="hybridMultilevel"/>
     <w:tmpl w:val="E4B4732C"/>
@@ -30790,7 +31838,7 @@
       </w:pPr>
     </w:lvl>
   </w:abstractNum>
-  <w:abstractNum w:abstractNumId="12" w15:restartNumberingAfterBreak="0">
+  <w:abstractNum w:abstractNumId="22" w15:restartNumberingAfterBreak="0">
     <w:nsid w:val="4E276262"/>
     <w:multiLevelType w:val="hybridMultilevel"/>
     <w:tmpl w:val="3C5AB1A6"/>
@@ -30876,7 +31924,7 @@
       </w:pPr>
     </w:lvl>
   </w:abstractNum>
-  <w:abstractNum w:abstractNumId="13" w15:restartNumberingAfterBreak="0">
+  <w:abstractNum w:abstractNumId="23" w15:restartNumberingAfterBreak="0">
     <w:nsid w:val="51B3090A"/>
     <w:multiLevelType w:val="hybridMultilevel"/>
     <w:tmpl w:val="FBEEA2DA"/>
@@ -30991,7 +32039,7 @@
       </w:rPr>
     </w:lvl>
   </w:abstractNum>
-  <w:abstractNum w:abstractNumId="14" w15:restartNumberingAfterBreak="0">
+  <w:abstractNum w:abstractNumId="24" w15:restartNumberingAfterBreak="0">
     <w:nsid w:val="56AD04F5"/>
     <w:multiLevelType w:val="hybridMultilevel"/>
     <w:tmpl w:val="A8BEEED6"/>
@@ -31077,7 +32125,7 @@
       </w:pPr>
     </w:lvl>
   </w:abstractNum>
-  <w:abstractNum w:abstractNumId="15" w15:restartNumberingAfterBreak="0">
+  <w:abstractNum w:abstractNumId="25" w15:restartNumberingAfterBreak="0">
     <w:nsid w:val="579368B3"/>
     <w:multiLevelType w:val="hybridMultilevel"/>
     <w:tmpl w:val="DA989984"/>
@@ -31163,7 +32211,7 @@
       </w:pPr>
     </w:lvl>
   </w:abstractNum>
-  <w:abstractNum w:abstractNumId="16" w15:restartNumberingAfterBreak="0">
+  <w:abstractNum w:abstractNumId="26" w15:restartNumberingAfterBreak="0">
     <w:nsid w:val="5E0E78F6"/>
     <w:multiLevelType w:val="hybridMultilevel"/>
     <w:tmpl w:val="B6009F6A"/>
@@ -31276,7 +32324,7 @@
       </w:rPr>
     </w:lvl>
   </w:abstractNum>
-  <w:abstractNum w:abstractNumId="17" w15:restartNumberingAfterBreak="0">
+  <w:abstractNum w:abstractNumId="27" w15:restartNumberingAfterBreak="0">
     <w:nsid w:val="60846E00"/>
     <w:multiLevelType w:val="hybridMultilevel"/>
     <w:tmpl w:val="9EB2BE1A"/>
@@ -31389,7 +32437,7 @@
       </w:rPr>
     </w:lvl>
   </w:abstractNum>
-  <w:abstractNum w:abstractNumId="18" w15:restartNumberingAfterBreak="0">
+  <w:abstractNum w:abstractNumId="28" w15:restartNumberingAfterBreak="0">
     <w:nsid w:val="64A147B2"/>
     <w:multiLevelType w:val="hybridMultilevel"/>
     <w:tmpl w:val="67106EB0"/>
@@ -31502,7 +32550,7 @@
       </w:rPr>
     </w:lvl>
   </w:abstractNum>
-  <w:abstractNum w:abstractNumId="19" w15:restartNumberingAfterBreak="0">
+  <w:abstractNum w:abstractNumId="29" w15:restartNumberingAfterBreak="0">
     <w:nsid w:val="6EBC758F"/>
     <w:multiLevelType w:val="hybridMultilevel"/>
     <w:tmpl w:val="44EECE20"/>
@@ -31615,13 +32663,13 @@
       </w:rPr>
     </w:lvl>
   </w:abstractNum>
-  <w:abstractNum w:abstractNumId="20" w15:restartNumberingAfterBreak="0">
+  <w:abstractNum w:abstractNumId="30" w15:restartNumberingAfterBreak="0">
     <w:nsid w:val="6FF54FF9"/>
     <w:multiLevelType w:val="multilevel"/>
     <w:tmpl w:val="B070252E"/>
     <w:numStyleLink w:val="BulletLetterList"/>
   </w:abstractNum>
-  <w:abstractNum w:abstractNumId="21" w15:restartNumberingAfterBreak="0">
+  <w:abstractNum w:abstractNumId="31" w15:restartNumberingAfterBreak="0">
     <w:nsid w:val="73EB4B40"/>
     <w:multiLevelType w:val="hybridMultilevel"/>
     <w:tmpl w:val="3A48530A"/>
@@ -31710,7 +32758,7 @@
       </w:pPr>
     </w:lvl>
   </w:abstractNum>
-  <w:abstractNum w:abstractNumId="22" w15:restartNumberingAfterBreak="0">
+  <w:abstractNum w:abstractNumId="32" w15:restartNumberingAfterBreak="0">
     <w:nsid w:val="7C4E7EB8"/>
     <w:multiLevelType w:val="hybridMultilevel"/>
     <w:tmpl w:val="CFEE5AE4"/>
@@ -31799,7 +32847,7 @@
       </w:pPr>
     </w:lvl>
   </w:abstractNum>
-  <w:abstractNum w:abstractNumId="23" w15:restartNumberingAfterBreak="0">
+  <w:abstractNum w:abstractNumId="33" w15:restartNumberingAfterBreak="0">
     <w:nsid w:val="7F275E66"/>
     <w:multiLevelType w:val="hybridMultilevel"/>
     <w:tmpl w:val="C7E40190"/>
@@ -31888,77 +32936,107 @@
       </w:pPr>
     </w:lvl>
   </w:abstractNum>
-  <w:num w:numId="1" w16cid:durableId="2050101969">
+  <w:num w:numId="1" w16cid:durableId="142430536">
+    <w:abstractNumId w:val="18"/>
+  </w:num>
+  <w:num w:numId="2" w16cid:durableId="1923295458">
+    <w:abstractNumId w:val="23"/>
+  </w:num>
+  <w:num w:numId="3" w16cid:durableId="2005546117">
+    <w:abstractNumId w:val="15"/>
+  </w:num>
+  <w:num w:numId="4" w16cid:durableId="1036465613">
+    <w:abstractNumId w:val="12"/>
+  </w:num>
+  <w:num w:numId="5" w16cid:durableId="1790203746">
+    <w:abstractNumId w:val="25"/>
+  </w:num>
+  <w:num w:numId="6" w16cid:durableId="1147698597">
+    <w:abstractNumId w:val="26"/>
+  </w:num>
+  <w:num w:numId="7" w16cid:durableId="1387991294">
+    <w:abstractNumId w:val="28"/>
+  </w:num>
+  <w:num w:numId="8" w16cid:durableId="1303462025">
+    <w:abstractNumId w:val="27"/>
+  </w:num>
+  <w:num w:numId="9" w16cid:durableId="176123496">
+    <w:abstractNumId w:val="16"/>
+  </w:num>
+  <w:num w:numId="10" w16cid:durableId="2038657380">
+    <w:abstractNumId w:val="29"/>
+  </w:num>
+  <w:num w:numId="11" w16cid:durableId="1855074159">
+    <w:abstractNumId w:val="19"/>
+  </w:num>
+  <w:num w:numId="12" w16cid:durableId="1357072361">
+    <w:abstractNumId w:val="24"/>
+  </w:num>
+  <w:num w:numId="13" w16cid:durableId="2003697729">
+    <w:abstractNumId w:val="22"/>
+  </w:num>
+  <w:num w:numId="14" w16cid:durableId="1020471793">
+    <w:abstractNumId w:val="14"/>
+  </w:num>
+  <w:num w:numId="15" w16cid:durableId="577178877">
+    <w:abstractNumId w:val="10"/>
+  </w:num>
+  <w:num w:numId="16" w16cid:durableId="738476973">
+    <w:abstractNumId w:val="32"/>
+  </w:num>
+  <w:num w:numId="17" w16cid:durableId="945230804">
+    <w:abstractNumId w:val="30"/>
+  </w:num>
+  <w:num w:numId="18" w16cid:durableId="800878289">
+    <w:abstractNumId w:val="13"/>
+  </w:num>
+  <w:num w:numId="19" w16cid:durableId="2010327319">
+    <w:abstractNumId w:val="17"/>
+  </w:num>
+  <w:num w:numId="20" w16cid:durableId="1335449201">
+    <w:abstractNumId w:val="20"/>
+  </w:num>
+  <w:num w:numId="21" w16cid:durableId="381179968">
+    <w:abstractNumId w:val="11"/>
+  </w:num>
+  <w:num w:numId="22" w16cid:durableId="1851292908">
+    <w:abstractNumId w:val="33"/>
+  </w:num>
+  <w:num w:numId="23" w16cid:durableId="1872955750">
+    <w:abstractNumId w:val="31"/>
+  </w:num>
+  <w:num w:numId="24" w16cid:durableId="750853305">
+    <w:abstractNumId w:val="21"/>
+  </w:num>
+  <w:num w:numId="25" w16cid:durableId="1337804192">
+    <w:abstractNumId w:val="9"/>
+  </w:num>
+  <w:num w:numId="26" w16cid:durableId="1809787549">
+    <w:abstractNumId w:val="7"/>
+  </w:num>
+  <w:num w:numId="27" w16cid:durableId="2143379960">
+    <w:abstractNumId w:val="6"/>
+  </w:num>
+  <w:num w:numId="28" w16cid:durableId="1699965099">
+    <w:abstractNumId w:val="5"/>
+  </w:num>
+  <w:num w:numId="29" w16cid:durableId="1699963989">
+    <w:abstractNumId w:val="4"/>
+  </w:num>
+  <w:num w:numId="30" w16cid:durableId="1357346049">
     <w:abstractNumId w:val="8"/>
   </w:num>
-  <w:num w:numId="2" w16cid:durableId="299457201">
-    <w:abstractNumId w:val="13"/>
+  <w:num w:numId="31" w16cid:durableId="327363357">
+    <w:abstractNumId w:val="3"/>
   </w:num>
-  <w:num w:numId="3" w16cid:durableId="1086460008">
-    <w:abstractNumId w:val="5"/>
-  </w:num>
-  <w:num w:numId="4" w16cid:durableId="414940188">
+  <w:num w:numId="32" w16cid:durableId="237447254">
     <w:abstractNumId w:val="2"/>
   </w:num>
-  <w:num w:numId="5" w16cid:durableId="305210096">
-    <w:abstractNumId w:val="15"/>
-  </w:num>
-  <w:num w:numId="6" w16cid:durableId="1278636854">
-    <w:abstractNumId w:val="16"/>
-  </w:num>
-  <w:num w:numId="7" w16cid:durableId="1699965234">
-    <w:abstractNumId w:val="18"/>
-  </w:num>
-  <w:num w:numId="8" w16cid:durableId="1819572439">
-    <w:abstractNumId w:val="17"/>
-  </w:num>
-  <w:num w:numId="9" w16cid:durableId="1967543168">
-    <w:abstractNumId w:val="6"/>
-  </w:num>
-  <w:num w:numId="10" w16cid:durableId="2014531205">
-    <w:abstractNumId w:val="19"/>
-  </w:num>
-  <w:num w:numId="11" w16cid:durableId="1826163966">
-    <w:abstractNumId w:val="9"/>
-  </w:num>
-  <w:num w:numId="12" w16cid:durableId="1863014910">
-    <w:abstractNumId w:val="14"/>
-  </w:num>
-  <w:num w:numId="13" w16cid:durableId="550314381">
-    <w:abstractNumId w:val="12"/>
-  </w:num>
-  <w:num w:numId="14" w16cid:durableId="443231436">
-    <w:abstractNumId w:val="4"/>
-  </w:num>
-  <w:num w:numId="15" w16cid:durableId="812017133">
-    <w:abstractNumId w:val="0"/>
-  </w:num>
-  <w:num w:numId="16" w16cid:durableId="1117916855">
-    <w:abstractNumId w:val="22"/>
-  </w:num>
-  <w:num w:numId="17" w16cid:durableId="273371113">
-    <w:abstractNumId w:val="20"/>
-  </w:num>
-  <w:num w:numId="18" w16cid:durableId="1876042695">
-    <w:abstractNumId w:val="3"/>
-  </w:num>
-  <w:num w:numId="19" w16cid:durableId="1382484830">
-    <w:abstractNumId w:val="7"/>
-  </w:num>
-  <w:num w:numId="20" w16cid:durableId="2069840811">
-    <w:abstractNumId w:val="10"/>
-  </w:num>
-  <w:num w:numId="21" w16cid:durableId="1483352229">
+  <w:num w:numId="33" w16cid:durableId="413748760">
     <w:abstractNumId w:val="1"/>
   </w:num>
-  <w:num w:numId="22" w16cid:durableId="1781412313">
-    <w:abstractNumId w:val="23"/>
-  </w:num>
-  <w:num w:numId="23" w16cid:durableId="1591232635">
-    <w:abstractNumId w:val="21"/>
-  </w:num>
-  <w:num w:numId="24" w16cid:durableId="1918590200">
-    <w:abstractNumId w:val="11"/>
+  <w:num w:numId="34" w16cid:durableId="560673942">
+    <w:abstractNumId w:val="0"/>
   </w:num>
 </w:numbering>
 </file>
@@ -32385,6 +33463,187 @@
       <w:szCs w:val="20"/>
     </w:rPr>
   </w:style>
+  <w:style w:type="paragraph" w:styleId="Heading2">
+    <w:name w:val="heading 2"/>
+    <w:basedOn w:val="Normal"/>
+    <w:next w:val="Normal"/>
+    <w:link w:val="Heading2Char"/>
+    <w:uiPriority w:val="9"/>
+    <w:semiHidden/>
+    <w:unhideWhenUsed/>
+    <w:qFormat/>
+    <w:rsid w:val="003041F9"/>
+    <w:pPr>
+      <w:keepNext/>
+      <w:keepLines/>
+      <w:spacing w:before="40" w:after="0"/>
+      <w:outlineLvl w:val="1"/>
+    </w:pPr>
+    <w:rPr>
+      <w:rFonts w:asciiTheme="majorHAnsi" w:eastAsiaTheme="majorEastAsia" w:hAnsiTheme="majorHAnsi" w:cstheme="majorBidi"/>
+      <w:color w:val="365F91" w:themeColor="accent1" w:themeShade="BF"/>
+      <w:sz w:val="26"/>
+      <w:szCs w:val="26"/>
+    </w:rPr>
+  </w:style>
+  <w:style w:type="paragraph" w:styleId="Heading3">
+    <w:name w:val="heading 3"/>
+    <w:basedOn w:val="Normal"/>
+    <w:next w:val="Normal"/>
+    <w:link w:val="Heading3Char"/>
+    <w:uiPriority w:val="9"/>
+    <w:semiHidden/>
+    <w:unhideWhenUsed/>
+    <w:qFormat/>
+    <w:rsid w:val="003041F9"/>
+    <w:pPr>
+      <w:keepNext/>
+      <w:keepLines/>
+      <w:spacing w:before="40" w:after="0"/>
+      <w:outlineLvl w:val="2"/>
+    </w:pPr>
+    <w:rPr>
+      <w:rFonts w:asciiTheme="majorHAnsi" w:eastAsiaTheme="majorEastAsia" w:hAnsiTheme="majorHAnsi" w:cstheme="majorBidi"/>
+      <w:color w:val="243F60" w:themeColor="accent1" w:themeShade="7F"/>
+      <w:szCs w:val="24"/>
+    </w:rPr>
+  </w:style>
+  <w:style w:type="paragraph" w:styleId="Heading4">
+    <w:name w:val="heading 4"/>
+    <w:basedOn w:val="Normal"/>
+    <w:next w:val="Normal"/>
+    <w:link w:val="Heading4Char"/>
+    <w:uiPriority w:val="9"/>
+    <w:semiHidden/>
+    <w:unhideWhenUsed/>
+    <w:qFormat/>
+    <w:rsid w:val="003041F9"/>
+    <w:pPr>
+      <w:keepNext/>
+      <w:keepLines/>
+      <w:spacing w:before="40" w:after="0"/>
+      <w:outlineLvl w:val="3"/>
+    </w:pPr>
+    <w:rPr>
+      <w:rFonts w:asciiTheme="majorHAnsi" w:eastAsiaTheme="majorEastAsia" w:hAnsiTheme="majorHAnsi" w:cstheme="majorBidi"/>
+      <w:i/>
+      <w:iCs/>
+      <w:color w:val="365F91" w:themeColor="accent1" w:themeShade="BF"/>
+    </w:rPr>
+  </w:style>
+  <w:style w:type="paragraph" w:styleId="Heading5">
+    <w:name w:val="heading 5"/>
+    <w:basedOn w:val="Normal"/>
+    <w:next w:val="Normal"/>
+    <w:link w:val="Heading5Char"/>
+    <w:uiPriority w:val="9"/>
+    <w:semiHidden/>
+    <w:unhideWhenUsed/>
+    <w:qFormat/>
+    <w:rsid w:val="003041F9"/>
+    <w:pPr>
+      <w:keepNext/>
+      <w:keepLines/>
+      <w:spacing w:before="40" w:after="0"/>
+      <w:outlineLvl w:val="4"/>
+    </w:pPr>
+    <w:rPr>
+      <w:rFonts w:asciiTheme="majorHAnsi" w:eastAsiaTheme="majorEastAsia" w:hAnsiTheme="majorHAnsi" w:cstheme="majorBidi"/>
+      <w:color w:val="365F91" w:themeColor="accent1" w:themeShade="BF"/>
+    </w:rPr>
+  </w:style>
+  <w:style w:type="paragraph" w:styleId="Heading6">
+    <w:name w:val="heading 6"/>
+    <w:basedOn w:val="Normal"/>
+    <w:next w:val="Normal"/>
+    <w:link w:val="Heading6Char"/>
+    <w:uiPriority w:val="9"/>
+    <w:semiHidden/>
+    <w:unhideWhenUsed/>
+    <w:qFormat/>
+    <w:rsid w:val="003041F9"/>
+    <w:pPr>
+      <w:keepNext/>
+      <w:keepLines/>
+      <w:spacing w:before="40" w:after="0"/>
+      <w:outlineLvl w:val="5"/>
+    </w:pPr>
+    <w:rPr>
+      <w:rFonts w:asciiTheme="majorHAnsi" w:eastAsiaTheme="majorEastAsia" w:hAnsiTheme="majorHAnsi" w:cstheme="majorBidi"/>
+      <w:color w:val="243F60" w:themeColor="accent1" w:themeShade="7F"/>
+    </w:rPr>
+  </w:style>
+  <w:style w:type="paragraph" w:styleId="Heading7">
+    <w:name w:val="heading 7"/>
+    <w:basedOn w:val="Normal"/>
+    <w:next w:val="Normal"/>
+    <w:link w:val="Heading7Char"/>
+    <w:uiPriority w:val="9"/>
+    <w:semiHidden/>
+    <w:unhideWhenUsed/>
+    <w:qFormat/>
+    <w:rsid w:val="003041F9"/>
+    <w:pPr>
+      <w:keepNext/>
+      <w:keepLines/>
+      <w:spacing w:before="40" w:after="0"/>
+      <w:outlineLvl w:val="6"/>
+    </w:pPr>
+    <w:rPr>
+      <w:rFonts w:asciiTheme="majorHAnsi" w:eastAsiaTheme="majorEastAsia" w:hAnsiTheme="majorHAnsi" w:cstheme="majorBidi"/>
+      <w:i/>
+      <w:iCs/>
+      <w:color w:val="243F60" w:themeColor="accent1" w:themeShade="7F"/>
+    </w:rPr>
+  </w:style>
+  <w:style w:type="paragraph" w:styleId="Heading8">
+    <w:name w:val="heading 8"/>
+    <w:basedOn w:val="Normal"/>
+    <w:next w:val="Normal"/>
+    <w:link w:val="Heading8Char"/>
+    <w:uiPriority w:val="9"/>
+    <w:semiHidden/>
+    <w:unhideWhenUsed/>
+    <w:qFormat/>
+    <w:rsid w:val="003041F9"/>
+    <w:pPr>
+      <w:keepNext/>
+      <w:keepLines/>
+      <w:spacing w:before="40" w:after="0"/>
+      <w:outlineLvl w:val="7"/>
+    </w:pPr>
+    <w:rPr>
+      <w:rFonts w:asciiTheme="majorHAnsi" w:eastAsiaTheme="majorEastAsia" w:hAnsiTheme="majorHAnsi" w:cstheme="majorBidi"/>
+      <w:color w:val="272727" w:themeColor="text1" w:themeTint="D8"/>
+      <w:sz w:val="21"/>
+      <w:szCs w:val="21"/>
+    </w:rPr>
+  </w:style>
+  <w:style w:type="paragraph" w:styleId="Heading9">
+    <w:name w:val="heading 9"/>
+    <w:basedOn w:val="Normal"/>
+    <w:next w:val="Normal"/>
+    <w:link w:val="Heading9Char"/>
+    <w:uiPriority w:val="9"/>
+    <w:semiHidden/>
+    <w:unhideWhenUsed/>
+    <w:qFormat/>
+    <w:rsid w:val="003041F9"/>
+    <w:pPr>
+      <w:keepNext/>
+      <w:keepLines/>
+      <w:spacing w:before="40" w:after="0"/>
+      <w:outlineLvl w:val="8"/>
+    </w:pPr>
+    <w:rPr>
+      <w:rFonts w:asciiTheme="majorHAnsi" w:eastAsiaTheme="majorEastAsia" w:hAnsiTheme="majorHAnsi" w:cstheme="majorBidi"/>
+      <w:i/>
+      <w:iCs/>
+      <w:color w:val="272727" w:themeColor="text1" w:themeTint="D8"/>
+      <w:sz w:val="21"/>
+      <w:szCs w:val="21"/>
+    </w:rPr>
+  </w:style>
   <w:style w:type="character" w:default="1" w:styleId="DefaultParagraphFont">
     <w:name w:val="Default Paragraph Font"/>
     <w:uiPriority w:val="1"/>
@@ -32675,6 +33934,1589 @@
     <w:rPr>
       <w:rFonts w:eastAsia="Tahoma" w:cs="Tahoma"/>
       <w:sz w:val="22"/>
+    </w:rPr>
+  </w:style>
+  <w:style w:type="paragraph" w:styleId="Bibliography">
+    <w:name w:val="Bibliography"/>
+    <w:basedOn w:val="Normal"/>
+    <w:next w:val="Normal"/>
+    <w:uiPriority w:val="37"/>
+    <w:semiHidden/>
+    <w:unhideWhenUsed/>
+    <w:rsid w:val="003041F9"/>
+  </w:style>
+  <w:style w:type="paragraph" w:styleId="BlockText">
+    <w:name w:val="Block Text"/>
+    <w:basedOn w:val="Normal"/>
+    <w:uiPriority w:val="99"/>
+    <w:semiHidden/>
+    <w:unhideWhenUsed/>
+    <w:rsid w:val="003041F9"/>
+    <w:pPr>
+      <w:pBdr>
+        <w:top w:val="single" w:sz="2" w:space="10" w:color="4F81BD" w:themeColor="accent1"/>
+        <w:left w:val="single" w:sz="2" w:space="10" w:color="4F81BD" w:themeColor="accent1"/>
+        <w:bottom w:val="single" w:sz="2" w:space="10" w:color="4F81BD" w:themeColor="accent1"/>
+        <w:right w:val="single" w:sz="2" w:space="10" w:color="4F81BD" w:themeColor="accent1"/>
+      </w:pBdr>
+      <w:ind w:left="1152" w:right="1152"/>
+    </w:pPr>
+    <w:rPr>
+      <w:rFonts w:asciiTheme="minorHAnsi" w:eastAsiaTheme="minorEastAsia" w:hAnsiTheme="minorHAnsi" w:cstheme="minorBidi"/>
+      <w:i/>
+      <w:iCs/>
+      <w:color w:val="4F81BD" w:themeColor="accent1"/>
+    </w:rPr>
+  </w:style>
+  <w:style w:type="paragraph" w:styleId="BodyText">
+    <w:name w:val="Body Text"/>
+    <w:basedOn w:val="Normal"/>
+    <w:link w:val="BodyTextChar"/>
+    <w:uiPriority w:val="99"/>
+    <w:semiHidden/>
+    <w:unhideWhenUsed/>
+    <w:rsid w:val="003041F9"/>
+    <w:pPr>
+      <w:spacing w:after="120"/>
+    </w:pPr>
+  </w:style>
+  <w:style w:type="character" w:customStyle="1" w:styleId="BodyTextChar">
+    <w:name w:val="Body Text Char"/>
+    <w:basedOn w:val="DefaultParagraphFont"/>
+    <w:link w:val="BodyText"/>
+    <w:uiPriority w:val="99"/>
+    <w:semiHidden/>
+    <w:rsid w:val="003041F9"/>
+    <w:rPr>
+      <w:rFonts w:ascii="Tahoma" w:hAnsi="Tahoma"/>
+      <w:sz w:val="24"/>
+      <w:szCs w:val="22"/>
+    </w:rPr>
+  </w:style>
+  <w:style w:type="paragraph" w:styleId="BodyText2">
+    <w:name w:val="Body Text 2"/>
+    <w:basedOn w:val="Normal"/>
+    <w:link w:val="BodyText2Char"/>
+    <w:uiPriority w:val="99"/>
+    <w:semiHidden/>
+    <w:unhideWhenUsed/>
+    <w:rsid w:val="003041F9"/>
+    <w:pPr>
+      <w:spacing w:after="120" w:line="480" w:lineRule="auto"/>
+    </w:pPr>
+  </w:style>
+  <w:style w:type="character" w:customStyle="1" w:styleId="BodyText2Char">
+    <w:name w:val="Body Text 2 Char"/>
+    <w:basedOn w:val="DefaultParagraphFont"/>
+    <w:link w:val="BodyText2"/>
+    <w:uiPriority w:val="99"/>
+    <w:semiHidden/>
+    <w:rsid w:val="003041F9"/>
+    <w:rPr>
+      <w:rFonts w:ascii="Tahoma" w:hAnsi="Tahoma"/>
+      <w:sz w:val="24"/>
+      <w:szCs w:val="22"/>
+    </w:rPr>
+  </w:style>
+  <w:style w:type="paragraph" w:styleId="BodyText3">
+    <w:name w:val="Body Text 3"/>
+    <w:basedOn w:val="Normal"/>
+    <w:link w:val="BodyText3Char"/>
+    <w:uiPriority w:val="99"/>
+    <w:semiHidden/>
+    <w:unhideWhenUsed/>
+    <w:rsid w:val="003041F9"/>
+    <w:pPr>
+      <w:spacing w:after="120"/>
+    </w:pPr>
+    <w:rPr>
+      <w:sz w:val="16"/>
+      <w:szCs w:val="16"/>
+    </w:rPr>
+  </w:style>
+  <w:style w:type="character" w:customStyle="1" w:styleId="BodyText3Char">
+    <w:name w:val="Body Text 3 Char"/>
+    <w:basedOn w:val="DefaultParagraphFont"/>
+    <w:link w:val="BodyText3"/>
+    <w:uiPriority w:val="99"/>
+    <w:semiHidden/>
+    <w:rsid w:val="003041F9"/>
+    <w:rPr>
+      <w:rFonts w:ascii="Tahoma" w:hAnsi="Tahoma"/>
+      <w:sz w:val="16"/>
+      <w:szCs w:val="16"/>
+    </w:rPr>
+  </w:style>
+  <w:style w:type="paragraph" w:styleId="BodyTextFirstIndent">
+    <w:name w:val="Body Text First Indent"/>
+    <w:basedOn w:val="BodyText"/>
+    <w:link w:val="BodyTextFirstIndentChar"/>
+    <w:uiPriority w:val="99"/>
+    <w:semiHidden/>
+    <w:unhideWhenUsed/>
+    <w:rsid w:val="003041F9"/>
+    <w:pPr>
+      <w:spacing w:after="200"/>
+      <w:ind w:firstLine="360"/>
+    </w:pPr>
+  </w:style>
+  <w:style w:type="character" w:customStyle="1" w:styleId="BodyTextFirstIndentChar">
+    <w:name w:val="Body Text First Indent Char"/>
+    <w:basedOn w:val="BodyTextChar"/>
+    <w:link w:val="BodyTextFirstIndent"/>
+    <w:uiPriority w:val="99"/>
+    <w:semiHidden/>
+    <w:rsid w:val="003041F9"/>
+    <w:rPr>
+      <w:rFonts w:ascii="Tahoma" w:hAnsi="Tahoma"/>
+      <w:sz w:val="24"/>
+      <w:szCs w:val="22"/>
+    </w:rPr>
+  </w:style>
+  <w:style w:type="paragraph" w:styleId="BodyTextIndent">
+    <w:name w:val="Body Text Indent"/>
+    <w:basedOn w:val="Normal"/>
+    <w:link w:val="BodyTextIndentChar"/>
+    <w:uiPriority w:val="99"/>
+    <w:semiHidden/>
+    <w:unhideWhenUsed/>
+    <w:rsid w:val="003041F9"/>
+    <w:pPr>
+      <w:spacing w:after="120"/>
+      <w:ind w:left="360"/>
+    </w:pPr>
+  </w:style>
+  <w:style w:type="character" w:customStyle="1" w:styleId="BodyTextIndentChar">
+    <w:name w:val="Body Text Indent Char"/>
+    <w:basedOn w:val="DefaultParagraphFont"/>
+    <w:link w:val="BodyTextIndent"/>
+    <w:uiPriority w:val="99"/>
+    <w:semiHidden/>
+    <w:rsid w:val="003041F9"/>
+    <w:rPr>
+      <w:rFonts w:ascii="Tahoma" w:hAnsi="Tahoma"/>
+      <w:sz w:val="24"/>
+      <w:szCs w:val="22"/>
+    </w:rPr>
+  </w:style>
+  <w:style w:type="paragraph" w:styleId="BodyTextFirstIndent2">
+    <w:name w:val="Body Text First Indent 2"/>
+    <w:basedOn w:val="BodyTextIndent"/>
+    <w:link w:val="BodyTextFirstIndent2Char"/>
+    <w:uiPriority w:val="99"/>
+    <w:semiHidden/>
+    <w:unhideWhenUsed/>
+    <w:rsid w:val="003041F9"/>
+    <w:pPr>
+      <w:spacing w:after="200"/>
+      <w:ind w:firstLine="360"/>
+    </w:pPr>
+  </w:style>
+  <w:style w:type="character" w:customStyle="1" w:styleId="BodyTextFirstIndent2Char">
+    <w:name w:val="Body Text First Indent 2 Char"/>
+    <w:basedOn w:val="BodyTextIndentChar"/>
+    <w:link w:val="BodyTextFirstIndent2"/>
+    <w:uiPriority w:val="99"/>
+    <w:semiHidden/>
+    <w:rsid w:val="003041F9"/>
+    <w:rPr>
+      <w:rFonts w:ascii="Tahoma" w:hAnsi="Tahoma"/>
+      <w:sz w:val="24"/>
+      <w:szCs w:val="22"/>
+    </w:rPr>
+  </w:style>
+  <w:style w:type="paragraph" w:styleId="BodyTextIndent2">
+    <w:name w:val="Body Text Indent 2"/>
+    <w:basedOn w:val="Normal"/>
+    <w:link w:val="BodyTextIndent2Char"/>
+    <w:uiPriority w:val="99"/>
+    <w:semiHidden/>
+    <w:unhideWhenUsed/>
+    <w:rsid w:val="003041F9"/>
+    <w:pPr>
+      <w:spacing w:after="120" w:line="480" w:lineRule="auto"/>
+      <w:ind w:left="360"/>
+    </w:pPr>
+  </w:style>
+  <w:style w:type="character" w:customStyle="1" w:styleId="BodyTextIndent2Char">
+    <w:name w:val="Body Text Indent 2 Char"/>
+    <w:basedOn w:val="DefaultParagraphFont"/>
+    <w:link w:val="BodyTextIndent2"/>
+    <w:uiPriority w:val="99"/>
+    <w:semiHidden/>
+    <w:rsid w:val="003041F9"/>
+    <w:rPr>
+      <w:rFonts w:ascii="Tahoma" w:hAnsi="Tahoma"/>
+      <w:sz w:val="24"/>
+      <w:szCs w:val="22"/>
+    </w:rPr>
+  </w:style>
+  <w:style w:type="paragraph" w:styleId="BodyTextIndent3">
+    <w:name w:val="Body Text Indent 3"/>
+    <w:basedOn w:val="Normal"/>
+    <w:link w:val="BodyTextIndent3Char"/>
+    <w:uiPriority w:val="99"/>
+    <w:semiHidden/>
+    <w:unhideWhenUsed/>
+    <w:rsid w:val="003041F9"/>
+    <w:pPr>
+      <w:spacing w:after="120"/>
+      <w:ind w:left="360"/>
+    </w:pPr>
+    <w:rPr>
+      <w:sz w:val="16"/>
+      <w:szCs w:val="16"/>
+    </w:rPr>
+  </w:style>
+  <w:style w:type="character" w:customStyle="1" w:styleId="BodyTextIndent3Char">
+    <w:name w:val="Body Text Indent 3 Char"/>
+    <w:basedOn w:val="DefaultParagraphFont"/>
+    <w:link w:val="BodyTextIndent3"/>
+    <w:uiPriority w:val="99"/>
+    <w:semiHidden/>
+    <w:rsid w:val="003041F9"/>
+    <w:rPr>
+      <w:rFonts w:ascii="Tahoma" w:hAnsi="Tahoma"/>
+      <w:sz w:val="16"/>
+      <w:szCs w:val="16"/>
+    </w:rPr>
+  </w:style>
+  <w:style w:type="paragraph" w:styleId="Caption">
+    <w:name w:val="caption"/>
+    <w:basedOn w:val="Normal"/>
+    <w:next w:val="Normal"/>
+    <w:uiPriority w:val="35"/>
+    <w:semiHidden/>
+    <w:unhideWhenUsed/>
+    <w:qFormat/>
+    <w:rsid w:val="003041F9"/>
+    <w:pPr>
+      <w:spacing w:line="240" w:lineRule="auto"/>
+    </w:pPr>
+    <w:rPr>
+      <w:i/>
+      <w:iCs/>
+      <w:color w:val="1F497D" w:themeColor="text2"/>
+      <w:sz w:val="18"/>
+      <w:szCs w:val="18"/>
+    </w:rPr>
+  </w:style>
+  <w:style w:type="paragraph" w:styleId="Closing">
+    <w:name w:val="Closing"/>
+    <w:basedOn w:val="Normal"/>
+    <w:link w:val="ClosingChar"/>
+    <w:uiPriority w:val="99"/>
+    <w:semiHidden/>
+    <w:unhideWhenUsed/>
+    <w:rsid w:val="003041F9"/>
+    <w:pPr>
+      <w:spacing w:after="0" w:line="240" w:lineRule="auto"/>
+      <w:ind w:left="4320"/>
+    </w:pPr>
+  </w:style>
+  <w:style w:type="character" w:customStyle="1" w:styleId="ClosingChar">
+    <w:name w:val="Closing Char"/>
+    <w:basedOn w:val="DefaultParagraphFont"/>
+    <w:link w:val="Closing"/>
+    <w:uiPriority w:val="99"/>
+    <w:semiHidden/>
+    <w:rsid w:val="003041F9"/>
+    <w:rPr>
+      <w:rFonts w:ascii="Tahoma" w:hAnsi="Tahoma"/>
+      <w:sz w:val="24"/>
+      <w:szCs w:val="22"/>
+    </w:rPr>
+  </w:style>
+  <w:style w:type="paragraph" w:styleId="Date">
+    <w:name w:val="Date"/>
+    <w:basedOn w:val="Normal"/>
+    <w:next w:val="Normal"/>
+    <w:link w:val="DateChar"/>
+    <w:uiPriority w:val="99"/>
+    <w:semiHidden/>
+    <w:unhideWhenUsed/>
+    <w:rsid w:val="003041F9"/>
+  </w:style>
+  <w:style w:type="character" w:customStyle="1" w:styleId="DateChar">
+    <w:name w:val="Date Char"/>
+    <w:basedOn w:val="DefaultParagraphFont"/>
+    <w:link w:val="Date"/>
+    <w:uiPriority w:val="99"/>
+    <w:semiHidden/>
+    <w:rsid w:val="003041F9"/>
+    <w:rPr>
+      <w:rFonts w:ascii="Tahoma" w:hAnsi="Tahoma"/>
+      <w:sz w:val="24"/>
+      <w:szCs w:val="22"/>
+    </w:rPr>
+  </w:style>
+  <w:style w:type="paragraph" w:styleId="DocumentMap">
+    <w:name w:val="Document Map"/>
+    <w:basedOn w:val="Normal"/>
+    <w:link w:val="DocumentMapChar"/>
+    <w:uiPriority w:val="99"/>
+    <w:semiHidden/>
+    <w:unhideWhenUsed/>
+    <w:rsid w:val="003041F9"/>
+    <w:pPr>
+      <w:spacing w:after="0" w:line="240" w:lineRule="auto"/>
+    </w:pPr>
+    <w:rPr>
+      <w:rFonts w:ascii="Segoe UI" w:hAnsi="Segoe UI" w:cs="Segoe UI"/>
+      <w:sz w:val="16"/>
+      <w:szCs w:val="16"/>
+    </w:rPr>
+  </w:style>
+  <w:style w:type="character" w:customStyle="1" w:styleId="DocumentMapChar">
+    <w:name w:val="Document Map Char"/>
+    <w:basedOn w:val="DefaultParagraphFont"/>
+    <w:link w:val="DocumentMap"/>
+    <w:uiPriority w:val="99"/>
+    <w:semiHidden/>
+    <w:rsid w:val="003041F9"/>
+    <w:rPr>
+      <w:rFonts w:ascii="Segoe UI" w:hAnsi="Segoe UI" w:cs="Segoe UI"/>
+      <w:sz w:val="16"/>
+      <w:szCs w:val="16"/>
+    </w:rPr>
+  </w:style>
+  <w:style w:type="paragraph" w:styleId="E-mailSignature">
+    <w:name w:val="E-mail Signature"/>
+    <w:basedOn w:val="Normal"/>
+    <w:link w:val="E-mailSignatureChar"/>
+    <w:uiPriority w:val="99"/>
+    <w:semiHidden/>
+    <w:unhideWhenUsed/>
+    <w:rsid w:val="003041F9"/>
+    <w:pPr>
+      <w:spacing w:after="0" w:line="240" w:lineRule="auto"/>
+    </w:pPr>
+  </w:style>
+  <w:style w:type="character" w:customStyle="1" w:styleId="E-mailSignatureChar">
+    <w:name w:val="E-mail Signature Char"/>
+    <w:basedOn w:val="DefaultParagraphFont"/>
+    <w:link w:val="E-mailSignature"/>
+    <w:uiPriority w:val="99"/>
+    <w:semiHidden/>
+    <w:rsid w:val="003041F9"/>
+    <w:rPr>
+      <w:rFonts w:ascii="Tahoma" w:hAnsi="Tahoma"/>
+      <w:sz w:val="24"/>
+      <w:szCs w:val="22"/>
+    </w:rPr>
+  </w:style>
+  <w:style w:type="paragraph" w:styleId="EndnoteText">
+    <w:name w:val="endnote text"/>
+    <w:basedOn w:val="Normal"/>
+    <w:link w:val="EndnoteTextChar"/>
+    <w:uiPriority w:val="99"/>
+    <w:semiHidden/>
+    <w:unhideWhenUsed/>
+    <w:rsid w:val="003041F9"/>
+    <w:pPr>
+      <w:spacing w:after="0" w:line="240" w:lineRule="auto"/>
+    </w:pPr>
+    <w:rPr>
+      <w:sz w:val="20"/>
+      <w:szCs w:val="20"/>
+    </w:rPr>
+  </w:style>
+  <w:style w:type="character" w:customStyle="1" w:styleId="EndnoteTextChar">
+    <w:name w:val="Endnote Text Char"/>
+    <w:basedOn w:val="DefaultParagraphFont"/>
+    <w:link w:val="EndnoteText"/>
+    <w:uiPriority w:val="99"/>
+    <w:semiHidden/>
+    <w:rsid w:val="003041F9"/>
+    <w:rPr>
+      <w:rFonts w:ascii="Tahoma" w:hAnsi="Tahoma"/>
+    </w:rPr>
+  </w:style>
+  <w:style w:type="paragraph" w:styleId="EnvelopeAddress">
+    <w:name w:val="envelope address"/>
+    <w:basedOn w:val="Normal"/>
+    <w:uiPriority w:val="99"/>
+    <w:semiHidden/>
+    <w:unhideWhenUsed/>
+    <w:rsid w:val="003041F9"/>
+    <w:pPr>
+      <w:framePr w:w="7920" w:h="1980" w:hRule="exact" w:hSpace="180" w:wrap="auto" w:hAnchor="page" w:xAlign="center" w:yAlign="bottom"/>
+      <w:spacing w:after="0" w:line="240" w:lineRule="auto"/>
+      <w:ind w:left="2880"/>
+    </w:pPr>
+    <w:rPr>
+      <w:rFonts w:asciiTheme="majorHAnsi" w:eastAsiaTheme="majorEastAsia" w:hAnsiTheme="majorHAnsi" w:cstheme="majorBidi"/>
+      <w:szCs w:val="24"/>
+    </w:rPr>
+  </w:style>
+  <w:style w:type="paragraph" w:styleId="EnvelopeReturn">
+    <w:name w:val="envelope return"/>
+    <w:basedOn w:val="Normal"/>
+    <w:uiPriority w:val="99"/>
+    <w:semiHidden/>
+    <w:unhideWhenUsed/>
+    <w:rsid w:val="003041F9"/>
+    <w:pPr>
+      <w:spacing w:after="0" w:line="240" w:lineRule="auto"/>
+    </w:pPr>
+    <w:rPr>
+      <w:rFonts w:asciiTheme="majorHAnsi" w:eastAsiaTheme="majorEastAsia" w:hAnsiTheme="majorHAnsi" w:cstheme="majorBidi"/>
+      <w:sz w:val="20"/>
+      <w:szCs w:val="20"/>
+    </w:rPr>
+  </w:style>
+  <w:style w:type="paragraph" w:styleId="FootnoteText">
+    <w:name w:val="footnote text"/>
+    <w:basedOn w:val="Normal"/>
+    <w:link w:val="FootnoteTextChar"/>
+    <w:uiPriority w:val="99"/>
+    <w:semiHidden/>
+    <w:unhideWhenUsed/>
+    <w:rsid w:val="003041F9"/>
+    <w:pPr>
+      <w:spacing w:after="0" w:line="240" w:lineRule="auto"/>
+    </w:pPr>
+    <w:rPr>
+      <w:sz w:val="20"/>
+      <w:szCs w:val="20"/>
+    </w:rPr>
+  </w:style>
+  <w:style w:type="character" w:customStyle="1" w:styleId="FootnoteTextChar">
+    <w:name w:val="Footnote Text Char"/>
+    <w:basedOn w:val="DefaultParagraphFont"/>
+    <w:link w:val="FootnoteText"/>
+    <w:uiPriority w:val="99"/>
+    <w:semiHidden/>
+    <w:rsid w:val="003041F9"/>
+    <w:rPr>
+      <w:rFonts w:ascii="Tahoma" w:hAnsi="Tahoma"/>
+    </w:rPr>
+  </w:style>
+  <w:style w:type="character" w:customStyle="1" w:styleId="Heading2Char">
+    <w:name w:val="Heading 2 Char"/>
+    <w:basedOn w:val="DefaultParagraphFont"/>
+    <w:link w:val="Heading2"/>
+    <w:uiPriority w:val="9"/>
+    <w:semiHidden/>
+    <w:rsid w:val="003041F9"/>
+    <w:rPr>
+      <w:rFonts w:asciiTheme="majorHAnsi" w:eastAsiaTheme="majorEastAsia" w:hAnsiTheme="majorHAnsi" w:cstheme="majorBidi"/>
+      <w:color w:val="365F91" w:themeColor="accent1" w:themeShade="BF"/>
+      <w:sz w:val="26"/>
+      <w:szCs w:val="26"/>
+    </w:rPr>
+  </w:style>
+  <w:style w:type="character" w:customStyle="1" w:styleId="Heading3Char">
+    <w:name w:val="Heading 3 Char"/>
+    <w:basedOn w:val="DefaultParagraphFont"/>
+    <w:link w:val="Heading3"/>
+    <w:uiPriority w:val="9"/>
+    <w:semiHidden/>
+    <w:rsid w:val="003041F9"/>
+    <w:rPr>
+      <w:rFonts w:asciiTheme="majorHAnsi" w:eastAsiaTheme="majorEastAsia" w:hAnsiTheme="majorHAnsi" w:cstheme="majorBidi"/>
+      <w:color w:val="243F60" w:themeColor="accent1" w:themeShade="7F"/>
+      <w:sz w:val="24"/>
+      <w:szCs w:val="24"/>
+    </w:rPr>
+  </w:style>
+  <w:style w:type="character" w:customStyle="1" w:styleId="Heading4Char">
+    <w:name w:val="Heading 4 Char"/>
+    <w:basedOn w:val="DefaultParagraphFont"/>
+    <w:link w:val="Heading4"/>
+    <w:uiPriority w:val="9"/>
+    <w:semiHidden/>
+    <w:rsid w:val="003041F9"/>
+    <w:rPr>
+      <w:rFonts w:asciiTheme="majorHAnsi" w:eastAsiaTheme="majorEastAsia" w:hAnsiTheme="majorHAnsi" w:cstheme="majorBidi"/>
+      <w:i/>
+      <w:iCs/>
+      <w:color w:val="365F91" w:themeColor="accent1" w:themeShade="BF"/>
+      <w:sz w:val="24"/>
+      <w:szCs w:val="22"/>
+    </w:rPr>
+  </w:style>
+  <w:style w:type="character" w:customStyle="1" w:styleId="Heading5Char">
+    <w:name w:val="Heading 5 Char"/>
+    <w:basedOn w:val="DefaultParagraphFont"/>
+    <w:link w:val="Heading5"/>
+    <w:uiPriority w:val="9"/>
+    <w:semiHidden/>
+    <w:rsid w:val="003041F9"/>
+    <w:rPr>
+      <w:rFonts w:asciiTheme="majorHAnsi" w:eastAsiaTheme="majorEastAsia" w:hAnsiTheme="majorHAnsi" w:cstheme="majorBidi"/>
+      <w:color w:val="365F91" w:themeColor="accent1" w:themeShade="BF"/>
+      <w:sz w:val="24"/>
+      <w:szCs w:val="22"/>
+    </w:rPr>
+  </w:style>
+  <w:style w:type="character" w:customStyle="1" w:styleId="Heading6Char">
+    <w:name w:val="Heading 6 Char"/>
+    <w:basedOn w:val="DefaultParagraphFont"/>
+    <w:link w:val="Heading6"/>
+    <w:uiPriority w:val="9"/>
+    <w:semiHidden/>
+    <w:rsid w:val="003041F9"/>
+    <w:rPr>
+      <w:rFonts w:asciiTheme="majorHAnsi" w:eastAsiaTheme="majorEastAsia" w:hAnsiTheme="majorHAnsi" w:cstheme="majorBidi"/>
+      <w:color w:val="243F60" w:themeColor="accent1" w:themeShade="7F"/>
+      <w:sz w:val="24"/>
+      <w:szCs w:val="22"/>
+    </w:rPr>
+  </w:style>
+  <w:style w:type="character" w:customStyle="1" w:styleId="Heading7Char">
+    <w:name w:val="Heading 7 Char"/>
+    <w:basedOn w:val="DefaultParagraphFont"/>
+    <w:link w:val="Heading7"/>
+    <w:uiPriority w:val="9"/>
+    <w:semiHidden/>
+    <w:rsid w:val="003041F9"/>
+    <w:rPr>
+      <w:rFonts w:asciiTheme="majorHAnsi" w:eastAsiaTheme="majorEastAsia" w:hAnsiTheme="majorHAnsi" w:cstheme="majorBidi"/>
+      <w:i/>
+      <w:iCs/>
+      <w:color w:val="243F60" w:themeColor="accent1" w:themeShade="7F"/>
+      <w:sz w:val="24"/>
+      <w:szCs w:val="22"/>
+    </w:rPr>
+  </w:style>
+  <w:style w:type="character" w:customStyle="1" w:styleId="Heading8Char">
+    <w:name w:val="Heading 8 Char"/>
+    <w:basedOn w:val="DefaultParagraphFont"/>
+    <w:link w:val="Heading8"/>
+    <w:uiPriority w:val="9"/>
+    <w:semiHidden/>
+    <w:rsid w:val="003041F9"/>
+    <w:rPr>
+      <w:rFonts w:asciiTheme="majorHAnsi" w:eastAsiaTheme="majorEastAsia" w:hAnsiTheme="majorHAnsi" w:cstheme="majorBidi"/>
+      <w:color w:val="272727" w:themeColor="text1" w:themeTint="D8"/>
+      <w:sz w:val="21"/>
+      <w:szCs w:val="21"/>
+    </w:rPr>
+  </w:style>
+  <w:style w:type="character" w:customStyle="1" w:styleId="Heading9Char">
+    <w:name w:val="Heading 9 Char"/>
+    <w:basedOn w:val="DefaultParagraphFont"/>
+    <w:link w:val="Heading9"/>
+    <w:uiPriority w:val="9"/>
+    <w:semiHidden/>
+    <w:rsid w:val="003041F9"/>
+    <w:rPr>
+      <w:rFonts w:asciiTheme="majorHAnsi" w:eastAsiaTheme="majorEastAsia" w:hAnsiTheme="majorHAnsi" w:cstheme="majorBidi"/>
+      <w:i/>
+      <w:iCs/>
+      <w:color w:val="272727" w:themeColor="text1" w:themeTint="D8"/>
+      <w:sz w:val="21"/>
+      <w:szCs w:val="21"/>
+    </w:rPr>
+  </w:style>
+  <w:style w:type="paragraph" w:styleId="HTMLAddress">
+    <w:name w:val="HTML Address"/>
+    <w:basedOn w:val="Normal"/>
+    <w:link w:val="HTMLAddressChar"/>
+    <w:uiPriority w:val="99"/>
+    <w:semiHidden/>
+    <w:unhideWhenUsed/>
+    <w:rsid w:val="003041F9"/>
+    <w:pPr>
+      <w:spacing w:after="0" w:line="240" w:lineRule="auto"/>
+    </w:pPr>
+    <w:rPr>
+      <w:i/>
+      <w:iCs/>
+    </w:rPr>
+  </w:style>
+  <w:style w:type="character" w:customStyle="1" w:styleId="HTMLAddressChar">
+    <w:name w:val="HTML Address Char"/>
+    <w:basedOn w:val="DefaultParagraphFont"/>
+    <w:link w:val="HTMLAddress"/>
+    <w:uiPriority w:val="99"/>
+    <w:semiHidden/>
+    <w:rsid w:val="003041F9"/>
+    <w:rPr>
+      <w:rFonts w:ascii="Tahoma" w:hAnsi="Tahoma"/>
+      <w:i/>
+      <w:iCs/>
+      <w:sz w:val="24"/>
+      <w:szCs w:val="22"/>
+    </w:rPr>
+  </w:style>
+  <w:style w:type="paragraph" w:styleId="HTMLPreformatted">
+    <w:name w:val="HTML Preformatted"/>
+    <w:basedOn w:val="Normal"/>
+    <w:link w:val="HTMLPreformattedChar"/>
+    <w:uiPriority w:val="99"/>
+    <w:semiHidden/>
+    <w:unhideWhenUsed/>
+    <w:rsid w:val="003041F9"/>
+    <w:pPr>
+      <w:spacing w:after="0" w:line="240" w:lineRule="auto"/>
+    </w:pPr>
+    <w:rPr>
+      <w:rFonts w:ascii="Consolas" w:hAnsi="Consolas"/>
+      <w:sz w:val="20"/>
+      <w:szCs w:val="20"/>
+    </w:rPr>
+  </w:style>
+  <w:style w:type="character" w:customStyle="1" w:styleId="HTMLPreformattedChar">
+    <w:name w:val="HTML Preformatted Char"/>
+    <w:basedOn w:val="DefaultParagraphFont"/>
+    <w:link w:val="HTMLPreformatted"/>
+    <w:uiPriority w:val="99"/>
+    <w:semiHidden/>
+    <w:rsid w:val="003041F9"/>
+    <w:rPr>
+      <w:rFonts w:ascii="Consolas" w:hAnsi="Consolas"/>
+    </w:rPr>
+  </w:style>
+  <w:style w:type="paragraph" w:styleId="Index1">
+    <w:name w:val="index 1"/>
+    <w:basedOn w:val="Normal"/>
+    <w:next w:val="Normal"/>
+    <w:autoRedefine/>
+    <w:uiPriority w:val="99"/>
+    <w:semiHidden/>
+    <w:unhideWhenUsed/>
+    <w:rsid w:val="003041F9"/>
+    <w:pPr>
+      <w:spacing w:after="0" w:line="240" w:lineRule="auto"/>
+      <w:ind w:left="240" w:hanging="240"/>
+    </w:pPr>
+  </w:style>
+  <w:style w:type="paragraph" w:styleId="Index2">
+    <w:name w:val="index 2"/>
+    <w:basedOn w:val="Normal"/>
+    <w:next w:val="Normal"/>
+    <w:autoRedefine/>
+    <w:uiPriority w:val="99"/>
+    <w:semiHidden/>
+    <w:unhideWhenUsed/>
+    <w:rsid w:val="003041F9"/>
+    <w:pPr>
+      <w:spacing w:after="0" w:line="240" w:lineRule="auto"/>
+      <w:ind w:left="480" w:hanging="240"/>
+    </w:pPr>
+  </w:style>
+  <w:style w:type="paragraph" w:styleId="Index3">
+    <w:name w:val="index 3"/>
+    <w:basedOn w:val="Normal"/>
+    <w:next w:val="Normal"/>
+    <w:autoRedefine/>
+    <w:uiPriority w:val="99"/>
+    <w:semiHidden/>
+    <w:unhideWhenUsed/>
+    <w:rsid w:val="003041F9"/>
+    <w:pPr>
+      <w:spacing w:after="0" w:line="240" w:lineRule="auto"/>
+      <w:ind w:left="720" w:hanging="240"/>
+    </w:pPr>
+  </w:style>
+  <w:style w:type="paragraph" w:styleId="Index4">
+    <w:name w:val="index 4"/>
+    <w:basedOn w:val="Normal"/>
+    <w:next w:val="Normal"/>
+    <w:autoRedefine/>
+    <w:uiPriority w:val="99"/>
+    <w:semiHidden/>
+    <w:unhideWhenUsed/>
+    <w:rsid w:val="003041F9"/>
+    <w:pPr>
+      <w:spacing w:after="0" w:line="240" w:lineRule="auto"/>
+      <w:ind w:left="960" w:hanging="240"/>
+    </w:pPr>
+  </w:style>
+  <w:style w:type="paragraph" w:styleId="Index5">
+    <w:name w:val="index 5"/>
+    <w:basedOn w:val="Normal"/>
+    <w:next w:val="Normal"/>
+    <w:autoRedefine/>
+    <w:uiPriority w:val="99"/>
+    <w:semiHidden/>
+    <w:unhideWhenUsed/>
+    <w:rsid w:val="003041F9"/>
+    <w:pPr>
+      <w:spacing w:after="0" w:line="240" w:lineRule="auto"/>
+      <w:ind w:left="1200" w:hanging="240"/>
+    </w:pPr>
+  </w:style>
+  <w:style w:type="paragraph" w:styleId="Index6">
+    <w:name w:val="index 6"/>
+    <w:basedOn w:val="Normal"/>
+    <w:next w:val="Normal"/>
+    <w:autoRedefine/>
+    <w:uiPriority w:val="99"/>
+    <w:semiHidden/>
+    <w:unhideWhenUsed/>
+    <w:rsid w:val="003041F9"/>
+    <w:pPr>
+      <w:spacing w:after="0" w:line="240" w:lineRule="auto"/>
+      <w:ind w:left="1440" w:hanging="240"/>
+    </w:pPr>
+  </w:style>
+  <w:style w:type="paragraph" w:styleId="Index7">
+    <w:name w:val="index 7"/>
+    <w:basedOn w:val="Normal"/>
+    <w:next w:val="Normal"/>
+    <w:autoRedefine/>
+    <w:uiPriority w:val="99"/>
+    <w:semiHidden/>
+    <w:unhideWhenUsed/>
+    <w:rsid w:val="003041F9"/>
+    <w:pPr>
+      <w:spacing w:after="0" w:line="240" w:lineRule="auto"/>
+      <w:ind w:left="1680" w:hanging="240"/>
+    </w:pPr>
+  </w:style>
+  <w:style w:type="paragraph" w:styleId="Index8">
+    <w:name w:val="index 8"/>
+    <w:basedOn w:val="Normal"/>
+    <w:next w:val="Normal"/>
+    <w:autoRedefine/>
+    <w:uiPriority w:val="99"/>
+    <w:semiHidden/>
+    <w:unhideWhenUsed/>
+    <w:rsid w:val="003041F9"/>
+    <w:pPr>
+      <w:spacing w:after="0" w:line="240" w:lineRule="auto"/>
+      <w:ind w:left="1920" w:hanging="240"/>
+    </w:pPr>
+  </w:style>
+  <w:style w:type="paragraph" w:styleId="Index9">
+    <w:name w:val="index 9"/>
+    <w:basedOn w:val="Normal"/>
+    <w:next w:val="Normal"/>
+    <w:autoRedefine/>
+    <w:uiPriority w:val="99"/>
+    <w:semiHidden/>
+    <w:unhideWhenUsed/>
+    <w:rsid w:val="003041F9"/>
+    <w:pPr>
+      <w:spacing w:after="0" w:line="240" w:lineRule="auto"/>
+      <w:ind w:left="2160" w:hanging="240"/>
+    </w:pPr>
+  </w:style>
+  <w:style w:type="paragraph" w:styleId="IndexHeading">
+    <w:name w:val="index heading"/>
+    <w:basedOn w:val="Normal"/>
+    <w:next w:val="Index1"/>
+    <w:uiPriority w:val="99"/>
+    <w:semiHidden/>
+    <w:unhideWhenUsed/>
+    <w:rsid w:val="003041F9"/>
+    <w:rPr>
+      <w:rFonts w:asciiTheme="majorHAnsi" w:eastAsiaTheme="majorEastAsia" w:hAnsiTheme="majorHAnsi" w:cstheme="majorBidi"/>
+      <w:b/>
+      <w:bCs/>
+    </w:rPr>
+  </w:style>
+  <w:style w:type="paragraph" w:styleId="IntenseQuote">
+    <w:name w:val="Intense Quote"/>
+    <w:basedOn w:val="Normal"/>
+    <w:next w:val="Normal"/>
+    <w:link w:val="IntenseQuoteChar"/>
+    <w:uiPriority w:val="30"/>
+    <w:qFormat/>
+    <w:rsid w:val="003041F9"/>
+    <w:pPr>
+      <w:pBdr>
+        <w:top w:val="single" w:sz="4" w:space="10" w:color="4F81BD" w:themeColor="accent1"/>
+        <w:bottom w:val="single" w:sz="4" w:space="10" w:color="4F81BD" w:themeColor="accent1"/>
+      </w:pBdr>
+      <w:spacing w:before="360" w:after="360"/>
+      <w:ind w:left="864" w:right="864"/>
+      <w:jc w:val="center"/>
+    </w:pPr>
+    <w:rPr>
+      <w:i/>
+      <w:iCs/>
+      <w:color w:val="4F81BD" w:themeColor="accent1"/>
+    </w:rPr>
+  </w:style>
+  <w:style w:type="character" w:customStyle="1" w:styleId="IntenseQuoteChar">
+    <w:name w:val="Intense Quote Char"/>
+    <w:basedOn w:val="DefaultParagraphFont"/>
+    <w:link w:val="IntenseQuote"/>
+    <w:uiPriority w:val="30"/>
+    <w:rsid w:val="003041F9"/>
+    <w:rPr>
+      <w:rFonts w:ascii="Tahoma" w:hAnsi="Tahoma"/>
+      <w:i/>
+      <w:iCs/>
+      <w:color w:val="4F81BD" w:themeColor="accent1"/>
+      <w:sz w:val="24"/>
+      <w:szCs w:val="22"/>
+    </w:rPr>
+  </w:style>
+  <w:style w:type="paragraph" w:styleId="List">
+    <w:name w:val="List"/>
+    <w:basedOn w:val="Normal"/>
+    <w:uiPriority w:val="99"/>
+    <w:semiHidden/>
+    <w:unhideWhenUsed/>
+    <w:rsid w:val="003041F9"/>
+    <w:pPr>
+      <w:ind w:left="360" w:hanging="360"/>
+      <w:contextualSpacing/>
+    </w:pPr>
+  </w:style>
+  <w:style w:type="paragraph" w:styleId="List2">
+    <w:name w:val="List 2"/>
+    <w:basedOn w:val="Normal"/>
+    <w:uiPriority w:val="99"/>
+    <w:semiHidden/>
+    <w:unhideWhenUsed/>
+    <w:rsid w:val="003041F9"/>
+    <w:pPr>
+      <w:ind w:left="720" w:hanging="360"/>
+      <w:contextualSpacing/>
+    </w:pPr>
+  </w:style>
+  <w:style w:type="paragraph" w:styleId="List3">
+    <w:name w:val="List 3"/>
+    <w:basedOn w:val="Normal"/>
+    <w:uiPriority w:val="99"/>
+    <w:semiHidden/>
+    <w:unhideWhenUsed/>
+    <w:rsid w:val="003041F9"/>
+    <w:pPr>
+      <w:ind w:left="1080" w:hanging="360"/>
+      <w:contextualSpacing/>
+    </w:pPr>
+  </w:style>
+  <w:style w:type="paragraph" w:styleId="List4">
+    <w:name w:val="List 4"/>
+    <w:basedOn w:val="Normal"/>
+    <w:uiPriority w:val="99"/>
+    <w:semiHidden/>
+    <w:unhideWhenUsed/>
+    <w:rsid w:val="003041F9"/>
+    <w:pPr>
+      <w:ind w:left="1440" w:hanging="360"/>
+      <w:contextualSpacing/>
+    </w:pPr>
+  </w:style>
+  <w:style w:type="paragraph" w:styleId="List5">
+    <w:name w:val="List 5"/>
+    <w:basedOn w:val="Normal"/>
+    <w:uiPriority w:val="99"/>
+    <w:semiHidden/>
+    <w:unhideWhenUsed/>
+    <w:rsid w:val="003041F9"/>
+    <w:pPr>
+      <w:ind w:left="1800" w:hanging="360"/>
+      <w:contextualSpacing/>
+    </w:pPr>
+  </w:style>
+  <w:style w:type="paragraph" w:styleId="ListBullet">
+    <w:name w:val="List Bullet"/>
+    <w:basedOn w:val="Normal"/>
+    <w:uiPriority w:val="99"/>
+    <w:semiHidden/>
+    <w:unhideWhenUsed/>
+    <w:rsid w:val="003041F9"/>
+    <w:pPr>
+      <w:numPr>
+        <w:numId w:val="25"/>
+      </w:numPr>
+      <w:contextualSpacing/>
+    </w:pPr>
+  </w:style>
+  <w:style w:type="paragraph" w:styleId="ListBullet2">
+    <w:name w:val="List Bullet 2"/>
+    <w:basedOn w:val="Normal"/>
+    <w:uiPriority w:val="99"/>
+    <w:semiHidden/>
+    <w:unhideWhenUsed/>
+    <w:rsid w:val="003041F9"/>
+    <w:pPr>
+      <w:numPr>
+        <w:numId w:val="26"/>
+      </w:numPr>
+      <w:contextualSpacing/>
+    </w:pPr>
+  </w:style>
+  <w:style w:type="paragraph" w:styleId="ListBullet3">
+    <w:name w:val="List Bullet 3"/>
+    <w:basedOn w:val="Normal"/>
+    <w:uiPriority w:val="99"/>
+    <w:semiHidden/>
+    <w:unhideWhenUsed/>
+    <w:rsid w:val="003041F9"/>
+    <w:pPr>
+      <w:numPr>
+        <w:numId w:val="27"/>
+      </w:numPr>
+      <w:contextualSpacing/>
+    </w:pPr>
+  </w:style>
+  <w:style w:type="paragraph" w:styleId="ListBullet4">
+    <w:name w:val="List Bullet 4"/>
+    <w:basedOn w:val="Normal"/>
+    <w:uiPriority w:val="99"/>
+    <w:semiHidden/>
+    <w:unhideWhenUsed/>
+    <w:rsid w:val="003041F9"/>
+    <w:pPr>
+      <w:numPr>
+        <w:numId w:val="28"/>
+      </w:numPr>
+      <w:contextualSpacing/>
+    </w:pPr>
+  </w:style>
+  <w:style w:type="paragraph" w:styleId="ListBullet5">
+    <w:name w:val="List Bullet 5"/>
+    <w:basedOn w:val="Normal"/>
+    <w:uiPriority w:val="99"/>
+    <w:semiHidden/>
+    <w:unhideWhenUsed/>
+    <w:rsid w:val="003041F9"/>
+    <w:pPr>
+      <w:numPr>
+        <w:numId w:val="29"/>
+      </w:numPr>
+      <w:contextualSpacing/>
+    </w:pPr>
+  </w:style>
+  <w:style w:type="paragraph" w:styleId="ListContinue">
+    <w:name w:val="List Continue"/>
+    <w:basedOn w:val="Normal"/>
+    <w:uiPriority w:val="99"/>
+    <w:semiHidden/>
+    <w:unhideWhenUsed/>
+    <w:rsid w:val="003041F9"/>
+    <w:pPr>
+      <w:spacing w:after="120"/>
+      <w:ind w:left="360"/>
+      <w:contextualSpacing/>
+    </w:pPr>
+  </w:style>
+  <w:style w:type="paragraph" w:styleId="ListContinue2">
+    <w:name w:val="List Continue 2"/>
+    <w:basedOn w:val="Normal"/>
+    <w:uiPriority w:val="99"/>
+    <w:semiHidden/>
+    <w:unhideWhenUsed/>
+    <w:rsid w:val="003041F9"/>
+    <w:pPr>
+      <w:spacing w:after="120"/>
+      <w:ind w:left="720"/>
+      <w:contextualSpacing/>
+    </w:pPr>
+  </w:style>
+  <w:style w:type="paragraph" w:styleId="ListContinue3">
+    <w:name w:val="List Continue 3"/>
+    <w:basedOn w:val="Normal"/>
+    <w:uiPriority w:val="99"/>
+    <w:semiHidden/>
+    <w:unhideWhenUsed/>
+    <w:rsid w:val="003041F9"/>
+    <w:pPr>
+      <w:spacing w:after="120"/>
+      <w:ind w:left="1080"/>
+      <w:contextualSpacing/>
+    </w:pPr>
+  </w:style>
+  <w:style w:type="paragraph" w:styleId="ListContinue4">
+    <w:name w:val="List Continue 4"/>
+    <w:basedOn w:val="Normal"/>
+    <w:uiPriority w:val="99"/>
+    <w:semiHidden/>
+    <w:unhideWhenUsed/>
+    <w:rsid w:val="003041F9"/>
+    <w:pPr>
+      <w:spacing w:after="120"/>
+      <w:ind w:left="1440"/>
+      <w:contextualSpacing/>
+    </w:pPr>
+  </w:style>
+  <w:style w:type="paragraph" w:styleId="ListContinue5">
+    <w:name w:val="List Continue 5"/>
+    <w:basedOn w:val="Normal"/>
+    <w:uiPriority w:val="99"/>
+    <w:semiHidden/>
+    <w:unhideWhenUsed/>
+    <w:rsid w:val="003041F9"/>
+    <w:pPr>
+      <w:spacing w:after="120"/>
+      <w:ind w:left="1800"/>
+      <w:contextualSpacing/>
+    </w:pPr>
+  </w:style>
+  <w:style w:type="paragraph" w:styleId="ListNumber">
+    <w:name w:val="List Number"/>
+    <w:basedOn w:val="Normal"/>
+    <w:uiPriority w:val="99"/>
+    <w:semiHidden/>
+    <w:unhideWhenUsed/>
+    <w:rsid w:val="003041F9"/>
+    <w:pPr>
+      <w:numPr>
+        <w:numId w:val="30"/>
+      </w:numPr>
+      <w:contextualSpacing/>
+    </w:pPr>
+  </w:style>
+  <w:style w:type="paragraph" w:styleId="ListNumber2">
+    <w:name w:val="List Number 2"/>
+    <w:basedOn w:val="Normal"/>
+    <w:uiPriority w:val="99"/>
+    <w:semiHidden/>
+    <w:unhideWhenUsed/>
+    <w:rsid w:val="003041F9"/>
+    <w:pPr>
+      <w:numPr>
+        <w:numId w:val="31"/>
+      </w:numPr>
+      <w:contextualSpacing/>
+    </w:pPr>
+  </w:style>
+  <w:style w:type="paragraph" w:styleId="ListNumber3">
+    <w:name w:val="List Number 3"/>
+    <w:basedOn w:val="Normal"/>
+    <w:uiPriority w:val="99"/>
+    <w:semiHidden/>
+    <w:unhideWhenUsed/>
+    <w:rsid w:val="003041F9"/>
+    <w:pPr>
+      <w:numPr>
+        <w:numId w:val="32"/>
+      </w:numPr>
+      <w:contextualSpacing/>
+    </w:pPr>
+  </w:style>
+  <w:style w:type="paragraph" w:styleId="ListNumber4">
+    <w:name w:val="List Number 4"/>
+    <w:basedOn w:val="Normal"/>
+    <w:uiPriority w:val="99"/>
+    <w:semiHidden/>
+    <w:unhideWhenUsed/>
+    <w:rsid w:val="003041F9"/>
+    <w:pPr>
+      <w:numPr>
+        <w:numId w:val="33"/>
+      </w:numPr>
+      <w:contextualSpacing/>
+    </w:pPr>
+  </w:style>
+  <w:style w:type="paragraph" w:styleId="ListNumber5">
+    <w:name w:val="List Number 5"/>
+    <w:basedOn w:val="Normal"/>
+    <w:uiPriority w:val="99"/>
+    <w:semiHidden/>
+    <w:unhideWhenUsed/>
+    <w:rsid w:val="003041F9"/>
+    <w:pPr>
+      <w:numPr>
+        <w:numId w:val="34"/>
+      </w:numPr>
+      <w:contextualSpacing/>
+    </w:pPr>
+  </w:style>
+  <w:style w:type="paragraph" w:styleId="MacroText">
+    <w:name w:val="macro"/>
+    <w:link w:val="MacroTextChar"/>
+    <w:uiPriority w:val="99"/>
+    <w:semiHidden/>
+    <w:unhideWhenUsed/>
+    <w:rsid w:val="003041F9"/>
+    <w:pPr>
+      <w:tabs>
+        <w:tab w:val="left" w:pos="480"/>
+        <w:tab w:val="left" w:pos="960"/>
+        <w:tab w:val="left" w:pos="1440"/>
+        <w:tab w:val="left" w:pos="1920"/>
+        <w:tab w:val="left" w:pos="2400"/>
+        <w:tab w:val="left" w:pos="2880"/>
+        <w:tab w:val="left" w:pos="3360"/>
+        <w:tab w:val="left" w:pos="3840"/>
+        <w:tab w:val="left" w:pos="4320"/>
+      </w:tabs>
+      <w:spacing w:line="276" w:lineRule="auto"/>
+    </w:pPr>
+    <w:rPr>
+      <w:rFonts w:ascii="Consolas" w:hAnsi="Consolas"/>
+    </w:rPr>
+  </w:style>
+  <w:style w:type="character" w:customStyle="1" w:styleId="MacroTextChar">
+    <w:name w:val="Macro Text Char"/>
+    <w:basedOn w:val="DefaultParagraphFont"/>
+    <w:link w:val="MacroText"/>
+    <w:uiPriority w:val="99"/>
+    <w:semiHidden/>
+    <w:rsid w:val="003041F9"/>
+    <w:rPr>
+      <w:rFonts w:ascii="Consolas" w:hAnsi="Consolas"/>
+    </w:rPr>
+  </w:style>
+  <w:style w:type="paragraph" w:styleId="MessageHeader">
+    <w:name w:val="Message Header"/>
+    <w:basedOn w:val="Normal"/>
+    <w:link w:val="MessageHeaderChar"/>
+    <w:uiPriority w:val="99"/>
+    <w:semiHidden/>
+    <w:unhideWhenUsed/>
+    <w:rsid w:val="003041F9"/>
+    <w:pPr>
+      <w:pBdr>
+        <w:top w:val="single" w:sz="6" w:space="1" w:color="auto"/>
+        <w:left w:val="single" w:sz="6" w:space="1" w:color="auto"/>
+        <w:bottom w:val="single" w:sz="6" w:space="1" w:color="auto"/>
+        <w:right w:val="single" w:sz="6" w:space="1" w:color="auto"/>
+      </w:pBdr>
+      <w:shd w:val="pct20" w:color="auto" w:fill="auto"/>
+      <w:spacing w:after="0" w:line="240" w:lineRule="auto"/>
+      <w:ind w:left="1080" w:hanging="1080"/>
+    </w:pPr>
+    <w:rPr>
+      <w:rFonts w:asciiTheme="majorHAnsi" w:eastAsiaTheme="majorEastAsia" w:hAnsiTheme="majorHAnsi" w:cstheme="majorBidi"/>
+      <w:szCs w:val="24"/>
+    </w:rPr>
+  </w:style>
+  <w:style w:type="character" w:customStyle="1" w:styleId="MessageHeaderChar">
+    <w:name w:val="Message Header Char"/>
+    <w:basedOn w:val="DefaultParagraphFont"/>
+    <w:link w:val="MessageHeader"/>
+    <w:uiPriority w:val="99"/>
+    <w:semiHidden/>
+    <w:rsid w:val="003041F9"/>
+    <w:rPr>
+      <w:rFonts w:asciiTheme="majorHAnsi" w:eastAsiaTheme="majorEastAsia" w:hAnsiTheme="majorHAnsi" w:cstheme="majorBidi"/>
+      <w:sz w:val="24"/>
+      <w:szCs w:val="24"/>
+      <w:shd w:val="pct20" w:color="auto" w:fill="auto"/>
+    </w:rPr>
+  </w:style>
+  <w:style w:type="paragraph" w:styleId="NoSpacing">
+    <w:name w:val="No Spacing"/>
+    <w:uiPriority w:val="1"/>
+    <w:qFormat/>
+    <w:rsid w:val="003041F9"/>
+    <w:rPr>
+      <w:rFonts w:ascii="Tahoma" w:hAnsi="Tahoma"/>
+      <w:sz w:val="24"/>
+      <w:szCs w:val="22"/>
+    </w:rPr>
+  </w:style>
+  <w:style w:type="paragraph" w:styleId="NormalWeb">
+    <w:name w:val="Normal (Web)"/>
+    <w:basedOn w:val="Normal"/>
+    <w:uiPriority w:val="99"/>
+    <w:semiHidden/>
+    <w:unhideWhenUsed/>
+    <w:rsid w:val="003041F9"/>
+    <w:rPr>
+      <w:rFonts w:ascii="Times New Roman" w:hAnsi="Times New Roman"/>
+      <w:szCs w:val="24"/>
+    </w:rPr>
+  </w:style>
+  <w:style w:type="paragraph" w:styleId="NormalIndent">
+    <w:name w:val="Normal Indent"/>
+    <w:basedOn w:val="Normal"/>
+    <w:uiPriority w:val="99"/>
+    <w:semiHidden/>
+    <w:unhideWhenUsed/>
+    <w:rsid w:val="003041F9"/>
+    <w:pPr>
+      <w:ind w:left="720"/>
+    </w:pPr>
+  </w:style>
+  <w:style w:type="paragraph" w:styleId="NoteHeading">
+    <w:name w:val="Note Heading"/>
+    <w:basedOn w:val="Normal"/>
+    <w:next w:val="Normal"/>
+    <w:link w:val="NoteHeadingChar"/>
+    <w:uiPriority w:val="99"/>
+    <w:semiHidden/>
+    <w:unhideWhenUsed/>
+    <w:rsid w:val="003041F9"/>
+    <w:pPr>
+      <w:spacing w:after="0" w:line="240" w:lineRule="auto"/>
+    </w:pPr>
+  </w:style>
+  <w:style w:type="character" w:customStyle="1" w:styleId="NoteHeadingChar">
+    <w:name w:val="Note Heading Char"/>
+    <w:basedOn w:val="DefaultParagraphFont"/>
+    <w:link w:val="NoteHeading"/>
+    <w:uiPriority w:val="99"/>
+    <w:semiHidden/>
+    <w:rsid w:val="003041F9"/>
+    <w:rPr>
+      <w:rFonts w:ascii="Tahoma" w:hAnsi="Tahoma"/>
+      <w:sz w:val="24"/>
+      <w:szCs w:val="22"/>
+    </w:rPr>
+  </w:style>
+  <w:style w:type="paragraph" w:styleId="PlainText">
+    <w:name w:val="Plain Text"/>
+    <w:basedOn w:val="Normal"/>
+    <w:link w:val="PlainTextChar"/>
+    <w:uiPriority w:val="99"/>
+    <w:semiHidden/>
+    <w:unhideWhenUsed/>
+    <w:rsid w:val="003041F9"/>
+    <w:pPr>
+      <w:spacing w:after="0" w:line="240" w:lineRule="auto"/>
+    </w:pPr>
+    <w:rPr>
+      <w:rFonts w:ascii="Consolas" w:hAnsi="Consolas"/>
+      <w:sz w:val="21"/>
+      <w:szCs w:val="21"/>
+    </w:rPr>
+  </w:style>
+  <w:style w:type="character" w:customStyle="1" w:styleId="PlainTextChar">
+    <w:name w:val="Plain Text Char"/>
+    <w:basedOn w:val="DefaultParagraphFont"/>
+    <w:link w:val="PlainText"/>
+    <w:uiPriority w:val="99"/>
+    <w:semiHidden/>
+    <w:rsid w:val="003041F9"/>
+    <w:rPr>
+      <w:rFonts w:ascii="Consolas" w:hAnsi="Consolas"/>
+      <w:sz w:val="21"/>
+      <w:szCs w:val="21"/>
+    </w:rPr>
+  </w:style>
+  <w:style w:type="paragraph" w:styleId="Quote">
+    <w:name w:val="Quote"/>
+    <w:basedOn w:val="Normal"/>
+    <w:next w:val="Normal"/>
+    <w:link w:val="QuoteChar"/>
+    <w:uiPriority w:val="29"/>
+    <w:qFormat/>
+    <w:rsid w:val="003041F9"/>
+    <w:pPr>
+      <w:spacing w:before="200" w:after="160"/>
+      <w:ind w:left="864" w:right="864"/>
+      <w:jc w:val="center"/>
+    </w:pPr>
+    <w:rPr>
+      <w:i/>
+      <w:iCs/>
+      <w:color w:val="404040" w:themeColor="text1" w:themeTint="BF"/>
+    </w:rPr>
+  </w:style>
+  <w:style w:type="character" w:customStyle="1" w:styleId="QuoteChar">
+    <w:name w:val="Quote Char"/>
+    <w:basedOn w:val="DefaultParagraphFont"/>
+    <w:link w:val="Quote"/>
+    <w:uiPriority w:val="29"/>
+    <w:rsid w:val="003041F9"/>
+    <w:rPr>
+      <w:rFonts w:ascii="Tahoma" w:hAnsi="Tahoma"/>
+      <w:i/>
+      <w:iCs/>
+      <w:color w:val="404040" w:themeColor="text1" w:themeTint="BF"/>
+      <w:sz w:val="24"/>
+      <w:szCs w:val="22"/>
+    </w:rPr>
+  </w:style>
+  <w:style w:type="paragraph" w:styleId="Salutation">
+    <w:name w:val="Salutation"/>
+    <w:basedOn w:val="Normal"/>
+    <w:next w:val="Normal"/>
+    <w:link w:val="SalutationChar"/>
+    <w:uiPriority w:val="99"/>
+    <w:semiHidden/>
+    <w:unhideWhenUsed/>
+    <w:rsid w:val="003041F9"/>
+  </w:style>
+  <w:style w:type="character" w:customStyle="1" w:styleId="SalutationChar">
+    <w:name w:val="Salutation Char"/>
+    <w:basedOn w:val="DefaultParagraphFont"/>
+    <w:link w:val="Salutation"/>
+    <w:uiPriority w:val="99"/>
+    <w:semiHidden/>
+    <w:rsid w:val="003041F9"/>
+    <w:rPr>
+      <w:rFonts w:ascii="Tahoma" w:hAnsi="Tahoma"/>
+      <w:sz w:val="24"/>
+      <w:szCs w:val="22"/>
+    </w:rPr>
+  </w:style>
+  <w:style w:type="paragraph" w:styleId="Signature">
+    <w:name w:val="Signature"/>
+    <w:basedOn w:val="Normal"/>
+    <w:link w:val="SignatureChar"/>
+    <w:uiPriority w:val="99"/>
+    <w:semiHidden/>
+    <w:unhideWhenUsed/>
+    <w:rsid w:val="003041F9"/>
+    <w:pPr>
+      <w:spacing w:after="0" w:line="240" w:lineRule="auto"/>
+      <w:ind w:left="4320"/>
+    </w:pPr>
+  </w:style>
+  <w:style w:type="character" w:customStyle="1" w:styleId="SignatureChar">
+    <w:name w:val="Signature Char"/>
+    <w:basedOn w:val="DefaultParagraphFont"/>
+    <w:link w:val="Signature"/>
+    <w:uiPriority w:val="99"/>
+    <w:semiHidden/>
+    <w:rsid w:val="003041F9"/>
+    <w:rPr>
+      <w:rFonts w:ascii="Tahoma" w:hAnsi="Tahoma"/>
+      <w:sz w:val="24"/>
+      <w:szCs w:val="22"/>
+    </w:rPr>
+  </w:style>
+  <w:style w:type="paragraph" w:styleId="Subtitle">
+    <w:name w:val="Subtitle"/>
+    <w:basedOn w:val="Normal"/>
+    <w:next w:val="Normal"/>
+    <w:link w:val="SubtitleChar"/>
+    <w:uiPriority w:val="11"/>
+    <w:qFormat/>
+    <w:rsid w:val="003041F9"/>
+    <w:pPr>
+      <w:numPr>
+        <w:ilvl w:val="1"/>
+      </w:numPr>
+      <w:spacing w:after="160"/>
+    </w:pPr>
+    <w:rPr>
+      <w:rFonts w:asciiTheme="minorHAnsi" w:eastAsiaTheme="minorEastAsia" w:hAnsiTheme="minorHAnsi" w:cstheme="minorBidi"/>
+      <w:color w:val="5A5A5A" w:themeColor="text1" w:themeTint="A5"/>
+      <w:spacing w:val="15"/>
+      <w:sz w:val="22"/>
+    </w:rPr>
+  </w:style>
+  <w:style w:type="character" w:customStyle="1" w:styleId="SubtitleChar">
+    <w:name w:val="Subtitle Char"/>
+    <w:basedOn w:val="DefaultParagraphFont"/>
+    <w:link w:val="Subtitle"/>
+    <w:uiPriority w:val="11"/>
+    <w:rsid w:val="003041F9"/>
+    <w:rPr>
+      <w:rFonts w:asciiTheme="minorHAnsi" w:eastAsiaTheme="minorEastAsia" w:hAnsiTheme="minorHAnsi" w:cstheme="minorBidi"/>
+      <w:color w:val="5A5A5A" w:themeColor="text1" w:themeTint="A5"/>
+      <w:spacing w:val="15"/>
+      <w:sz w:val="22"/>
+      <w:szCs w:val="22"/>
+    </w:rPr>
+  </w:style>
+  <w:style w:type="paragraph" w:styleId="TableofAuthorities">
+    <w:name w:val="table of authorities"/>
+    <w:basedOn w:val="Normal"/>
+    <w:next w:val="Normal"/>
+    <w:uiPriority w:val="99"/>
+    <w:semiHidden/>
+    <w:unhideWhenUsed/>
+    <w:rsid w:val="003041F9"/>
+    <w:pPr>
+      <w:spacing w:after="0"/>
+      <w:ind w:left="240" w:hanging="240"/>
+    </w:pPr>
+  </w:style>
+  <w:style w:type="paragraph" w:styleId="TableofFigures">
+    <w:name w:val="table of figures"/>
+    <w:basedOn w:val="Normal"/>
+    <w:next w:val="Normal"/>
+    <w:uiPriority w:val="99"/>
+    <w:semiHidden/>
+    <w:unhideWhenUsed/>
+    <w:rsid w:val="003041F9"/>
+    <w:pPr>
+      <w:spacing w:after="0"/>
+    </w:pPr>
+  </w:style>
+  <w:style w:type="paragraph" w:styleId="Title">
+    <w:name w:val="Title"/>
+    <w:basedOn w:val="Normal"/>
+    <w:next w:val="Normal"/>
+    <w:link w:val="TitleChar"/>
+    <w:uiPriority w:val="10"/>
+    <w:qFormat/>
+    <w:rsid w:val="003041F9"/>
+    <w:pPr>
+      <w:spacing w:after="0" w:line="240" w:lineRule="auto"/>
+      <w:contextualSpacing/>
+    </w:pPr>
+    <w:rPr>
+      <w:rFonts w:asciiTheme="majorHAnsi" w:eastAsiaTheme="majorEastAsia" w:hAnsiTheme="majorHAnsi" w:cstheme="majorBidi"/>
+      <w:spacing w:val="-10"/>
+      <w:kern w:val="28"/>
+      <w:sz w:val="56"/>
+      <w:szCs w:val="56"/>
+    </w:rPr>
+  </w:style>
+  <w:style w:type="character" w:customStyle="1" w:styleId="TitleChar">
+    <w:name w:val="Title Char"/>
+    <w:basedOn w:val="DefaultParagraphFont"/>
+    <w:link w:val="Title"/>
+    <w:uiPriority w:val="10"/>
+    <w:rsid w:val="003041F9"/>
+    <w:rPr>
+      <w:rFonts w:asciiTheme="majorHAnsi" w:eastAsiaTheme="majorEastAsia" w:hAnsiTheme="majorHAnsi" w:cstheme="majorBidi"/>
+      <w:spacing w:val="-10"/>
+      <w:kern w:val="28"/>
+      <w:sz w:val="56"/>
+      <w:szCs w:val="56"/>
+    </w:rPr>
+  </w:style>
+  <w:style w:type="paragraph" w:styleId="TOAHeading">
+    <w:name w:val="toa heading"/>
+    <w:basedOn w:val="Normal"/>
+    <w:next w:val="Normal"/>
+    <w:uiPriority w:val="99"/>
+    <w:semiHidden/>
+    <w:unhideWhenUsed/>
+    <w:rsid w:val="003041F9"/>
+    <w:pPr>
+      <w:spacing w:before="120"/>
+    </w:pPr>
+    <w:rPr>
+      <w:rFonts w:asciiTheme="majorHAnsi" w:eastAsiaTheme="majorEastAsia" w:hAnsiTheme="majorHAnsi" w:cstheme="majorBidi"/>
+      <w:b/>
+      <w:bCs/>
+      <w:szCs w:val="24"/>
+    </w:rPr>
+  </w:style>
+  <w:style w:type="paragraph" w:styleId="TOC1">
+    <w:name w:val="toc 1"/>
+    <w:basedOn w:val="Normal"/>
+    <w:next w:val="Normal"/>
+    <w:autoRedefine/>
+    <w:uiPriority w:val="39"/>
+    <w:semiHidden/>
+    <w:unhideWhenUsed/>
+    <w:rsid w:val="003041F9"/>
+    <w:pPr>
+      <w:spacing w:after="100"/>
+    </w:pPr>
+  </w:style>
+  <w:style w:type="paragraph" w:styleId="TOC2">
+    <w:name w:val="toc 2"/>
+    <w:basedOn w:val="Normal"/>
+    <w:next w:val="Normal"/>
+    <w:autoRedefine/>
+    <w:uiPriority w:val="39"/>
+    <w:semiHidden/>
+    <w:unhideWhenUsed/>
+    <w:rsid w:val="003041F9"/>
+    <w:pPr>
+      <w:spacing w:after="100"/>
+      <w:ind w:left="240"/>
+    </w:pPr>
+  </w:style>
+  <w:style w:type="paragraph" w:styleId="TOC3">
+    <w:name w:val="toc 3"/>
+    <w:basedOn w:val="Normal"/>
+    <w:next w:val="Normal"/>
+    <w:autoRedefine/>
+    <w:uiPriority w:val="39"/>
+    <w:semiHidden/>
+    <w:unhideWhenUsed/>
+    <w:rsid w:val="003041F9"/>
+    <w:pPr>
+      <w:spacing w:after="100"/>
+      <w:ind w:left="480"/>
+    </w:pPr>
+  </w:style>
+  <w:style w:type="paragraph" w:styleId="TOC4">
+    <w:name w:val="toc 4"/>
+    <w:basedOn w:val="Normal"/>
+    <w:next w:val="Normal"/>
+    <w:autoRedefine/>
+    <w:uiPriority w:val="39"/>
+    <w:semiHidden/>
+    <w:unhideWhenUsed/>
+    <w:rsid w:val="003041F9"/>
+    <w:pPr>
+      <w:spacing w:after="100"/>
+      <w:ind w:left="720"/>
+    </w:pPr>
+  </w:style>
+  <w:style w:type="paragraph" w:styleId="TOC5">
+    <w:name w:val="toc 5"/>
+    <w:basedOn w:val="Normal"/>
+    <w:next w:val="Normal"/>
+    <w:autoRedefine/>
+    <w:uiPriority w:val="39"/>
+    <w:semiHidden/>
+    <w:unhideWhenUsed/>
+    <w:rsid w:val="003041F9"/>
+    <w:pPr>
+      <w:spacing w:after="100"/>
+      <w:ind w:left="960"/>
+    </w:pPr>
+  </w:style>
+  <w:style w:type="paragraph" w:styleId="TOC6">
+    <w:name w:val="toc 6"/>
+    <w:basedOn w:val="Normal"/>
+    <w:next w:val="Normal"/>
+    <w:autoRedefine/>
+    <w:uiPriority w:val="39"/>
+    <w:semiHidden/>
+    <w:unhideWhenUsed/>
+    <w:rsid w:val="003041F9"/>
+    <w:pPr>
+      <w:spacing w:after="100"/>
+      <w:ind w:left="1200"/>
+    </w:pPr>
+  </w:style>
+  <w:style w:type="paragraph" w:styleId="TOC7">
+    <w:name w:val="toc 7"/>
+    <w:basedOn w:val="Normal"/>
+    <w:next w:val="Normal"/>
+    <w:autoRedefine/>
+    <w:uiPriority w:val="39"/>
+    <w:semiHidden/>
+    <w:unhideWhenUsed/>
+    <w:rsid w:val="003041F9"/>
+    <w:pPr>
+      <w:spacing w:after="100"/>
+      <w:ind w:left="1440"/>
+    </w:pPr>
+  </w:style>
+  <w:style w:type="paragraph" w:styleId="TOC8">
+    <w:name w:val="toc 8"/>
+    <w:basedOn w:val="Normal"/>
+    <w:next w:val="Normal"/>
+    <w:autoRedefine/>
+    <w:uiPriority w:val="39"/>
+    <w:semiHidden/>
+    <w:unhideWhenUsed/>
+    <w:rsid w:val="003041F9"/>
+    <w:pPr>
+      <w:spacing w:after="100"/>
+      <w:ind w:left="1680"/>
+    </w:pPr>
+  </w:style>
+  <w:style w:type="paragraph" w:styleId="TOC9">
+    <w:name w:val="toc 9"/>
+    <w:basedOn w:val="Normal"/>
+    <w:next w:val="Normal"/>
+    <w:autoRedefine/>
+    <w:uiPriority w:val="39"/>
+    <w:semiHidden/>
+    <w:unhideWhenUsed/>
+    <w:rsid w:val="003041F9"/>
+    <w:pPr>
+      <w:spacing w:after="100"/>
+      <w:ind w:left="1920"/>
+    </w:pPr>
+  </w:style>
+  <w:style w:type="paragraph" w:styleId="TOCHeading">
+    <w:name w:val="TOC Heading"/>
+    <w:basedOn w:val="Heading1"/>
+    <w:next w:val="Normal"/>
+    <w:uiPriority w:val="39"/>
+    <w:semiHidden/>
+    <w:unhideWhenUsed/>
+    <w:qFormat/>
+    <w:rsid w:val="003041F9"/>
+    <w:pPr>
+      <w:keepLines/>
+      <w:spacing w:before="240" w:line="276" w:lineRule="auto"/>
+      <w:ind w:left="0"/>
+      <w:outlineLvl w:val="9"/>
+    </w:pPr>
+    <w:rPr>
+      <w:rFonts w:asciiTheme="majorHAnsi" w:eastAsiaTheme="majorEastAsia" w:hAnsiTheme="majorHAnsi" w:cstheme="majorBidi"/>
+      <w:b w:val="0"/>
+      <w:color w:val="365F91" w:themeColor="accent1" w:themeShade="BF"/>
+      <w:sz w:val="32"/>
+      <w:szCs w:val="32"/>
     </w:rPr>
   </w:style>
 </w:styles>
@@ -34326,6 +37168,10 @@
 </file>
 
 <file path=customXml/item1.xml><?xml version="1.0" encoding="utf-8"?>
+<b:Sources xmlns:b="http://schemas.openxmlformats.org/officeDocument/2006/bibliography" xmlns="http://schemas.openxmlformats.org/officeDocument/2006/bibliography" SelectedStyle="\APA.XSL" StyleName="APA"/>
+</file>
+
+<file path=customXml/item2.xml><?xml version="1.0" encoding="utf-8"?>
 <?mso-contentType ?>
 <FormTemplates xmlns="http://schemas.microsoft.com/sharepoint/v3/contenttype/forms">
   <Display>DocumentLibraryForm</Display>
@@ -34334,7 +37180,7 @@
 </FormTemplates>
 </file>
 
-<file path=customXml/item2.xml><?xml version="1.0" encoding="utf-8"?>
+<file path=customXml/item3.xml><?xml version="1.0" encoding="utf-8"?>
 <p:properties xmlns:p="http://schemas.microsoft.com/office/2006/metadata/properties" xmlns:xsi="http://www.w3.org/2001/XMLSchema-instance" xmlns:pc="http://schemas.microsoft.com/office/infopath/2007/PartnerControls">
   <documentManagement>
     <note xmlns="785685f2-c2e1-4352-89aa-3faca8eaba52" xsi:nil="true"/>
@@ -34346,7 +37192,7 @@
 </p:properties>
 </file>
 
-<file path=customXml/item3.xml><?xml version="1.0" encoding="utf-8"?>
+<file path=customXml/item4.xml><?xml version="1.0" encoding="utf-8"?>
 <ct:contentTypeSchema xmlns:ct="http://schemas.microsoft.com/office/2006/metadata/contentType" xmlns:ma="http://schemas.microsoft.com/office/2006/metadata/properties/metaAttributes" ct:_="" ma:_="" ma:contentTypeName="Document" ma:contentTypeID="0x01010061DC9A153AAEEE45BACE06E01F8272AC" ma:contentTypeVersion="15" ma:contentTypeDescription="Create a new document." ma:contentTypeScope="" ma:versionID="a862191c95c60b7093b325a67fb17510">
   <xsd:schema xmlns:xsd="http://www.w3.org/2001/XMLSchema" xmlns:xs="http://www.w3.org/2001/XMLSchema" xmlns:p="http://schemas.microsoft.com/office/2006/metadata/properties" xmlns:ns2="785685f2-c2e1-4352-89aa-3faca8eaba52" xmlns:ns3="5067c814-4b34-462c-a21d-c185ff6548d2" targetNamespace="http://schemas.microsoft.com/office/2006/metadata/properties" ma:root="true" ma:fieldsID="1b54c7e8e0cf3ca20ab28865eddead39" ns2:_="" ns3:_="">
     <xsd:import namespace="785685f2-c2e1-4352-89aa-3faca8eaba52"/>
@@ -34583,11 +37429,15 @@
 </ct:contentTypeSchema>
 </file>
 
-<file path=customXml/item4.xml><?xml version="1.0" encoding="utf-8"?>
-<b:Sources xmlns:b="http://schemas.openxmlformats.org/officeDocument/2006/bibliography" xmlns="http://schemas.openxmlformats.org/officeDocument/2006/bibliography" SelectedStyle="\APA.XSL" StyleName="APA"/>
+<file path=customXml/itemProps1.xml><?xml version="1.0" encoding="utf-8"?>
+<ds:datastoreItem xmlns:ds="http://schemas.openxmlformats.org/officeDocument/2006/customXml" ds:itemID="{EA7258C9-ED3C-4084-AAE5-931EE67E50EA}">
+  <ds:schemaRefs>
+    <ds:schemaRef ds:uri="http://schemas.openxmlformats.org/officeDocument/2006/bibliography"/>
+  </ds:schemaRefs>
+</ds:datastoreItem>
 </file>
 
-<file path=customXml/itemProps1.xml><?xml version="1.0" encoding="utf-8"?>
+<file path=customXml/itemProps2.xml><?xml version="1.0" encoding="utf-8"?>
 <ds:datastoreItem xmlns:ds="http://schemas.openxmlformats.org/officeDocument/2006/customXml" ds:itemID="{34775D82-4E7B-4CBD-94AC-CCE5FFEDB39D}">
   <ds:schemaRefs>
     <ds:schemaRef ds:uri="http://schemas.microsoft.com/sharepoint/v3/contenttype/forms"/>
@@ -34595,24 +37445,18 @@
 </ds:datastoreItem>
 </file>
 
-<file path=customXml/itemProps2.xml><?xml version="1.0" encoding="utf-8"?>
+<file path=customXml/itemProps3.xml><?xml version="1.0" encoding="utf-8"?>
 <ds:datastoreItem xmlns:ds="http://schemas.openxmlformats.org/officeDocument/2006/customXml" ds:itemID="{153147B9-3756-4984-90AF-14827999468A}">
   <ds:schemaRefs>
+    <ds:schemaRef ds:uri="http://schemas.microsoft.com/office/2006/metadata/properties"/>
+    <ds:schemaRef ds:uri="http://schemas.microsoft.com/office/infopath/2007/PartnerControls"/>
+    <ds:schemaRef ds:uri="785685f2-c2e1-4352-89aa-3faca8eaba52"/>
     <ds:schemaRef ds:uri="5067c814-4b34-462c-a21d-c185ff6548d2"/>
-    <ds:schemaRef ds:uri="http://schemas.microsoft.com/office/2006/documentManagement/types"/>
-    <ds:schemaRef ds:uri="785685f2-c2e1-4352-89aa-3faca8eaba52"/>
-    <ds:schemaRef ds:uri="http://purl.org/dc/elements/1.1/"/>
-    <ds:schemaRef ds:uri="http://schemas.microsoft.com/office/infopath/2007/PartnerControls"/>
-    <ds:schemaRef ds:uri="http://purl.org/dc/terms/"/>
-    <ds:schemaRef ds:uri="http://schemas.microsoft.com/office/2006/metadata/properties"/>
-    <ds:schemaRef ds:uri="http://schemas.openxmlformats.org/package/2006/metadata/core-properties"/>
-    <ds:schemaRef ds:uri="http://www.w3.org/XML/1998/namespace"/>
-    <ds:schemaRef ds:uri="http://purl.org/dc/dcmitype/"/>
   </ds:schemaRefs>
 </ds:datastoreItem>
 </file>
 
-<file path=customXml/itemProps3.xml><?xml version="1.0" encoding="utf-8"?>
+<file path=customXml/itemProps4.xml><?xml version="1.0" encoding="utf-8"?>
 <ds:datastoreItem xmlns:ds="http://schemas.openxmlformats.org/officeDocument/2006/customXml" ds:itemID="{546440D0-A2D8-40B3-BD59-45249BEF7FAD}">
   <ds:schemaRefs>
     <ds:schemaRef ds:uri="http://schemas.microsoft.com/office/2006/metadata/contentType"/>
@@ -34629,12 +37473,4 @@
     <ds:schemaRef ds:uri="http://schemas.microsoft.com/internal/obd"/>
   </ds:schemaRefs>
 </ds:datastoreItem>
-</file>
-
-<file path=customXml/itemProps4.xml><?xml version="1.0" encoding="utf-8"?>
-<ds:datastoreItem xmlns:ds="http://schemas.openxmlformats.org/officeDocument/2006/customXml" ds:itemID="{EA7258C9-ED3C-4084-AAE5-931EE67E50EA}">
-  <ds:schemaRefs>
-    <ds:schemaRef ds:uri="http://schemas.openxmlformats.org/officeDocument/2006/bibliography"/>
-  </ds:schemaRefs>
-</ds:datastoreItem>
 </file>